--- a/Heart-Disease-Prediction/HeartDiseaseReport.docx
+++ b/Heart-Disease-Prediction/HeartDiseaseReport.docx
@@ -5,11 +5,12 @@
     <w:p>
       <w:pPr>
         <w:pStyle w:val="Heading1"/>
-        <w:jc w:val="center"/>
         <w:rPr>
           <w:rFonts w:ascii="Bookman Old Style" w:hAnsi="Bookman Old Style"/>
           <w:b/>
           <w:bCs/>
+          <w:sz w:val="48"/>
+          <w:szCs w:val="48"/>
         </w:rPr>
       </w:pPr>
       <w:r>
@@ -17,18 +18,27 @@
           <w:rFonts w:ascii="Bookman Old Style" w:hAnsi="Bookman Old Style"/>
           <w:b/>
           <w:bCs/>
+          <w:sz w:val="48"/>
+          <w:szCs w:val="48"/>
         </w:rPr>
         <w:t>Heart Disease Prediction Using ML</w:t>
       </w:r>
     </w:p>
-    <w:p/>
+    <w:p>
+      <w:pPr>
+        <w:rPr>
+          <w:sz w:val="32"/>
+          <w:szCs w:val="32"/>
+        </w:rPr>
+      </w:pPr>
+    </w:p>
     <w:p>
       <w:pPr>
         <w:spacing w:line="240" w:lineRule="auto"/>
         <w:rPr>
           <w:rFonts w:ascii="Bookman Old Style" w:hAnsi="Bookman Old Style"/>
-          <w:sz w:val="28"/>
-          <w:szCs w:val="28"/>
+          <w:sz w:val="32"/>
+          <w:szCs w:val="32"/>
         </w:rPr>
       </w:pPr>
       <w:r>
@@ -36,53 +46,97 @@
           <w:rFonts w:ascii="Bookman Old Style" w:hAnsi="Bookman Old Style"/>
           <w:b/>
           <w:bCs/>
-          <w:sz w:val="28"/>
-          <w:szCs w:val="28"/>
-        </w:rPr>
-        <w:t xml:space="preserve">Submitted </w:t>
-      </w:r>
-      <w:proofErr w:type="gramStart"/>
+          <w:sz w:val="32"/>
+          <w:szCs w:val="32"/>
+        </w:rPr>
+        <w:t xml:space="preserve">Submitted By : </w:t>
+      </w:r>
+      <w:r>
+        <w:rPr>
+          <w:rFonts w:ascii="Bookman Old Style" w:hAnsi="Bookman Old Style"/>
+          <w:sz w:val="32"/>
+          <w:szCs w:val="32"/>
+        </w:rPr>
+        <w:t>Rhyma Jilani</w:t>
+      </w:r>
+    </w:p>
+    <w:p>
+      <w:pPr>
+        <w:spacing w:line="240" w:lineRule="auto"/>
+        <w:rPr>
+          <w:rFonts w:ascii="Bookman Old Style" w:hAnsi="Bookman Old Style"/>
+          <w:sz w:val="32"/>
+          <w:szCs w:val="32"/>
+        </w:rPr>
+      </w:pPr>
       <w:r>
         <w:rPr>
           <w:rFonts w:ascii="Bookman Old Style" w:hAnsi="Bookman Old Style"/>
           <w:b/>
           <w:bCs/>
-          <w:sz w:val="28"/>
-          <w:szCs w:val="28"/>
-        </w:rPr>
-        <w:t>By :</w:t>
-      </w:r>
-      <w:proofErr w:type="gramEnd"/>
+          <w:sz w:val="32"/>
+          <w:szCs w:val="32"/>
+        </w:rPr>
+        <w:t xml:space="preserve">Organisation : </w:t>
+      </w:r>
+      <w:r>
+        <w:rPr>
+          <w:rFonts w:ascii="Bookman Old Style" w:hAnsi="Bookman Old Style"/>
+          <w:sz w:val="32"/>
+          <w:szCs w:val="32"/>
+        </w:rPr>
+        <w:t>Naviotech Solutions Pvt. Ltd.</w:t>
+      </w:r>
+    </w:p>
+    <w:p>
+      <w:pPr>
+        <w:spacing w:line="240" w:lineRule="auto"/>
+        <w:rPr>
+          <w:rFonts w:ascii="Bookman Old Style" w:hAnsi="Bookman Old Style"/>
+          <w:sz w:val="32"/>
+          <w:szCs w:val="32"/>
+        </w:rPr>
+      </w:pPr>
       <w:r>
         <w:rPr>
           <w:rFonts w:ascii="Bookman Old Style" w:hAnsi="Bookman Old Style"/>
           <w:b/>
           <w:bCs/>
-          <w:sz w:val="28"/>
-          <w:szCs w:val="28"/>
-        </w:rPr>
-        <w:t xml:space="preserve"> </w:t>
-      </w:r>
-      <w:r>
-        <w:rPr>
-          <w:rFonts w:ascii="Bookman Old Style" w:hAnsi="Bookman Old Style"/>
-          <w:sz w:val="28"/>
-          <w:szCs w:val="28"/>
-        </w:rPr>
-        <w:t>Rhyma Jilani</w:t>
-      </w:r>
-    </w:p>
-    <w:p>
-      <w:pPr>
-        <w:spacing w:line="240" w:lineRule="auto"/>
-        <w:rPr>
-          <w:rFonts w:ascii="Bookman Old Style" w:hAnsi="Bookman Old Style"/>
-          <w:sz w:val="28"/>
-          <w:szCs w:val="28"/>
-        </w:rPr>
-      </w:pPr>
-      <w:proofErr w:type="gramStart"/>
-      <w:r>
+          <w:sz w:val="32"/>
+          <w:szCs w:val="32"/>
+        </w:rPr>
+        <w:t>Date</w:t>
+      </w:r>
+      <w:r>
+        <w:rPr>
+          <w:rFonts w:ascii="Bookman Old Style" w:hAnsi="Bookman Old Style"/>
+          <w:sz w:val="32"/>
+          <w:szCs w:val="32"/>
+        </w:rPr>
+        <w:t xml:space="preserve"> : 25 March, 2026</w:t>
+      </w:r>
+    </w:p>
+    <w:p>
+      <w:pPr>
+        <w:spacing w:line="360" w:lineRule="auto"/>
+        <w:rPr>
+          <w:sz w:val="28"/>
+          <w:szCs w:val="28"/>
+        </w:rPr>
+      </w:pPr>
+    </w:p>
+    <w:p>
+      <w:pPr>
+        <w:spacing w:line="360" w:lineRule="auto"/>
+        <w:rPr>
+          <w:sz w:val="28"/>
+          <w:szCs w:val="28"/>
+        </w:rPr>
+      </w:pPr>
+    </w:p>
+    <w:p>
+      <w:pPr>
+        <w:spacing w:line="360" w:lineRule="auto"/>
         <w:rPr>
           <w:rFonts w:ascii="Bookman Old Style" w:hAnsi="Bookman Old Style"/>
           <w:b/>
@@ -90,9 +144,7 @@
           <w:sz w:val="28"/>
           <w:szCs w:val="28"/>
         </w:rPr>
-        <w:t>Organisation :</w:t>
-      </w:r>
-      <w:proofErr w:type="gramEnd"/>
+      </w:pPr>
       <w:r>
         <w:rPr>
           <w:rFonts w:ascii="Bookman Old Style" w:hAnsi="Bookman Old Style"/>
@@ -101,56 +153,95 @@
           <w:sz w:val="28"/>
           <w:szCs w:val="28"/>
         </w:rPr>
-        <w:t xml:space="preserve"> </w:t>
-      </w:r>
-      <w:proofErr w:type="spellStart"/>
-      <w:r>
-        <w:rPr>
-          <w:rFonts w:ascii="Bookman Old Style" w:hAnsi="Bookman Old Style"/>
-          <w:sz w:val="28"/>
-          <w:szCs w:val="28"/>
-        </w:rPr>
-        <w:t>Naviotech</w:t>
-      </w:r>
-      <w:proofErr w:type="spellEnd"/>
-      <w:r>
-        <w:rPr>
-          <w:rFonts w:ascii="Bookman Old Style" w:hAnsi="Bookman Old Style"/>
-          <w:sz w:val="28"/>
-          <w:szCs w:val="28"/>
-        </w:rPr>
-        <w:t xml:space="preserve"> Solutions </w:t>
-      </w:r>
-      <w:proofErr w:type="spellStart"/>
-      <w:r>
-        <w:rPr>
-          <w:rFonts w:ascii="Bookman Old Style" w:hAnsi="Bookman Old Style"/>
-          <w:sz w:val="28"/>
-          <w:szCs w:val="28"/>
-        </w:rPr>
-        <w:t>Pvt.</w:t>
-      </w:r>
-      <w:proofErr w:type="spellEnd"/>
-      <w:r>
-        <w:rPr>
-          <w:rFonts w:ascii="Bookman Old Style" w:hAnsi="Bookman Old Style"/>
-          <w:sz w:val="28"/>
-          <w:szCs w:val="28"/>
-        </w:rPr>
-        <w:t xml:space="preserve"> Ltd.</w:t>
-      </w:r>
-    </w:p>
-    <w:p>
-      <w:pPr>
-        <w:spacing w:line="240" w:lineRule="auto"/>
-        <w:rPr>
-          <w:rFonts w:ascii="Bookman Old Style" w:hAnsi="Bookman Old Style"/>
-          <w:sz w:val="28"/>
-          <w:szCs w:val="28"/>
-        </w:rPr>
-      </w:pPr>
-      <w:proofErr w:type="gramStart"/>
-      <w:r>
+        <w:t>ABSTRACT</w:t>
+      </w:r>
+    </w:p>
+    <w:p>
+      <w:pPr>
+        <w:spacing w:line="360" w:lineRule="auto"/>
+        <w:rPr>
+          <w:rFonts w:ascii="Bookman Old Style" w:hAnsi="Bookman Old Style"/>
+          <w:sz w:val="28"/>
+          <w:szCs w:val="28"/>
+        </w:rPr>
+      </w:pPr>
+      <w:r>
+        <w:rPr>
+          <w:rFonts w:ascii="Bookman Old Style" w:hAnsi="Bookman Old Style"/>
+          <w:sz w:val="28"/>
+          <w:szCs w:val="28"/>
+        </w:rPr>
+        <w:t>Heart disease remains one of the most critical health issues globally and is responsible for a large number of deaths every year. Early detection of heart disease can significantly reduce complications and improve patient outcomes. In recent years, machine learning has emerged as a powerful tool in the healthcare sector for analyzing medical data and predicting diseases.</w:t>
+      </w:r>
+    </w:p>
+    <w:p>
+      <w:pPr>
+        <w:spacing w:line="360" w:lineRule="auto"/>
+        <w:rPr>
+          <w:rFonts w:ascii="Bookman Old Style" w:hAnsi="Bookman Old Style"/>
+          <w:sz w:val="28"/>
+          <w:szCs w:val="28"/>
+        </w:rPr>
+      </w:pPr>
+      <w:r>
+        <w:rPr>
+          <w:rFonts w:ascii="Bookman Old Style" w:hAnsi="Bookman Old Style"/>
+          <w:sz w:val="28"/>
+          <w:szCs w:val="28"/>
+        </w:rPr>
+        <w:t>This project focuses on developing a machine learning model that can predict whether a person is likely to have heart disease based on various medical attributes such as age, cholesterol level, blood pressure, and other related factors. The model identifies patterns in the dataset and provides predictions that can assist healthcare professionals in decision-making.</w:t>
+      </w:r>
+    </w:p>
+    <w:p>
+      <w:pPr>
+        <w:spacing w:line="360" w:lineRule="auto"/>
+        <w:rPr>
+          <w:rFonts w:ascii="Bookman Old Style" w:hAnsi="Bookman Old Style"/>
+          <w:sz w:val="28"/>
+          <w:szCs w:val="28"/>
+        </w:rPr>
+      </w:pPr>
+      <w:r>
+        <w:rPr>
+          <w:rFonts w:ascii="Bookman Old Style" w:hAnsi="Bookman Old Style"/>
+          <w:sz w:val="28"/>
+          <w:szCs w:val="28"/>
+        </w:rPr>
+        <w:t xml:space="preserve">The aim of this project is not only to build a predictive model but also to understand how machine learning can be applied in real-life healthcare scenarios. The results obtained from the model </w:t>
+      </w:r>
+      <w:r>
+        <w:rPr>
+          <w:rFonts w:ascii="Bookman Old Style" w:hAnsi="Bookman Old Style"/>
+          <w:sz w:val="28"/>
+          <w:szCs w:val="28"/>
+        </w:rPr>
+        <w:lastRenderedPageBreak/>
+        <w:t>show that machine learning can be effectively used for disease prediction and early diagnosis.</w:t>
+      </w:r>
+    </w:p>
+    <w:p>
+      <w:pPr>
+        <w:spacing w:line="360" w:lineRule="auto"/>
+        <w:rPr>
+          <w:rFonts w:ascii="Bookman Old Style" w:hAnsi="Bookman Old Style"/>
+          <w:sz w:val="28"/>
+          <w:szCs w:val="28"/>
+        </w:rPr>
+      </w:pPr>
+    </w:p>
+    <w:p>
+      <w:pPr>
+        <w:spacing w:line="360" w:lineRule="auto"/>
+        <w:rPr>
+          <w:rFonts w:ascii="Bookman Old Style" w:hAnsi="Bookman Old Style"/>
+          <w:sz w:val="28"/>
+          <w:szCs w:val="28"/>
+        </w:rPr>
+      </w:pPr>
+    </w:p>
+    <w:p>
+      <w:pPr>
+        <w:spacing w:line="360" w:lineRule="auto"/>
         <w:rPr>
           <w:rFonts w:ascii="Bookman Old Style" w:hAnsi="Bookman Old Style"/>
           <w:b/>
@@ -158,38 +249,8 @@
           <w:sz w:val="28"/>
           <w:szCs w:val="28"/>
         </w:rPr>
-        <w:t>Date</w:t>
-      </w:r>
-      <w:r>
-        <w:rPr>
-          <w:rFonts w:ascii="Bookman Old Style" w:hAnsi="Bookman Old Style"/>
-          <w:sz w:val="28"/>
-          <w:szCs w:val="28"/>
-        </w:rPr>
-        <w:t xml:space="preserve"> :</w:t>
-      </w:r>
-      <w:proofErr w:type="gramEnd"/>
-      <w:r>
-        <w:rPr>
-          <w:rFonts w:ascii="Bookman Old Style" w:hAnsi="Bookman Old Style"/>
-          <w:sz w:val="28"/>
-          <w:szCs w:val="28"/>
-        </w:rPr>
-        <w:t xml:space="preserve"> 25 March, 2026</w:t>
-      </w:r>
-    </w:p>
-    <w:p>
-      <w:pPr>
-        <w:spacing w:line="240" w:lineRule="auto"/>
-        <w:rPr>
-          <w:sz w:val="28"/>
-          <w:szCs w:val="28"/>
-        </w:rPr>
-      </w:pPr>
-    </w:p>
-    <w:p>
-      <w:pPr>
-        <w:spacing w:line="240" w:lineRule="auto"/>
+      </w:pPr>
+      <w:r>
         <w:rPr>
           <w:rFonts w:ascii="Bookman Old Style" w:hAnsi="Bookman Old Style"/>
           <w:b/>
@@ -197,8 +258,84 @@
           <w:sz w:val="28"/>
           <w:szCs w:val="28"/>
         </w:rPr>
-      </w:pPr>
-      <w:r>
+        <w:t>INTRODUCTION</w:t>
+      </w:r>
+    </w:p>
+    <w:p>
+      <w:pPr>
+        <w:spacing w:line="360" w:lineRule="auto"/>
+        <w:rPr>
+          <w:rFonts w:ascii="Bookman Old Style" w:hAnsi="Bookman Old Style"/>
+          <w:sz w:val="28"/>
+          <w:szCs w:val="28"/>
+        </w:rPr>
+      </w:pPr>
+      <w:r>
+        <w:rPr>
+          <w:rFonts w:ascii="Bookman Old Style" w:hAnsi="Bookman Old Style"/>
+          <w:sz w:val="28"/>
+          <w:szCs w:val="28"/>
+        </w:rPr>
+        <w:t>In the modern world, healthcare systems generate a large amount of data related to patients, treatments, and diagnoses. Analyzing this data manually can be time-consuming and inefficient. Machine learning provides a solution by automating the analysis process and identifying patterns within the data.</w:t>
+      </w:r>
+    </w:p>
+    <w:p>
+      <w:pPr>
+        <w:spacing w:line="360" w:lineRule="auto"/>
+        <w:rPr>
+          <w:rFonts w:ascii="Bookman Old Style" w:hAnsi="Bookman Old Style"/>
+          <w:sz w:val="28"/>
+          <w:szCs w:val="28"/>
+        </w:rPr>
+      </w:pPr>
+      <w:r>
+        <w:rPr>
+          <w:rFonts w:ascii="Bookman Old Style" w:hAnsi="Bookman Old Style"/>
+          <w:sz w:val="28"/>
+          <w:szCs w:val="28"/>
+        </w:rPr>
+        <w:t>Heart disease is one of the leading causes of death worldwide. It often develops gradually and may not show noticeable symptoms in the early stages. As a result, many patients are diagnosed only after the disease has progressed significantly. Early detection is therefore essential for reducing mortality rates and improving treatment outcomes.</w:t>
+      </w:r>
+    </w:p>
+    <w:p>
+      <w:pPr>
+        <w:spacing w:line="360" w:lineRule="auto"/>
+        <w:rPr>
+          <w:rFonts w:ascii="Bookman Old Style" w:hAnsi="Bookman Old Style"/>
+          <w:sz w:val="28"/>
+          <w:szCs w:val="28"/>
+        </w:rPr>
+      </w:pPr>
+      <w:r>
+        <w:rPr>
+          <w:rFonts w:ascii="Bookman Old Style" w:hAnsi="Bookman Old Style"/>
+          <w:sz w:val="28"/>
+          <w:szCs w:val="28"/>
+        </w:rPr>
+        <w:t>Machine learning models can analyze patient data and predict the likelihood of heart disease based on various risk factors. These models can assist doctors in making better decisions and provide an additional layer of support in diagnosis.</w:t>
+      </w:r>
+    </w:p>
+    <w:p>
+      <w:pPr>
+        <w:spacing w:line="360" w:lineRule="auto"/>
+        <w:rPr>
+          <w:rFonts w:ascii="Bookman Old Style" w:hAnsi="Bookman Old Style"/>
+          <w:sz w:val="28"/>
+          <w:szCs w:val="28"/>
+        </w:rPr>
+      </w:pPr>
+      <w:r>
+        <w:rPr>
+          <w:rFonts w:ascii="Bookman Old Style" w:hAnsi="Bookman Old Style"/>
+          <w:sz w:val="28"/>
+          <w:szCs w:val="28"/>
+        </w:rPr>
+        <w:t>This project focuses on building such a model using Logistic Regression. It involves collecting data, preprocessing it, training a model, and evaluating its performance. Through this project, I gained a better understanding of how machine learning techniques can be applied in healthcare and how data-driven approaches can help solve real-world problems.</w:t>
+      </w:r>
+    </w:p>
+    <w:p>
+      <w:pPr>
+        <w:spacing w:line="360" w:lineRule="auto"/>
         <w:rPr>
           <w:rFonts w:ascii="Bookman Old Style" w:hAnsi="Bookman Old Style"/>
           <w:b/>
@@ -206,56 +343,8 @@
           <w:sz w:val="28"/>
           <w:szCs w:val="28"/>
         </w:rPr>
-        <w:t>ABSTRACT</w:t>
-      </w:r>
-    </w:p>
-    <w:p>
-      <w:pPr>
-        <w:spacing w:line="240" w:lineRule="auto"/>
-        <w:rPr>
-          <w:rFonts w:ascii="Bookman Old Style" w:hAnsi="Bookman Old Style"/>
-          <w:sz w:val="28"/>
-          <w:szCs w:val="28"/>
-        </w:rPr>
-      </w:pPr>
-      <w:r>
-        <w:rPr>
-          <w:rFonts w:ascii="Bookman Old Style" w:hAnsi="Bookman Old Style"/>
-          <w:sz w:val="28"/>
-          <w:szCs w:val="28"/>
-        </w:rPr>
-        <w:t>Heart disease is one of the leading causes of death worldwide, and early detection plays a critical role in improving patient outcomes. In this project, a machine learning model is developed to predict whether a person is likely to have heart disease based on various medical parameters. By analy</w:t>
-      </w:r>
-      <w:r>
-        <w:rPr>
-          <w:rFonts w:ascii="Bookman Old Style" w:hAnsi="Bookman Old Style"/>
-          <w:sz w:val="28"/>
-          <w:szCs w:val="28"/>
-        </w:rPr>
-        <w:t>s</w:t>
-      </w:r>
-      <w:r>
-        <w:rPr>
-          <w:rFonts w:ascii="Bookman Old Style" w:hAnsi="Bookman Old Style"/>
-          <w:sz w:val="28"/>
-          <w:szCs w:val="28"/>
-        </w:rPr>
-        <w:t>ing patterns in patient data, the model provides predictions that can assist in early diagnosis. This project highlights how machine learning can be applied in healthcare to support better decision-making.</w:t>
-      </w:r>
-    </w:p>
-    <w:p>
-      <w:pPr>
-        <w:spacing w:line="240" w:lineRule="auto"/>
-        <w:rPr>
-          <w:rFonts w:ascii="Bookman Old Style" w:hAnsi="Bookman Old Style"/>
-          <w:sz w:val="28"/>
-          <w:szCs w:val="28"/>
-        </w:rPr>
-      </w:pPr>
-    </w:p>
-    <w:p>
-      <w:pPr>
-        <w:spacing w:line="240" w:lineRule="auto"/>
+      </w:pPr>
+      <w:r>
         <w:rPr>
           <w:rFonts w:ascii="Bookman Old Style" w:hAnsi="Bookman Old Style"/>
           <w:b/>
@@ -263,8 +352,123 @@
           <w:sz w:val="28"/>
           <w:szCs w:val="28"/>
         </w:rPr>
-      </w:pPr>
-      <w:r>
+        <w:lastRenderedPageBreak/>
+        <w:t>REVIEW</w:t>
+      </w:r>
+    </w:p>
+    <w:p>
+      <w:pPr>
+        <w:spacing w:line="360" w:lineRule="auto"/>
+        <w:rPr>
+          <w:rFonts w:ascii="Bookman Old Style" w:hAnsi="Bookman Old Style"/>
+          <w:sz w:val="28"/>
+          <w:szCs w:val="28"/>
+        </w:rPr>
+      </w:pPr>
+      <w:r>
+        <w:rPr>
+          <w:rFonts w:ascii="Bookman Old Style" w:hAnsi="Bookman Old Style"/>
+          <w:sz w:val="28"/>
+          <w:szCs w:val="28"/>
+        </w:rPr>
+        <w:t>Machine learning has been widely used in healthcare for disease prediction and diagnosis. Researchers have explored various algorithms such as Logistic Regression, Decision Trees, Random Forest, Support Vector Machines, and Neural Networks for predicting diseases.</w:t>
+      </w:r>
+    </w:p>
+    <w:p>
+      <w:pPr>
+        <w:spacing w:line="360" w:lineRule="auto"/>
+        <w:rPr>
+          <w:rFonts w:ascii="Bookman Old Style" w:hAnsi="Bookman Old Style"/>
+          <w:sz w:val="28"/>
+          <w:szCs w:val="28"/>
+        </w:rPr>
+      </w:pPr>
+      <w:r>
+        <w:rPr>
+          <w:rFonts w:ascii="Bookman Old Style" w:hAnsi="Bookman Old Style"/>
+          <w:sz w:val="28"/>
+          <w:szCs w:val="28"/>
+        </w:rPr>
+        <w:t>Several studies have shown that Logistic Regression is a reliable and efficient algorithm for binary classification problems. It is widely used in medical applications because of its simplicity and interpretability.</w:t>
+      </w:r>
+    </w:p>
+    <w:p>
+      <w:pPr>
+        <w:spacing w:line="360" w:lineRule="auto"/>
+        <w:rPr>
+          <w:rFonts w:ascii="Bookman Old Style" w:hAnsi="Bookman Old Style"/>
+          <w:sz w:val="28"/>
+          <w:szCs w:val="28"/>
+        </w:rPr>
+      </w:pPr>
+      <w:r>
+        <w:rPr>
+          <w:rFonts w:ascii="Bookman Old Style" w:hAnsi="Bookman Old Style"/>
+          <w:sz w:val="28"/>
+          <w:szCs w:val="28"/>
+        </w:rPr>
+        <w:t>The UCI Heart Disease dataset is one of the most commonly used datasets for research purposes. Many researchers have used this dataset to build predictive models and have achieved good accuracy.</w:t>
+      </w:r>
+    </w:p>
+    <w:p>
+      <w:pPr>
+        <w:spacing w:line="360" w:lineRule="auto"/>
+        <w:rPr>
+          <w:rFonts w:ascii="Bookman Old Style" w:hAnsi="Bookman Old Style"/>
+          <w:sz w:val="28"/>
+          <w:szCs w:val="28"/>
+        </w:rPr>
+      </w:pPr>
+      <w:r>
+        <w:rPr>
+          <w:rFonts w:ascii="Bookman Old Style" w:hAnsi="Bookman Old Style"/>
+          <w:sz w:val="28"/>
+          <w:szCs w:val="28"/>
+        </w:rPr>
+        <w:t>Other studies have also focused on improving prediction accuracy by using advanced techniques such as ensemble learning and deep learning. These approaches combine multiple models to improve performance.</w:t>
+      </w:r>
+    </w:p>
+    <w:p>
+      <w:pPr>
+        <w:spacing w:line="360" w:lineRule="auto"/>
+        <w:rPr>
+          <w:rFonts w:ascii="Bookman Old Style" w:hAnsi="Bookman Old Style"/>
+          <w:sz w:val="28"/>
+          <w:szCs w:val="28"/>
+        </w:rPr>
+      </w:pPr>
+      <w:r>
+        <w:rPr>
+          <w:rFonts w:ascii="Bookman Old Style" w:hAnsi="Bookman Old Style"/>
+          <w:sz w:val="28"/>
+          <w:szCs w:val="28"/>
+        </w:rPr>
+        <w:t>This project is based on similar research and uses Logistic Regression to build a predictive model. The results demonstrate that even simple algorithms can provide good performance when applied correctly.</w:t>
+      </w:r>
+    </w:p>
+    <w:p>
+      <w:pPr>
+        <w:spacing w:line="360" w:lineRule="auto"/>
+        <w:rPr>
+          <w:rFonts w:ascii="Bookman Old Style" w:hAnsi="Bookman Old Style"/>
+          <w:sz w:val="28"/>
+          <w:szCs w:val="28"/>
+        </w:rPr>
+      </w:pPr>
+    </w:p>
+    <w:p>
+      <w:pPr>
+        <w:spacing w:line="360" w:lineRule="auto"/>
+        <w:rPr>
+          <w:rFonts w:ascii="Bookman Old Style" w:hAnsi="Bookman Old Style"/>
+          <w:sz w:val="28"/>
+          <w:szCs w:val="28"/>
+        </w:rPr>
+      </w:pPr>
+    </w:p>
+    <w:p>
+      <w:pPr>
+        <w:spacing w:line="360" w:lineRule="auto"/>
         <w:rPr>
           <w:rFonts w:ascii="Bookman Old Style" w:hAnsi="Bookman Old Style"/>
           <w:b/>
@@ -272,92 +476,8 @@
           <w:sz w:val="28"/>
           <w:szCs w:val="28"/>
         </w:rPr>
-        <w:t>INTRODUCTION</w:t>
-      </w:r>
-    </w:p>
-    <w:p>
-      <w:pPr>
-        <w:spacing w:line="240" w:lineRule="auto"/>
-        <w:rPr>
-          <w:rFonts w:ascii="Bookman Old Style" w:hAnsi="Bookman Old Style"/>
-          <w:sz w:val="28"/>
-          <w:szCs w:val="28"/>
-        </w:rPr>
-      </w:pPr>
-      <w:r>
-        <w:rPr>
-          <w:rFonts w:ascii="Bookman Old Style" w:hAnsi="Bookman Old Style"/>
-          <w:sz w:val="28"/>
-          <w:szCs w:val="28"/>
-        </w:rPr>
-        <w:t>With the increasing availability of healthcare data, machine learning has become an important tool for predicting diseases. It allows us to analy</w:t>
-      </w:r>
-      <w:r>
-        <w:rPr>
-          <w:rFonts w:ascii="Bookman Old Style" w:hAnsi="Bookman Old Style"/>
-          <w:sz w:val="28"/>
-          <w:szCs w:val="28"/>
-        </w:rPr>
-        <w:t>s</w:t>
-      </w:r>
-      <w:r>
-        <w:rPr>
-          <w:rFonts w:ascii="Bookman Old Style" w:hAnsi="Bookman Old Style"/>
-          <w:sz w:val="28"/>
-          <w:szCs w:val="28"/>
-        </w:rPr>
-        <w:t>e large amounts of medical data and identify patterns that may not be obvious through traditional methods.</w:t>
-      </w:r>
-    </w:p>
-    <w:p>
-      <w:pPr>
-        <w:spacing w:line="240" w:lineRule="auto"/>
-        <w:rPr>
-          <w:rFonts w:ascii="Bookman Old Style" w:hAnsi="Bookman Old Style"/>
-          <w:sz w:val="28"/>
-          <w:szCs w:val="28"/>
-        </w:rPr>
-      </w:pPr>
-      <w:r>
-        <w:rPr>
-          <w:rFonts w:ascii="Bookman Old Style" w:hAnsi="Bookman Old Style"/>
-          <w:sz w:val="28"/>
-          <w:szCs w:val="28"/>
-        </w:rPr>
-        <w:t>Heart disease is a serious condition that often remains undetected until it reaches an advanced stage. Early prediction can help reduce risks and improve treatment. In this project, a predictive system is developed using machine learning techniques to determine whether a person has heart disease based on medical attributes.</w:t>
-      </w:r>
-    </w:p>
-    <w:p>
-      <w:pPr>
-        <w:spacing w:line="240" w:lineRule="auto"/>
-        <w:rPr>
-          <w:rFonts w:ascii="Bookman Old Style" w:hAnsi="Bookman Old Style"/>
-          <w:sz w:val="28"/>
-          <w:szCs w:val="28"/>
-        </w:rPr>
-      </w:pPr>
-      <w:r>
-        <w:rPr>
-          <w:rFonts w:ascii="Bookman Old Style" w:hAnsi="Bookman Old Style"/>
-          <w:sz w:val="28"/>
-          <w:szCs w:val="28"/>
-        </w:rPr>
-        <w:t>This project also helped me understand how theoretical concepts of machine learning can be applied to real-world healthcare problems.</w:t>
-      </w:r>
-    </w:p>
-    <w:p>
-      <w:pPr>
-        <w:spacing w:line="240" w:lineRule="auto"/>
-        <w:rPr>
-          <w:rFonts w:ascii="Bookman Old Style" w:hAnsi="Bookman Old Style"/>
-          <w:sz w:val="28"/>
-          <w:szCs w:val="28"/>
-        </w:rPr>
-      </w:pPr>
-    </w:p>
-    <w:p>
-      <w:pPr>
-        <w:spacing w:line="240" w:lineRule="auto"/>
+      </w:pPr>
+      <w:r>
         <w:rPr>
           <w:rFonts w:ascii="Bookman Old Style" w:hAnsi="Bookman Old Style"/>
           <w:b/>
@@ -365,8 +485,161 @@
           <w:sz w:val="28"/>
           <w:szCs w:val="28"/>
         </w:rPr>
-      </w:pPr>
-      <w:r>
+        <w:t>OBJECTIVES</w:t>
+      </w:r>
+    </w:p>
+    <w:p>
+      <w:pPr>
+        <w:spacing w:line="360" w:lineRule="auto"/>
+        <w:rPr>
+          <w:rFonts w:ascii="Bookman Old Style" w:hAnsi="Bookman Old Style"/>
+          <w:sz w:val="28"/>
+          <w:szCs w:val="28"/>
+        </w:rPr>
+      </w:pPr>
+      <w:r>
+        <w:rPr>
+          <w:rFonts w:ascii="Bookman Old Style" w:hAnsi="Bookman Old Style"/>
+          <w:sz w:val="28"/>
+          <w:szCs w:val="28"/>
+        </w:rPr>
+        <w:lastRenderedPageBreak/>
+        <w:t>The main objectives of this project are as follows:</w:t>
+      </w:r>
+    </w:p>
+    <w:p>
+      <w:pPr>
+        <w:numPr>
+          <w:ilvl w:val="0"/>
+          <w:numId w:val="22"/>
+        </w:numPr>
+        <w:spacing w:line="360" w:lineRule="auto"/>
+        <w:rPr>
+          <w:rFonts w:ascii="Bookman Old Style" w:hAnsi="Bookman Old Style"/>
+          <w:sz w:val="28"/>
+          <w:szCs w:val="28"/>
+        </w:rPr>
+      </w:pPr>
+      <w:r>
+        <w:rPr>
+          <w:rFonts w:ascii="Bookman Old Style" w:hAnsi="Bookman Old Style"/>
+          <w:sz w:val="28"/>
+          <w:szCs w:val="28"/>
+        </w:rPr>
+        <w:t xml:space="preserve">To study and analyze patient medical data related to heart disease </w:t>
+      </w:r>
+    </w:p>
+    <w:p>
+      <w:pPr>
+        <w:numPr>
+          <w:ilvl w:val="0"/>
+          <w:numId w:val="22"/>
+        </w:numPr>
+        <w:spacing w:line="360" w:lineRule="auto"/>
+        <w:rPr>
+          <w:rFonts w:ascii="Bookman Old Style" w:hAnsi="Bookman Old Style"/>
+          <w:sz w:val="28"/>
+          <w:szCs w:val="28"/>
+        </w:rPr>
+      </w:pPr>
+      <w:r>
+        <w:rPr>
+          <w:rFonts w:ascii="Bookman Old Style" w:hAnsi="Bookman Old Style"/>
+          <w:sz w:val="28"/>
+          <w:szCs w:val="28"/>
+        </w:rPr>
+        <w:t xml:space="preserve">To identify important factors that influence the occurrence of heart disease </w:t>
+      </w:r>
+    </w:p>
+    <w:p>
+      <w:pPr>
+        <w:numPr>
+          <w:ilvl w:val="0"/>
+          <w:numId w:val="22"/>
+        </w:numPr>
+        <w:spacing w:line="360" w:lineRule="auto"/>
+        <w:rPr>
+          <w:rFonts w:ascii="Bookman Old Style" w:hAnsi="Bookman Old Style"/>
+          <w:sz w:val="28"/>
+          <w:szCs w:val="28"/>
+        </w:rPr>
+      </w:pPr>
+      <w:r>
+        <w:rPr>
+          <w:rFonts w:ascii="Bookman Old Style" w:hAnsi="Bookman Old Style"/>
+          <w:sz w:val="28"/>
+          <w:szCs w:val="28"/>
+        </w:rPr>
+        <w:t xml:space="preserve">To build a machine learning model that can predict the presence of heart disease </w:t>
+      </w:r>
+    </w:p>
+    <w:p>
+      <w:pPr>
+        <w:numPr>
+          <w:ilvl w:val="0"/>
+          <w:numId w:val="22"/>
+        </w:numPr>
+        <w:spacing w:line="360" w:lineRule="auto"/>
+        <w:rPr>
+          <w:rFonts w:ascii="Bookman Old Style" w:hAnsi="Bookman Old Style"/>
+          <w:sz w:val="28"/>
+          <w:szCs w:val="28"/>
+        </w:rPr>
+      </w:pPr>
+      <w:r>
+        <w:rPr>
+          <w:rFonts w:ascii="Bookman Old Style" w:hAnsi="Bookman Old Style"/>
+          <w:sz w:val="28"/>
+          <w:szCs w:val="28"/>
+        </w:rPr>
+        <w:t xml:space="preserve">To evaluate the performance of the model using appropriate metrics </w:t>
+      </w:r>
+    </w:p>
+    <w:p>
+      <w:pPr>
+        <w:numPr>
+          <w:ilvl w:val="0"/>
+          <w:numId w:val="22"/>
+        </w:numPr>
+        <w:spacing w:line="360" w:lineRule="auto"/>
+        <w:rPr>
+          <w:rFonts w:ascii="Bookman Old Style" w:hAnsi="Bookman Old Style"/>
+          <w:sz w:val="28"/>
+          <w:szCs w:val="28"/>
+        </w:rPr>
+      </w:pPr>
+      <w:r>
+        <w:rPr>
+          <w:rFonts w:ascii="Bookman Old Style" w:hAnsi="Bookman Old Style"/>
+          <w:sz w:val="28"/>
+          <w:szCs w:val="28"/>
+        </w:rPr>
+        <w:t>To understand the practical application of machine learning in healthcare</w:t>
+      </w:r>
+    </w:p>
+    <w:p>
+      <w:pPr>
+        <w:spacing w:line="360" w:lineRule="auto"/>
+        <w:rPr>
+          <w:rFonts w:ascii="Bookman Old Style" w:hAnsi="Bookman Old Style"/>
+          <w:sz w:val="28"/>
+          <w:szCs w:val="28"/>
+        </w:rPr>
+      </w:pPr>
+    </w:p>
+    <w:p>
+      <w:pPr>
+        <w:spacing w:line="360" w:lineRule="auto"/>
+        <w:rPr>
+          <w:rFonts w:ascii="Bookman Old Style" w:hAnsi="Bookman Old Style"/>
+          <w:sz w:val="28"/>
+          <w:szCs w:val="28"/>
+        </w:rPr>
+      </w:pPr>
+    </w:p>
+    <w:p>
+      <w:pPr>
+        <w:spacing w:line="360" w:lineRule="auto"/>
         <w:rPr>
           <w:rFonts w:ascii="Bookman Old Style" w:hAnsi="Bookman Old Style"/>
           <w:b/>
@@ -374,145 +647,312 @@
           <w:sz w:val="28"/>
           <w:szCs w:val="28"/>
         </w:rPr>
-        <w:t>OBJECTIVES</w:t>
-      </w:r>
-    </w:p>
-    <w:p>
-      <w:pPr>
-        <w:spacing w:line="240" w:lineRule="auto"/>
-        <w:rPr>
-          <w:rFonts w:ascii="Bookman Old Style" w:hAnsi="Bookman Old Style"/>
-          <w:sz w:val="28"/>
-          <w:szCs w:val="28"/>
-        </w:rPr>
-      </w:pPr>
-      <w:r>
-        <w:rPr>
-          <w:rFonts w:ascii="Bookman Old Style" w:hAnsi="Bookman Old Style"/>
-          <w:sz w:val="28"/>
-          <w:szCs w:val="28"/>
-        </w:rPr>
-        <w:t>The main objectives of this project are:</w:t>
+      </w:pPr>
+      <w:r>
+        <w:rPr>
+          <w:rFonts w:ascii="Bookman Old Style" w:hAnsi="Bookman Old Style"/>
+          <w:b/>
+          <w:bCs/>
+          <w:sz w:val="28"/>
+          <w:szCs w:val="28"/>
+        </w:rPr>
+        <w:t>DATASET DESCRIPTION</w:t>
+      </w:r>
+    </w:p>
+    <w:p>
+      <w:pPr>
+        <w:spacing w:line="360" w:lineRule="auto"/>
+        <w:rPr>
+          <w:rFonts w:ascii="Bookman Old Style" w:hAnsi="Bookman Old Style"/>
+          <w:sz w:val="28"/>
+          <w:szCs w:val="28"/>
+        </w:rPr>
+      </w:pPr>
+      <w:r>
+        <w:rPr>
+          <w:rFonts w:ascii="Bookman Old Style" w:hAnsi="Bookman Old Style"/>
+          <w:sz w:val="28"/>
+          <w:szCs w:val="28"/>
+        </w:rPr>
+        <w:t>The dataset used in this project contains medical information of patients. It includes several features that are known to influence heart disease.</w:t>
+      </w:r>
+    </w:p>
+    <w:p>
+      <w:pPr>
+        <w:spacing w:line="360" w:lineRule="auto"/>
+        <w:rPr>
+          <w:rFonts w:ascii="Bookman Old Style" w:hAnsi="Bookman Old Style"/>
+          <w:sz w:val="28"/>
+          <w:szCs w:val="28"/>
+        </w:rPr>
+      </w:pPr>
+      <w:r>
+        <w:rPr>
+          <w:rFonts w:ascii="Bookman Old Style" w:hAnsi="Bookman Old Style"/>
+          <w:sz w:val="28"/>
+          <w:szCs w:val="28"/>
+        </w:rPr>
+        <w:t>Some of the key features in the dataset include:</w:t>
       </w:r>
     </w:p>
     <w:p>
       <w:pPr>
         <w:numPr>
           <w:ilvl w:val="0"/>
-          <w:numId w:val="1"/>
+          <w:numId w:val="23"/>
         </w:numPr>
-        <w:spacing w:line="240" w:lineRule="auto"/>
-        <w:rPr>
-          <w:rFonts w:ascii="Bookman Old Style" w:hAnsi="Bookman Old Style"/>
-          <w:sz w:val="28"/>
-          <w:szCs w:val="28"/>
-        </w:rPr>
-      </w:pPr>
-      <w:r>
-        <w:rPr>
-          <w:rFonts w:ascii="Bookman Old Style" w:hAnsi="Bookman Old Style"/>
-          <w:sz w:val="28"/>
-          <w:szCs w:val="28"/>
-        </w:rPr>
-        <w:lastRenderedPageBreak/>
-        <w:t>To analy</w:t>
-      </w:r>
-      <w:r>
-        <w:rPr>
-          <w:rFonts w:ascii="Bookman Old Style" w:hAnsi="Bookman Old Style"/>
-          <w:sz w:val="28"/>
-          <w:szCs w:val="28"/>
-        </w:rPr>
-        <w:t>s</w:t>
-      </w:r>
-      <w:r>
-        <w:rPr>
-          <w:rFonts w:ascii="Bookman Old Style" w:hAnsi="Bookman Old Style"/>
-          <w:sz w:val="28"/>
-          <w:szCs w:val="28"/>
-        </w:rPr>
-        <w:t xml:space="preserve">e patient health data </w:t>
+        <w:spacing w:line="360" w:lineRule="auto"/>
+        <w:rPr>
+          <w:rFonts w:ascii="Bookman Old Style" w:hAnsi="Bookman Old Style"/>
+          <w:sz w:val="28"/>
+          <w:szCs w:val="28"/>
+        </w:rPr>
+      </w:pPr>
+      <w:r>
+        <w:rPr>
+          <w:rFonts w:ascii="Bookman Old Style" w:hAnsi="Bookman Old Style"/>
+          <w:sz w:val="28"/>
+          <w:szCs w:val="28"/>
+        </w:rPr>
+        <w:t xml:space="preserve">Age of the patient </w:t>
       </w:r>
     </w:p>
     <w:p>
       <w:pPr>
         <w:numPr>
           <w:ilvl w:val="0"/>
-          <w:numId w:val="1"/>
+          <w:numId w:val="23"/>
         </w:numPr>
-        <w:spacing w:line="240" w:lineRule="auto"/>
-        <w:rPr>
-          <w:rFonts w:ascii="Bookman Old Style" w:hAnsi="Bookman Old Style"/>
-          <w:sz w:val="28"/>
-          <w:szCs w:val="28"/>
-        </w:rPr>
-      </w:pPr>
-      <w:r>
-        <w:rPr>
-          <w:rFonts w:ascii="Bookman Old Style" w:hAnsi="Bookman Old Style"/>
-          <w:sz w:val="28"/>
-          <w:szCs w:val="28"/>
-        </w:rPr>
-        <w:t xml:space="preserve">To identify important factors affecting heart disease </w:t>
+        <w:spacing w:line="360" w:lineRule="auto"/>
+        <w:rPr>
+          <w:rFonts w:ascii="Bookman Old Style" w:hAnsi="Bookman Old Style"/>
+          <w:sz w:val="28"/>
+          <w:szCs w:val="28"/>
+        </w:rPr>
+      </w:pPr>
+      <w:r>
+        <w:rPr>
+          <w:rFonts w:ascii="Bookman Old Style" w:hAnsi="Bookman Old Style"/>
+          <w:sz w:val="28"/>
+          <w:szCs w:val="28"/>
+        </w:rPr>
+        <w:t xml:space="preserve">Gender (sex) </w:t>
       </w:r>
     </w:p>
     <w:p>
       <w:pPr>
         <w:numPr>
           <w:ilvl w:val="0"/>
-          <w:numId w:val="1"/>
+          <w:numId w:val="23"/>
         </w:numPr>
-        <w:spacing w:line="240" w:lineRule="auto"/>
-        <w:rPr>
-          <w:rFonts w:ascii="Bookman Old Style" w:hAnsi="Bookman Old Style"/>
-          <w:sz w:val="28"/>
-          <w:szCs w:val="28"/>
-        </w:rPr>
-      </w:pPr>
-      <w:r>
-        <w:rPr>
-          <w:rFonts w:ascii="Bookman Old Style" w:hAnsi="Bookman Old Style"/>
-          <w:sz w:val="28"/>
-          <w:szCs w:val="28"/>
-        </w:rPr>
-        <w:t xml:space="preserve">To build a machine learning model for prediction </w:t>
+        <w:spacing w:line="360" w:lineRule="auto"/>
+        <w:rPr>
+          <w:rFonts w:ascii="Bookman Old Style" w:hAnsi="Bookman Old Style"/>
+          <w:sz w:val="28"/>
+          <w:szCs w:val="28"/>
+        </w:rPr>
+      </w:pPr>
+      <w:r>
+        <w:rPr>
+          <w:rFonts w:ascii="Bookman Old Style" w:hAnsi="Bookman Old Style"/>
+          <w:sz w:val="28"/>
+          <w:szCs w:val="28"/>
+        </w:rPr>
+        <w:t xml:space="preserve">Chest pain type </w:t>
       </w:r>
     </w:p>
     <w:p>
       <w:pPr>
         <w:numPr>
           <w:ilvl w:val="0"/>
-          <w:numId w:val="1"/>
+          <w:numId w:val="23"/>
         </w:numPr>
-        <w:spacing w:line="240" w:lineRule="auto"/>
-        <w:rPr>
-          <w:rFonts w:ascii="Bookman Old Style" w:hAnsi="Bookman Old Style"/>
-          <w:sz w:val="28"/>
-          <w:szCs w:val="28"/>
-        </w:rPr>
-      </w:pPr>
-      <w:r>
-        <w:rPr>
-          <w:rFonts w:ascii="Bookman Old Style" w:hAnsi="Bookman Old Style"/>
-          <w:sz w:val="28"/>
-          <w:szCs w:val="28"/>
-        </w:rPr>
-        <w:t>To assist in early detection and prevention</w:t>
-      </w:r>
-    </w:p>
-    <w:p>
-      <w:pPr>
-        <w:spacing w:line="240" w:lineRule="auto"/>
-        <w:rPr>
-          <w:rFonts w:ascii="Bookman Old Style" w:hAnsi="Bookman Old Style"/>
-          <w:sz w:val="28"/>
-          <w:szCs w:val="28"/>
-        </w:rPr>
-      </w:pPr>
-    </w:p>
-    <w:p>
-      <w:pPr>
-        <w:spacing w:line="240" w:lineRule="auto"/>
+        <w:spacing w:line="360" w:lineRule="auto"/>
+        <w:rPr>
+          <w:rFonts w:ascii="Bookman Old Style" w:hAnsi="Bookman Old Style"/>
+          <w:sz w:val="28"/>
+          <w:szCs w:val="28"/>
+        </w:rPr>
+      </w:pPr>
+      <w:r>
+        <w:rPr>
+          <w:rFonts w:ascii="Bookman Old Style" w:hAnsi="Bookman Old Style"/>
+          <w:sz w:val="28"/>
+          <w:szCs w:val="28"/>
+        </w:rPr>
+        <w:t xml:space="preserve">Resting blood pressure </w:t>
+      </w:r>
+    </w:p>
+    <w:p>
+      <w:pPr>
+        <w:numPr>
+          <w:ilvl w:val="0"/>
+          <w:numId w:val="23"/>
+        </w:numPr>
+        <w:spacing w:line="360" w:lineRule="auto"/>
+        <w:rPr>
+          <w:rFonts w:ascii="Bookman Old Style" w:hAnsi="Bookman Old Style"/>
+          <w:sz w:val="28"/>
+          <w:szCs w:val="28"/>
+        </w:rPr>
+      </w:pPr>
+      <w:r>
+        <w:rPr>
+          <w:rFonts w:ascii="Bookman Old Style" w:hAnsi="Bookman Old Style"/>
+          <w:sz w:val="28"/>
+          <w:szCs w:val="28"/>
+        </w:rPr>
+        <w:t xml:space="preserve">Cholesterol level </w:t>
+      </w:r>
+    </w:p>
+    <w:p>
+      <w:pPr>
+        <w:numPr>
+          <w:ilvl w:val="0"/>
+          <w:numId w:val="23"/>
+        </w:numPr>
+        <w:spacing w:line="360" w:lineRule="auto"/>
+        <w:rPr>
+          <w:rFonts w:ascii="Bookman Old Style" w:hAnsi="Bookman Old Style"/>
+          <w:sz w:val="28"/>
+          <w:szCs w:val="28"/>
+        </w:rPr>
+      </w:pPr>
+      <w:r>
+        <w:rPr>
+          <w:rFonts w:ascii="Bookman Old Style" w:hAnsi="Bookman Old Style"/>
+          <w:sz w:val="28"/>
+          <w:szCs w:val="28"/>
+        </w:rPr>
+        <w:lastRenderedPageBreak/>
+        <w:t xml:space="preserve">Maximum heart rate achieved </w:t>
+      </w:r>
+    </w:p>
+    <w:p>
+      <w:pPr>
+        <w:numPr>
+          <w:ilvl w:val="0"/>
+          <w:numId w:val="23"/>
+        </w:numPr>
+        <w:spacing w:line="360" w:lineRule="auto"/>
+        <w:rPr>
+          <w:rFonts w:ascii="Bookman Old Style" w:hAnsi="Bookman Old Style"/>
+          <w:sz w:val="28"/>
+          <w:szCs w:val="28"/>
+        </w:rPr>
+      </w:pPr>
+      <w:r>
+        <w:rPr>
+          <w:rFonts w:ascii="Bookman Old Style" w:hAnsi="Bookman Old Style"/>
+          <w:sz w:val="28"/>
+          <w:szCs w:val="28"/>
+        </w:rPr>
+        <w:t>Fasting blood sugar level</w:t>
+      </w:r>
+    </w:p>
+    <w:p>
+      <w:pPr>
+        <w:spacing w:line="360" w:lineRule="auto"/>
+        <w:rPr>
+          <w:rFonts w:ascii="Bookman Old Style" w:hAnsi="Bookman Old Style"/>
+          <w:sz w:val="28"/>
+          <w:szCs w:val="28"/>
+        </w:rPr>
+      </w:pPr>
+      <w:r>
+        <w:rPr>
+          <w:rFonts w:ascii="Bookman Old Style" w:hAnsi="Bookman Old Style"/>
+          <w:sz w:val="28"/>
+          <w:szCs w:val="28"/>
+        </w:rPr>
+        <w:t>The dataset also contains a target variable that indicates whether the patient has heart disease:</w:t>
+      </w:r>
+    </w:p>
+    <w:p>
+      <w:pPr>
+        <w:numPr>
+          <w:ilvl w:val="0"/>
+          <w:numId w:val="24"/>
+        </w:numPr>
+        <w:spacing w:line="360" w:lineRule="auto"/>
+        <w:rPr>
+          <w:rFonts w:ascii="Bookman Old Style" w:hAnsi="Bookman Old Style"/>
+          <w:sz w:val="28"/>
+          <w:szCs w:val="28"/>
+        </w:rPr>
+      </w:pPr>
+      <w:r>
+        <w:rPr>
+          <w:rFonts w:ascii="Bookman Old Style" w:hAnsi="Bookman Old Style"/>
+          <w:sz w:val="28"/>
+          <w:szCs w:val="28"/>
+        </w:rPr>
+        <w:t xml:space="preserve">0 → No heart disease </w:t>
+      </w:r>
+    </w:p>
+    <w:p>
+      <w:pPr>
+        <w:numPr>
+          <w:ilvl w:val="0"/>
+          <w:numId w:val="24"/>
+        </w:numPr>
+        <w:spacing w:line="360" w:lineRule="auto"/>
+        <w:rPr>
+          <w:rFonts w:ascii="Bookman Old Style" w:hAnsi="Bookman Old Style"/>
+          <w:sz w:val="28"/>
+          <w:szCs w:val="28"/>
+        </w:rPr>
+      </w:pPr>
+      <w:r>
+        <w:rPr>
+          <w:rFonts w:ascii="Bookman Old Style" w:hAnsi="Bookman Old Style"/>
+          <w:sz w:val="28"/>
+          <w:szCs w:val="28"/>
+        </w:rPr>
+        <w:t xml:space="preserve">1 → Heart disease present </w:t>
+      </w:r>
+    </w:p>
+    <w:p>
+      <w:pPr>
+        <w:spacing w:line="360" w:lineRule="auto"/>
+        <w:rPr>
+          <w:rFonts w:ascii="Bookman Old Style" w:hAnsi="Bookman Old Style"/>
+          <w:sz w:val="28"/>
+          <w:szCs w:val="28"/>
+        </w:rPr>
+      </w:pPr>
+      <w:r>
+        <w:rPr>
+          <w:rFonts w:ascii="Bookman Old Style" w:hAnsi="Bookman Old Style"/>
+          <w:sz w:val="28"/>
+          <w:szCs w:val="28"/>
+        </w:rPr>
+        <w:t>The dataset is divided into training and testing sets. The training set is used to train the model, while the testing set is used to evaluate its performance.</w:t>
+      </w:r>
+    </w:p>
+    <w:p>
+      <w:pPr>
+        <w:spacing w:line="360" w:lineRule="auto"/>
+        <w:rPr>
+          <w:rFonts w:ascii="Bookman Old Style" w:hAnsi="Bookman Old Style"/>
+          <w:sz w:val="28"/>
+          <w:szCs w:val="28"/>
+        </w:rPr>
+      </w:pPr>
+    </w:p>
+    <w:p>
+      <w:pPr>
+        <w:spacing w:line="360" w:lineRule="auto"/>
+        <w:rPr>
+          <w:rFonts w:ascii="Bookman Old Style" w:hAnsi="Bookman Old Style"/>
+          <w:sz w:val="28"/>
+          <w:szCs w:val="28"/>
+        </w:rPr>
+      </w:pPr>
+    </w:p>
+    <w:p>
+      <w:pPr>
+        <w:spacing w:line="360" w:lineRule="auto"/>
         <w:rPr>
           <w:rFonts w:ascii="Bookman Old Style" w:hAnsi="Bookman Old Style"/>
           <w:b/>
@@ -529,177 +969,383 @@
           <w:sz w:val="28"/>
           <w:szCs w:val="28"/>
         </w:rPr>
-        <w:t>DATASET DESCRIPTION</w:t>
-      </w:r>
-    </w:p>
-    <w:p>
-      <w:pPr>
-        <w:spacing w:line="240" w:lineRule="auto"/>
-        <w:rPr>
-          <w:rFonts w:ascii="Bookman Old Style" w:hAnsi="Bookman Old Style"/>
-          <w:sz w:val="28"/>
-          <w:szCs w:val="28"/>
-        </w:rPr>
-      </w:pPr>
-      <w:r>
-        <w:rPr>
-          <w:rFonts w:ascii="Bookman Old Style" w:hAnsi="Bookman Old Style"/>
-          <w:sz w:val="28"/>
-          <w:szCs w:val="28"/>
-        </w:rPr>
-        <w:t>The dataset used in this project contains medical details of patients. It includes several important features such as:</w:t>
+        <w:t>DATA PREPROCESSING</w:t>
+      </w:r>
+    </w:p>
+    <w:p>
+      <w:pPr>
+        <w:spacing w:line="360" w:lineRule="auto"/>
+        <w:rPr>
+          <w:rFonts w:ascii="Bookman Old Style" w:hAnsi="Bookman Old Style"/>
+          <w:sz w:val="28"/>
+          <w:szCs w:val="28"/>
+        </w:rPr>
+      </w:pPr>
+      <w:r>
+        <w:rPr>
+          <w:rFonts w:ascii="Bookman Old Style" w:hAnsi="Bookman Old Style"/>
+          <w:sz w:val="28"/>
+          <w:szCs w:val="28"/>
+        </w:rPr>
+        <w:t>Data preprocessing is an important step in any machine learning project. It involves cleaning and preparing the data so that it can be used effectively by the model.</w:t>
+      </w:r>
+    </w:p>
+    <w:p>
+      <w:pPr>
+        <w:spacing w:line="360" w:lineRule="auto"/>
+        <w:rPr>
+          <w:rFonts w:ascii="Bookman Old Style" w:hAnsi="Bookman Old Style"/>
+          <w:sz w:val="28"/>
+          <w:szCs w:val="28"/>
+        </w:rPr>
+      </w:pPr>
+      <w:r>
+        <w:rPr>
+          <w:rFonts w:ascii="Bookman Old Style" w:hAnsi="Bookman Old Style"/>
+          <w:sz w:val="28"/>
+          <w:szCs w:val="28"/>
+        </w:rPr>
+        <w:t>In this project, the following preprocessing steps are performed:</w:t>
       </w:r>
     </w:p>
     <w:p>
       <w:pPr>
         <w:numPr>
           <w:ilvl w:val="0"/>
-          <w:numId w:val="2"/>
+          <w:numId w:val="25"/>
         </w:numPr>
-        <w:spacing w:line="240" w:lineRule="auto"/>
-        <w:rPr>
-          <w:rFonts w:ascii="Bookman Old Style" w:hAnsi="Bookman Old Style"/>
-          <w:sz w:val="28"/>
-          <w:szCs w:val="28"/>
-        </w:rPr>
-      </w:pPr>
-      <w:r>
-        <w:rPr>
-          <w:rFonts w:ascii="Bookman Old Style" w:hAnsi="Bookman Old Style"/>
-          <w:sz w:val="28"/>
-          <w:szCs w:val="28"/>
-        </w:rPr>
-        <w:t xml:space="preserve">Age </w:t>
+        <w:spacing w:line="360" w:lineRule="auto"/>
+        <w:rPr>
+          <w:rFonts w:ascii="Bookman Old Style" w:hAnsi="Bookman Old Style"/>
+          <w:sz w:val="28"/>
+          <w:szCs w:val="28"/>
+        </w:rPr>
+      </w:pPr>
+      <w:r>
+        <w:rPr>
+          <w:rFonts w:ascii="Bookman Old Style" w:hAnsi="Bookman Old Style"/>
+          <w:sz w:val="28"/>
+          <w:szCs w:val="28"/>
+        </w:rPr>
+        <w:t xml:space="preserve">Handling missing or inconsistent values in the dataset </w:t>
       </w:r>
     </w:p>
     <w:p>
       <w:pPr>
         <w:numPr>
           <w:ilvl w:val="0"/>
-          <w:numId w:val="2"/>
+          <w:numId w:val="25"/>
         </w:numPr>
-        <w:spacing w:line="240" w:lineRule="auto"/>
-        <w:rPr>
-          <w:rFonts w:ascii="Bookman Old Style" w:hAnsi="Bookman Old Style"/>
-          <w:sz w:val="28"/>
-          <w:szCs w:val="28"/>
-        </w:rPr>
-      </w:pPr>
-      <w:r>
-        <w:rPr>
-          <w:rFonts w:ascii="Bookman Old Style" w:hAnsi="Bookman Old Style"/>
-          <w:sz w:val="28"/>
-          <w:szCs w:val="28"/>
-        </w:rPr>
-        <w:t xml:space="preserve">Sex </w:t>
+        <w:spacing w:line="360" w:lineRule="auto"/>
+        <w:rPr>
+          <w:rFonts w:ascii="Bookman Old Style" w:hAnsi="Bookman Old Style"/>
+          <w:sz w:val="28"/>
+          <w:szCs w:val="28"/>
+        </w:rPr>
+      </w:pPr>
+      <w:r>
+        <w:rPr>
+          <w:rFonts w:ascii="Bookman Old Style" w:hAnsi="Bookman Old Style"/>
+          <w:sz w:val="28"/>
+          <w:szCs w:val="28"/>
+        </w:rPr>
+        <w:t xml:space="preserve">Converting categorical variables into numerical form </w:t>
       </w:r>
     </w:p>
     <w:p>
       <w:pPr>
         <w:numPr>
           <w:ilvl w:val="0"/>
-          <w:numId w:val="2"/>
+          <w:numId w:val="25"/>
         </w:numPr>
-        <w:spacing w:line="240" w:lineRule="auto"/>
-        <w:rPr>
-          <w:rFonts w:ascii="Bookman Old Style" w:hAnsi="Bookman Old Style"/>
-          <w:sz w:val="28"/>
-          <w:szCs w:val="28"/>
-        </w:rPr>
-      </w:pPr>
-      <w:r>
-        <w:rPr>
-          <w:rFonts w:ascii="Bookman Old Style" w:hAnsi="Bookman Old Style"/>
-          <w:sz w:val="28"/>
-          <w:szCs w:val="28"/>
-        </w:rPr>
-        <w:t xml:space="preserve">Chest pain type </w:t>
+        <w:spacing w:line="360" w:lineRule="auto"/>
+        <w:rPr>
+          <w:rFonts w:ascii="Bookman Old Style" w:hAnsi="Bookman Old Style"/>
+          <w:sz w:val="28"/>
+          <w:szCs w:val="28"/>
+        </w:rPr>
+      </w:pPr>
+      <w:r>
+        <w:rPr>
+          <w:rFonts w:ascii="Bookman Old Style" w:hAnsi="Bookman Old Style"/>
+          <w:sz w:val="28"/>
+          <w:szCs w:val="28"/>
+        </w:rPr>
+        <w:t xml:space="preserve">Normalizing or scaling data if required </w:t>
       </w:r>
     </w:p>
     <w:p>
       <w:pPr>
         <w:numPr>
           <w:ilvl w:val="0"/>
-          <w:numId w:val="2"/>
+          <w:numId w:val="25"/>
         </w:numPr>
-        <w:spacing w:line="240" w:lineRule="auto"/>
-        <w:rPr>
-          <w:rFonts w:ascii="Bookman Old Style" w:hAnsi="Bookman Old Style"/>
-          <w:sz w:val="28"/>
-          <w:szCs w:val="28"/>
-        </w:rPr>
-      </w:pPr>
-      <w:r>
-        <w:rPr>
-          <w:rFonts w:ascii="Bookman Old Style" w:hAnsi="Bookman Old Style"/>
-          <w:sz w:val="28"/>
-          <w:szCs w:val="28"/>
-        </w:rPr>
-        <w:t xml:space="preserve">Blood pressure </w:t>
+        <w:spacing w:line="360" w:lineRule="auto"/>
+        <w:rPr>
+          <w:rFonts w:ascii="Bookman Old Style" w:hAnsi="Bookman Old Style"/>
+          <w:sz w:val="28"/>
+          <w:szCs w:val="28"/>
+        </w:rPr>
+      </w:pPr>
+      <w:r>
+        <w:rPr>
+          <w:rFonts w:ascii="Bookman Old Style" w:hAnsi="Bookman Old Style"/>
+          <w:sz w:val="28"/>
+          <w:szCs w:val="28"/>
+        </w:rPr>
+        <w:t xml:space="preserve">Splitting the dataset into training and testing sets </w:t>
+      </w:r>
+    </w:p>
+    <w:p>
+      <w:pPr>
+        <w:spacing w:line="360" w:lineRule="auto"/>
+        <w:rPr>
+          <w:rFonts w:ascii="Bookman Old Style" w:hAnsi="Bookman Old Style"/>
+          <w:sz w:val="28"/>
+          <w:szCs w:val="28"/>
+        </w:rPr>
+      </w:pPr>
+      <w:r>
+        <w:rPr>
+          <w:rFonts w:ascii="Bookman Old Style" w:hAnsi="Bookman Old Style"/>
+          <w:sz w:val="28"/>
+          <w:szCs w:val="28"/>
+        </w:rPr>
+        <w:t>Proper preprocessing ensures that the model receives accurate and structured data, which improves its performance and accuracy.</w:t>
+      </w:r>
+    </w:p>
+    <w:p>
+      <w:pPr>
+        <w:spacing w:line="360" w:lineRule="auto"/>
+        <w:rPr>
+          <w:rFonts w:ascii="Bookman Old Style" w:hAnsi="Bookman Old Style"/>
+          <w:b/>
+          <w:bCs/>
+          <w:sz w:val="28"/>
+          <w:szCs w:val="28"/>
+        </w:rPr>
+      </w:pPr>
+      <w:r>
+        <w:rPr>
+          <w:rFonts w:ascii="Bookman Old Style" w:hAnsi="Bookman Old Style"/>
+          <w:b/>
+          <w:bCs/>
+          <w:sz w:val="28"/>
+          <w:szCs w:val="28"/>
+        </w:rPr>
+        <w:lastRenderedPageBreak/>
+        <w:t>METHODOLOGY</w:t>
+      </w:r>
+    </w:p>
+    <w:p>
+      <w:pPr>
+        <w:spacing w:line="360" w:lineRule="auto"/>
+        <w:rPr>
+          <w:rFonts w:ascii="Bookman Old Style" w:hAnsi="Bookman Old Style"/>
+          <w:sz w:val="28"/>
+          <w:szCs w:val="28"/>
+        </w:rPr>
+      </w:pPr>
+      <w:r>
+        <w:rPr>
+          <w:rFonts w:ascii="Bookman Old Style" w:hAnsi="Bookman Old Style"/>
+          <w:sz w:val="28"/>
+          <w:szCs w:val="28"/>
+        </w:rPr>
+        <w:t>In this project, Logistic Regression is used as the machine learning algorithm. It is a supervised learning algorithm used for classification problems where the output is binary.</w:t>
+      </w:r>
+    </w:p>
+    <w:p>
+      <w:pPr>
+        <w:spacing w:line="360" w:lineRule="auto"/>
+        <w:rPr>
+          <w:rFonts w:ascii="Bookman Old Style" w:hAnsi="Bookman Old Style"/>
+          <w:sz w:val="28"/>
+          <w:szCs w:val="28"/>
+        </w:rPr>
+      </w:pPr>
+      <w:r>
+        <w:rPr>
+          <w:rFonts w:ascii="Bookman Old Style" w:hAnsi="Bookman Old Style"/>
+          <w:sz w:val="28"/>
+          <w:szCs w:val="28"/>
+        </w:rPr>
+        <w:t>The steps followed in this project are:</w:t>
       </w:r>
     </w:p>
     <w:p>
       <w:pPr>
         <w:numPr>
           <w:ilvl w:val="0"/>
-          <w:numId w:val="2"/>
+          <w:numId w:val="26"/>
         </w:numPr>
-        <w:spacing w:line="240" w:lineRule="auto"/>
-        <w:rPr>
-          <w:rFonts w:ascii="Bookman Old Style" w:hAnsi="Bookman Old Style"/>
-          <w:sz w:val="28"/>
-          <w:szCs w:val="28"/>
-        </w:rPr>
-      </w:pPr>
-      <w:r>
-        <w:rPr>
-          <w:rFonts w:ascii="Bookman Old Style" w:hAnsi="Bookman Old Style"/>
-          <w:sz w:val="28"/>
-          <w:szCs w:val="28"/>
-        </w:rPr>
-        <w:t xml:space="preserve">Cholesterol level </w:t>
+        <w:spacing w:line="360" w:lineRule="auto"/>
+        <w:rPr>
+          <w:rFonts w:ascii="Bookman Old Style" w:hAnsi="Bookman Old Style"/>
+          <w:sz w:val="28"/>
+          <w:szCs w:val="28"/>
+        </w:rPr>
+      </w:pPr>
+      <w:r>
+        <w:rPr>
+          <w:rFonts w:ascii="Bookman Old Style" w:hAnsi="Bookman Old Style"/>
+          <w:sz w:val="28"/>
+          <w:szCs w:val="28"/>
+        </w:rPr>
+        <w:t xml:space="preserve">Import necessary libraries such as Pandas, NumPy, and Scikit-learn </w:t>
       </w:r>
     </w:p>
     <w:p>
       <w:pPr>
         <w:numPr>
           <w:ilvl w:val="0"/>
-          <w:numId w:val="2"/>
+          <w:numId w:val="26"/>
         </w:numPr>
-        <w:spacing w:line="240" w:lineRule="auto"/>
-        <w:rPr>
-          <w:rFonts w:ascii="Bookman Old Style" w:hAnsi="Bookman Old Style"/>
-          <w:sz w:val="28"/>
-          <w:szCs w:val="28"/>
-        </w:rPr>
-      </w:pPr>
-      <w:r>
-        <w:rPr>
-          <w:rFonts w:ascii="Bookman Old Style" w:hAnsi="Bookman Old Style"/>
-          <w:sz w:val="28"/>
-          <w:szCs w:val="28"/>
-        </w:rPr>
-        <w:t xml:space="preserve">Heart rate </w:t>
-      </w:r>
-    </w:p>
-    <w:p>
-      <w:pPr>
-        <w:spacing w:line="240" w:lineRule="auto"/>
-        <w:rPr>
-          <w:rFonts w:ascii="Bookman Old Style" w:hAnsi="Bookman Old Style"/>
-          <w:sz w:val="28"/>
-          <w:szCs w:val="28"/>
-        </w:rPr>
-      </w:pPr>
-      <w:r>
-        <w:rPr>
-          <w:rFonts w:ascii="Bookman Old Style" w:hAnsi="Bookman Old Style"/>
-          <w:sz w:val="28"/>
-          <w:szCs w:val="28"/>
-        </w:rPr>
-        <w:t xml:space="preserve">The dataset also includes a </w:t>
-      </w:r>
-      <w:r>
+        <w:spacing w:line="360" w:lineRule="auto"/>
+        <w:rPr>
+          <w:rFonts w:ascii="Bookman Old Style" w:hAnsi="Bookman Old Style"/>
+          <w:sz w:val="28"/>
+          <w:szCs w:val="28"/>
+        </w:rPr>
+      </w:pPr>
+      <w:r>
+        <w:rPr>
+          <w:rFonts w:ascii="Bookman Old Style" w:hAnsi="Bookman Old Style"/>
+          <w:sz w:val="28"/>
+          <w:szCs w:val="28"/>
+        </w:rPr>
+        <w:t xml:space="preserve">Load the dataset into the system </w:t>
+      </w:r>
+    </w:p>
+    <w:p>
+      <w:pPr>
+        <w:numPr>
+          <w:ilvl w:val="0"/>
+          <w:numId w:val="26"/>
+        </w:numPr>
+        <w:spacing w:line="360" w:lineRule="auto"/>
+        <w:rPr>
+          <w:rFonts w:ascii="Bookman Old Style" w:hAnsi="Bookman Old Style"/>
+          <w:sz w:val="28"/>
+          <w:szCs w:val="28"/>
+        </w:rPr>
+      </w:pPr>
+      <w:r>
+        <w:rPr>
+          <w:rFonts w:ascii="Bookman Old Style" w:hAnsi="Bookman Old Style"/>
+          <w:sz w:val="28"/>
+          <w:szCs w:val="28"/>
+        </w:rPr>
+        <w:t xml:space="preserve">Separate input features and target variable </w:t>
+      </w:r>
+    </w:p>
+    <w:p>
+      <w:pPr>
+        <w:numPr>
+          <w:ilvl w:val="0"/>
+          <w:numId w:val="26"/>
+        </w:numPr>
+        <w:spacing w:line="360" w:lineRule="auto"/>
+        <w:rPr>
+          <w:rFonts w:ascii="Bookman Old Style" w:hAnsi="Bookman Old Style"/>
+          <w:sz w:val="28"/>
+          <w:szCs w:val="28"/>
+        </w:rPr>
+      </w:pPr>
+      <w:r>
+        <w:rPr>
+          <w:rFonts w:ascii="Bookman Old Style" w:hAnsi="Bookman Old Style"/>
+          <w:sz w:val="28"/>
+          <w:szCs w:val="28"/>
+        </w:rPr>
+        <w:t xml:space="preserve">Split the dataset into training and testing sets </w:t>
+      </w:r>
+    </w:p>
+    <w:p>
+      <w:pPr>
+        <w:numPr>
+          <w:ilvl w:val="0"/>
+          <w:numId w:val="26"/>
+        </w:numPr>
+        <w:spacing w:line="360" w:lineRule="auto"/>
+        <w:rPr>
+          <w:rFonts w:ascii="Bookman Old Style" w:hAnsi="Bookman Old Style"/>
+          <w:sz w:val="28"/>
+          <w:szCs w:val="28"/>
+        </w:rPr>
+      </w:pPr>
+      <w:r>
+        <w:rPr>
+          <w:rFonts w:ascii="Bookman Old Style" w:hAnsi="Bookman Old Style"/>
+          <w:sz w:val="28"/>
+          <w:szCs w:val="28"/>
+        </w:rPr>
+        <w:t xml:space="preserve">Train the Logistic Regression model using training data </w:t>
+      </w:r>
+    </w:p>
+    <w:p>
+      <w:pPr>
+        <w:numPr>
+          <w:ilvl w:val="0"/>
+          <w:numId w:val="26"/>
+        </w:numPr>
+        <w:spacing w:line="360" w:lineRule="auto"/>
+        <w:rPr>
+          <w:rFonts w:ascii="Bookman Old Style" w:hAnsi="Bookman Old Style"/>
+          <w:sz w:val="28"/>
+          <w:szCs w:val="28"/>
+        </w:rPr>
+      </w:pPr>
+      <w:r>
+        <w:rPr>
+          <w:rFonts w:ascii="Bookman Old Style" w:hAnsi="Bookman Old Style"/>
+          <w:sz w:val="28"/>
+          <w:szCs w:val="28"/>
+        </w:rPr>
+        <w:t xml:space="preserve">Evaluate the model using accuracy </w:t>
+      </w:r>
+    </w:p>
+    <w:p>
+      <w:pPr>
+        <w:spacing w:line="360" w:lineRule="auto"/>
+        <w:rPr>
+          <w:rFonts w:ascii="Bookman Old Style" w:hAnsi="Bookman Old Style"/>
+          <w:sz w:val="28"/>
+          <w:szCs w:val="28"/>
+        </w:rPr>
+      </w:pPr>
+      <w:r>
+        <w:rPr>
+          <w:rFonts w:ascii="Bookman Old Style" w:hAnsi="Bookman Old Style"/>
+          <w:sz w:val="28"/>
+          <w:szCs w:val="28"/>
+        </w:rPr>
+        <w:t>Logistic Regression works by estimating the probability that a given input belongs to a particular class. It is simple, efficient, and widely used in medical applications.</w:t>
+      </w:r>
+    </w:p>
+    <w:p>
+      <w:pPr>
+        <w:spacing w:line="360" w:lineRule="auto"/>
+        <w:rPr>
+          <w:rFonts w:ascii="Bookman Old Style" w:hAnsi="Bookman Old Style"/>
+          <w:sz w:val="28"/>
+          <w:szCs w:val="28"/>
+        </w:rPr>
+      </w:pPr>
+    </w:p>
+    <w:p>
+      <w:pPr>
+        <w:spacing w:line="360" w:lineRule="auto"/>
+        <w:rPr>
+          <w:rFonts w:ascii="Bookman Old Style" w:hAnsi="Bookman Old Style"/>
+          <w:sz w:val="28"/>
+          <w:szCs w:val="28"/>
+        </w:rPr>
+      </w:pPr>
+    </w:p>
+    <w:p>
+      <w:pPr>
+        <w:spacing w:line="360" w:lineRule="auto"/>
         <w:rPr>
           <w:rFonts w:ascii="Bookman Old Style" w:hAnsi="Bookman Old Style"/>
           <w:b/>
@@ -707,92 +1353,208 @@
           <w:sz w:val="28"/>
           <w:szCs w:val="28"/>
         </w:rPr>
-        <w:t>target variable</w:t>
-      </w:r>
-      <w:r>
-        <w:rPr>
-          <w:rFonts w:ascii="Bookman Old Style" w:hAnsi="Bookman Old Style"/>
-          <w:sz w:val="28"/>
-          <w:szCs w:val="28"/>
-        </w:rPr>
-        <w:t>:</w:t>
+      </w:pPr>
+      <w:r>
+        <w:rPr>
+          <w:rFonts w:ascii="Bookman Old Style" w:hAnsi="Bookman Old Style"/>
+          <w:b/>
+          <w:bCs/>
+          <w:sz w:val="28"/>
+          <w:szCs w:val="28"/>
+        </w:rPr>
+        <w:t>MODEL TRAINING</w:t>
+      </w:r>
+    </w:p>
+    <w:p>
+      <w:pPr>
+        <w:spacing w:line="360" w:lineRule="auto"/>
+        <w:rPr>
+          <w:rFonts w:ascii="Bookman Old Style" w:hAnsi="Bookman Old Style"/>
+          <w:sz w:val="28"/>
+          <w:szCs w:val="28"/>
+        </w:rPr>
+      </w:pPr>
+      <w:r>
+        <w:rPr>
+          <w:rFonts w:ascii="Bookman Old Style" w:hAnsi="Bookman Old Style"/>
+          <w:sz w:val="28"/>
+          <w:szCs w:val="28"/>
+        </w:rPr>
+        <w:t>The model is trained using the training dataset. During training, the model learns the relationship between input features and the target variable.</w:t>
+      </w:r>
+    </w:p>
+    <w:p>
+      <w:pPr>
+        <w:spacing w:line="360" w:lineRule="auto"/>
+        <w:rPr>
+          <w:rFonts w:ascii="Bookman Old Style" w:hAnsi="Bookman Old Style"/>
+          <w:sz w:val="28"/>
+          <w:szCs w:val="28"/>
+        </w:rPr>
+      </w:pPr>
+      <w:r>
+        <w:rPr>
+          <w:rFonts w:ascii="Bookman Old Style" w:hAnsi="Bookman Old Style"/>
+          <w:sz w:val="28"/>
+          <w:szCs w:val="28"/>
+        </w:rPr>
+        <w:t xml:space="preserve">The training process involves adjusting model parameters to minimize errors and improve prediction accuracy. Once the </w:t>
+      </w:r>
+      <w:r>
+        <w:rPr>
+          <w:rFonts w:ascii="Bookman Old Style" w:hAnsi="Bookman Old Style"/>
+          <w:sz w:val="28"/>
+          <w:szCs w:val="28"/>
+        </w:rPr>
+        <w:lastRenderedPageBreak/>
+        <w:t>model is trained, it is tested on unseen data to evaluate its performance.</w:t>
+      </w:r>
+    </w:p>
+    <w:p>
+      <w:pPr>
+        <w:spacing w:line="360" w:lineRule="auto"/>
+        <w:rPr>
+          <w:rFonts w:ascii="Bookman Old Style" w:hAnsi="Bookman Old Style"/>
+          <w:sz w:val="28"/>
+          <w:szCs w:val="28"/>
+        </w:rPr>
+      </w:pPr>
+    </w:p>
+    <w:p>
+      <w:pPr>
+        <w:spacing w:line="360" w:lineRule="auto"/>
+        <w:rPr>
+          <w:rFonts w:ascii="Bookman Old Style" w:hAnsi="Bookman Old Style"/>
+          <w:sz w:val="28"/>
+          <w:szCs w:val="28"/>
+        </w:rPr>
+      </w:pPr>
+    </w:p>
+    <w:p>
+      <w:pPr>
+        <w:spacing w:line="360" w:lineRule="auto"/>
+        <w:rPr>
+          <w:rFonts w:ascii="Bookman Old Style" w:hAnsi="Bookman Old Style"/>
+          <w:b/>
+          <w:bCs/>
+          <w:sz w:val="28"/>
+          <w:szCs w:val="28"/>
+        </w:rPr>
+      </w:pPr>
+      <w:r>
+        <w:rPr>
+          <w:rFonts w:ascii="Bookman Old Style" w:hAnsi="Bookman Old Style"/>
+          <w:b/>
+          <w:bCs/>
+          <w:sz w:val="28"/>
+          <w:szCs w:val="28"/>
+        </w:rPr>
+        <w:t>MODEL EVALUATION</w:t>
+      </w:r>
+    </w:p>
+    <w:p>
+      <w:pPr>
+        <w:spacing w:line="360" w:lineRule="auto"/>
+        <w:rPr>
+          <w:rFonts w:ascii="Bookman Old Style" w:hAnsi="Bookman Old Style"/>
+          <w:sz w:val="28"/>
+          <w:szCs w:val="28"/>
+        </w:rPr>
+      </w:pPr>
+      <w:r>
+        <w:rPr>
+          <w:rFonts w:ascii="Bookman Old Style" w:hAnsi="Bookman Old Style"/>
+          <w:sz w:val="28"/>
+          <w:szCs w:val="28"/>
+        </w:rPr>
+        <w:t>The performance of the model is evaluated using accuracy.</w:t>
       </w:r>
     </w:p>
     <w:p>
       <w:pPr>
         <w:numPr>
           <w:ilvl w:val="0"/>
-          <w:numId w:val="3"/>
+          <w:numId w:val="27"/>
         </w:numPr>
-        <w:spacing w:line="240" w:lineRule="auto"/>
-        <w:rPr>
-          <w:rFonts w:ascii="Bookman Old Style" w:hAnsi="Bookman Old Style"/>
-          <w:sz w:val="28"/>
-          <w:szCs w:val="28"/>
-        </w:rPr>
-      </w:pPr>
-      <w:r>
-        <w:rPr>
-          <w:rFonts w:ascii="Bookman Old Style" w:hAnsi="Bookman Old Style"/>
-          <w:sz w:val="28"/>
-          <w:szCs w:val="28"/>
-        </w:rPr>
-        <w:t xml:space="preserve">0 → No heart disease </w:t>
+        <w:spacing w:line="360" w:lineRule="auto"/>
+        <w:rPr>
+          <w:rFonts w:ascii="Bookman Old Style" w:hAnsi="Bookman Old Style"/>
+          <w:sz w:val="28"/>
+          <w:szCs w:val="28"/>
+        </w:rPr>
+      </w:pPr>
+      <w:r>
+        <w:rPr>
+          <w:rFonts w:ascii="Bookman Old Style" w:hAnsi="Bookman Old Style"/>
+          <w:sz w:val="28"/>
+          <w:szCs w:val="28"/>
+        </w:rPr>
+        <w:t xml:space="preserve">Training Accuracy: approximately 85% </w:t>
       </w:r>
     </w:p>
     <w:p>
       <w:pPr>
         <w:numPr>
           <w:ilvl w:val="0"/>
-          <w:numId w:val="3"/>
+          <w:numId w:val="27"/>
         </w:numPr>
-        <w:spacing w:line="240" w:lineRule="auto"/>
-        <w:rPr>
-          <w:rFonts w:ascii="Bookman Old Style" w:hAnsi="Bookman Old Style"/>
-          <w:sz w:val="28"/>
-          <w:szCs w:val="28"/>
-        </w:rPr>
-      </w:pPr>
-      <w:r>
-        <w:rPr>
-          <w:rFonts w:ascii="Bookman Old Style" w:hAnsi="Bookman Old Style"/>
-          <w:sz w:val="28"/>
-          <w:szCs w:val="28"/>
-        </w:rPr>
-        <w:t xml:space="preserve">1 → Presence of heart disease </w:t>
-      </w:r>
-    </w:p>
-    <w:p>
-      <w:pPr>
-        <w:spacing w:line="240" w:lineRule="auto"/>
-        <w:rPr>
-          <w:rFonts w:ascii="Bookman Old Style" w:hAnsi="Bookman Old Style"/>
-          <w:sz w:val="28"/>
-          <w:szCs w:val="28"/>
-        </w:rPr>
-      </w:pPr>
-      <w:r>
-        <w:rPr>
-          <w:rFonts w:ascii="Bookman Old Style" w:hAnsi="Bookman Old Style"/>
-          <w:sz w:val="28"/>
-          <w:szCs w:val="28"/>
-        </w:rPr>
-        <w:t>This dataset is divided into training and testing data, which helps in evaluating the performance of the model.</w:t>
-      </w:r>
-    </w:p>
-    <w:p>
-      <w:pPr>
-        <w:spacing w:line="240" w:lineRule="auto"/>
-        <w:rPr>
-          <w:rFonts w:ascii="Bookman Old Style" w:hAnsi="Bookman Old Style"/>
-          <w:sz w:val="28"/>
-          <w:szCs w:val="28"/>
-        </w:rPr>
-      </w:pPr>
-    </w:p>
-    <w:p>
-      <w:pPr>
-        <w:spacing w:line="240" w:lineRule="auto"/>
+        <w:spacing w:line="360" w:lineRule="auto"/>
+        <w:rPr>
+          <w:rFonts w:ascii="Bookman Old Style" w:hAnsi="Bookman Old Style"/>
+          <w:sz w:val="28"/>
+          <w:szCs w:val="28"/>
+        </w:rPr>
+      </w:pPr>
+      <w:r>
+        <w:rPr>
+          <w:rFonts w:ascii="Bookman Old Style" w:hAnsi="Bookman Old Style"/>
+          <w:sz w:val="28"/>
+          <w:szCs w:val="28"/>
+        </w:rPr>
+        <w:t xml:space="preserve">Testing Accuracy: approximately 81% </w:t>
+      </w:r>
+    </w:p>
+    <w:p>
+      <w:pPr>
+        <w:spacing w:line="360" w:lineRule="auto"/>
+        <w:rPr>
+          <w:rFonts w:ascii="Bookman Old Style" w:hAnsi="Bookman Old Style"/>
+          <w:sz w:val="28"/>
+          <w:szCs w:val="28"/>
+        </w:rPr>
+      </w:pPr>
+      <w:r>
+        <w:rPr>
+          <w:rFonts w:ascii="Bookman Old Style" w:hAnsi="Bookman Old Style"/>
+          <w:sz w:val="28"/>
+          <w:szCs w:val="28"/>
+        </w:rPr>
+        <w:t>These results indicate that the model performs well and can generalize to new data. The close values of training and testing accuracy suggest that the model is not overfitting.</w:t>
+      </w:r>
+    </w:p>
+    <w:p>
+      <w:pPr>
+        <w:spacing w:line="360" w:lineRule="auto"/>
+        <w:rPr>
+          <w:rFonts w:ascii="Bookman Old Style" w:hAnsi="Bookman Old Style"/>
+          <w:sz w:val="28"/>
+          <w:szCs w:val="28"/>
+        </w:rPr>
+      </w:pPr>
+    </w:p>
+    <w:p>
+      <w:pPr>
+        <w:spacing w:line="360" w:lineRule="auto"/>
+        <w:rPr>
+          <w:rFonts w:ascii="Bookman Old Style" w:hAnsi="Bookman Old Style"/>
+          <w:sz w:val="28"/>
+          <w:szCs w:val="28"/>
+        </w:rPr>
+      </w:pPr>
+    </w:p>
+    <w:p>
+      <w:pPr>
+        <w:spacing w:line="360" w:lineRule="auto"/>
         <w:rPr>
           <w:rFonts w:ascii="Bookman Old Style" w:hAnsi="Bookman Old Style"/>
           <w:b/>
@@ -809,146 +1571,225 @@
           <w:sz w:val="28"/>
           <w:szCs w:val="28"/>
         </w:rPr>
-        <w:t>DATA PREPROCESSING</w:t>
-      </w:r>
-    </w:p>
-    <w:p>
-      <w:pPr>
-        <w:spacing w:line="240" w:lineRule="auto"/>
-        <w:rPr>
-          <w:rFonts w:ascii="Bookman Old Style" w:hAnsi="Bookman Old Style"/>
-          <w:sz w:val="28"/>
-          <w:szCs w:val="28"/>
-        </w:rPr>
-      </w:pPr>
-      <w:r>
-        <w:rPr>
-          <w:rFonts w:ascii="Bookman Old Style" w:hAnsi="Bookman Old Style"/>
-          <w:sz w:val="28"/>
-          <w:szCs w:val="28"/>
-        </w:rPr>
-        <w:t>Before training the model, the data needs to be cleaned and prepared. The following preprocessing steps are performed:</w:t>
+        <w:t>RESULTS AND DISCUSSION</w:t>
+      </w:r>
+    </w:p>
+    <w:p>
+      <w:pPr>
+        <w:spacing w:line="360" w:lineRule="auto"/>
+        <w:rPr>
+          <w:rFonts w:ascii="Bookman Old Style" w:hAnsi="Bookman Old Style"/>
+          <w:sz w:val="28"/>
+          <w:szCs w:val="28"/>
+        </w:rPr>
+      </w:pPr>
+      <w:r>
+        <w:rPr>
+          <w:rFonts w:ascii="Bookman Old Style" w:hAnsi="Bookman Old Style"/>
+          <w:sz w:val="28"/>
+          <w:szCs w:val="28"/>
+        </w:rPr>
+        <w:t>The results of this project show that machine learning can be effectively used for predicting heart disease. The model is able to identify patterns in the dataset and make reliable predictions.</w:t>
+      </w:r>
+    </w:p>
+    <w:p>
+      <w:pPr>
+        <w:spacing w:line="360" w:lineRule="auto"/>
+        <w:rPr>
+          <w:rFonts w:ascii="Bookman Old Style" w:hAnsi="Bookman Old Style"/>
+          <w:sz w:val="28"/>
+          <w:szCs w:val="28"/>
+        </w:rPr>
+      </w:pPr>
+      <w:r>
+        <w:rPr>
+          <w:rFonts w:ascii="Bookman Old Style" w:hAnsi="Bookman Old Style"/>
+          <w:sz w:val="28"/>
+          <w:szCs w:val="28"/>
+        </w:rPr>
+        <w:t>However, there are some limitations. The accuracy can be improved by using larger datasets and more advanced algorithms. Additionally, feature selection and data preprocessing can also impact the performance of the model.</w:t>
+      </w:r>
+    </w:p>
+    <w:p>
+      <w:pPr>
+        <w:spacing w:line="360" w:lineRule="auto"/>
+        <w:rPr>
+          <w:rFonts w:ascii="Bookman Old Style" w:hAnsi="Bookman Old Style"/>
+          <w:sz w:val="28"/>
+          <w:szCs w:val="28"/>
+        </w:rPr>
+      </w:pPr>
+      <w:r>
+        <w:rPr>
+          <w:rFonts w:ascii="Bookman Old Style" w:hAnsi="Bookman Old Style"/>
+          <w:sz w:val="28"/>
+          <w:szCs w:val="28"/>
+        </w:rPr>
+        <w:t>Despite these limitations, the model demonstrates the potential of machine learning in healthcare.</w:t>
+      </w:r>
+    </w:p>
+    <w:p>
+      <w:pPr>
+        <w:spacing w:line="360" w:lineRule="auto"/>
+        <w:rPr>
+          <w:rFonts w:ascii="Bookman Old Style" w:hAnsi="Bookman Old Style"/>
+          <w:sz w:val="28"/>
+          <w:szCs w:val="28"/>
+        </w:rPr>
+      </w:pPr>
+    </w:p>
+    <w:p>
+      <w:pPr>
+        <w:spacing w:line="360" w:lineRule="auto"/>
+        <w:rPr>
+          <w:rFonts w:ascii="Bookman Old Style" w:hAnsi="Bookman Old Style"/>
+          <w:b/>
+          <w:bCs/>
+          <w:sz w:val="28"/>
+          <w:szCs w:val="28"/>
+        </w:rPr>
+      </w:pPr>
+      <w:r>
+        <w:rPr>
+          <w:rFonts w:ascii="Bookman Old Style" w:hAnsi="Bookman Old Style"/>
+          <w:b/>
+          <w:bCs/>
+          <w:sz w:val="28"/>
+          <w:szCs w:val="28"/>
+        </w:rPr>
+        <w:lastRenderedPageBreak/>
+        <w:t>APPLICATIONS</w:t>
+      </w:r>
+    </w:p>
+    <w:p>
+      <w:pPr>
+        <w:spacing w:line="360" w:lineRule="auto"/>
+        <w:rPr>
+          <w:rFonts w:ascii="Bookman Old Style" w:hAnsi="Bookman Old Style"/>
+          <w:sz w:val="28"/>
+          <w:szCs w:val="28"/>
+        </w:rPr>
+      </w:pPr>
+      <w:r>
+        <w:rPr>
+          <w:rFonts w:ascii="Bookman Old Style" w:hAnsi="Bookman Old Style"/>
+          <w:sz w:val="28"/>
+          <w:szCs w:val="28"/>
+        </w:rPr>
+        <w:t>The predictive model developed in this project can be used in various applications:</w:t>
       </w:r>
     </w:p>
     <w:p>
       <w:pPr>
         <w:numPr>
           <w:ilvl w:val="0"/>
-          <w:numId w:val="4"/>
+          <w:numId w:val="28"/>
         </w:numPr>
-        <w:spacing w:line="240" w:lineRule="auto"/>
-        <w:rPr>
-          <w:rFonts w:ascii="Bookman Old Style" w:hAnsi="Bookman Old Style"/>
-          <w:sz w:val="28"/>
-          <w:szCs w:val="28"/>
-        </w:rPr>
-      </w:pPr>
-      <w:r>
-        <w:rPr>
-          <w:rFonts w:ascii="Bookman Old Style" w:hAnsi="Bookman Old Style"/>
-          <w:sz w:val="28"/>
-          <w:szCs w:val="28"/>
-        </w:rPr>
-        <w:t xml:space="preserve">Handling missing or inconsistent values </w:t>
+        <w:spacing w:line="360" w:lineRule="auto"/>
+        <w:rPr>
+          <w:rFonts w:ascii="Bookman Old Style" w:hAnsi="Bookman Old Style"/>
+          <w:sz w:val="28"/>
+          <w:szCs w:val="28"/>
+        </w:rPr>
+      </w:pPr>
+      <w:r>
+        <w:rPr>
+          <w:rFonts w:ascii="Bookman Old Style" w:hAnsi="Bookman Old Style"/>
+          <w:sz w:val="28"/>
+          <w:szCs w:val="28"/>
+        </w:rPr>
+        <w:t xml:space="preserve">Assisting doctors in diagnosing heart disease </w:t>
       </w:r>
     </w:p>
     <w:p>
       <w:pPr>
         <w:numPr>
           <w:ilvl w:val="0"/>
-          <w:numId w:val="4"/>
+          <w:numId w:val="28"/>
         </w:numPr>
-        <w:spacing w:line="240" w:lineRule="auto"/>
-        <w:rPr>
-          <w:rFonts w:ascii="Bookman Old Style" w:hAnsi="Bookman Old Style"/>
-          <w:sz w:val="28"/>
-          <w:szCs w:val="28"/>
-        </w:rPr>
-      </w:pPr>
-      <w:r>
-        <w:rPr>
-          <w:rFonts w:ascii="Bookman Old Style" w:hAnsi="Bookman Old Style"/>
-          <w:sz w:val="28"/>
-          <w:szCs w:val="28"/>
-        </w:rPr>
-        <w:t xml:space="preserve">Converting categorical data into numerical format </w:t>
+        <w:spacing w:line="360" w:lineRule="auto"/>
+        <w:rPr>
+          <w:rFonts w:ascii="Bookman Old Style" w:hAnsi="Bookman Old Style"/>
+          <w:sz w:val="28"/>
+          <w:szCs w:val="28"/>
+        </w:rPr>
+      </w:pPr>
+      <w:r>
+        <w:rPr>
+          <w:rFonts w:ascii="Bookman Old Style" w:hAnsi="Bookman Old Style"/>
+          <w:sz w:val="28"/>
+          <w:szCs w:val="28"/>
+        </w:rPr>
+        <w:t xml:space="preserve">Supporting healthcare decision-making </w:t>
       </w:r>
     </w:p>
     <w:p>
       <w:pPr>
         <w:numPr>
           <w:ilvl w:val="0"/>
-          <w:numId w:val="4"/>
+          <w:numId w:val="28"/>
         </w:numPr>
-        <w:spacing w:line="240" w:lineRule="auto"/>
-        <w:rPr>
-          <w:rFonts w:ascii="Bookman Old Style" w:hAnsi="Bookman Old Style"/>
-          <w:sz w:val="28"/>
-          <w:szCs w:val="28"/>
-        </w:rPr>
-      </w:pPr>
-      <w:r>
-        <w:rPr>
-          <w:rFonts w:ascii="Bookman Old Style" w:hAnsi="Bookman Old Style"/>
-          <w:sz w:val="28"/>
-          <w:szCs w:val="28"/>
-        </w:rPr>
-        <w:t xml:space="preserve">Organizing features for better model performance </w:t>
+        <w:spacing w:line="360" w:lineRule="auto"/>
+        <w:rPr>
+          <w:rFonts w:ascii="Bookman Old Style" w:hAnsi="Bookman Old Style"/>
+          <w:sz w:val="28"/>
+          <w:szCs w:val="28"/>
+        </w:rPr>
+      </w:pPr>
+      <w:r>
+        <w:rPr>
+          <w:rFonts w:ascii="Bookman Old Style" w:hAnsi="Bookman Old Style"/>
+          <w:sz w:val="28"/>
+          <w:szCs w:val="28"/>
+        </w:rPr>
+        <w:t xml:space="preserve">Providing early warnings to patients </w:t>
       </w:r>
     </w:p>
     <w:p>
       <w:pPr>
         <w:numPr>
           <w:ilvl w:val="0"/>
-          <w:numId w:val="4"/>
+          <w:numId w:val="28"/>
         </w:numPr>
-        <w:spacing w:line="240" w:lineRule="auto"/>
-        <w:rPr>
-          <w:rFonts w:ascii="Bookman Old Style" w:hAnsi="Bookman Old Style"/>
-          <w:sz w:val="28"/>
-          <w:szCs w:val="28"/>
-        </w:rPr>
-      </w:pPr>
-      <w:r>
-        <w:rPr>
-          <w:rFonts w:ascii="Bookman Old Style" w:hAnsi="Bookman Old Style"/>
-          <w:sz w:val="28"/>
-          <w:szCs w:val="28"/>
-        </w:rPr>
-        <w:t xml:space="preserve">Splitting the dataset into training and testing sets </w:t>
-      </w:r>
-    </w:p>
-    <w:p>
-      <w:pPr>
-        <w:spacing w:line="240" w:lineRule="auto"/>
-        <w:rPr>
-          <w:rFonts w:ascii="Bookman Old Style" w:hAnsi="Bookman Old Style"/>
-          <w:sz w:val="28"/>
-          <w:szCs w:val="28"/>
-        </w:rPr>
-      </w:pPr>
-      <w:r>
-        <w:rPr>
-          <w:rFonts w:ascii="Bookman Old Style" w:hAnsi="Bookman Old Style"/>
-          <w:sz w:val="28"/>
-          <w:szCs w:val="28"/>
-        </w:rPr>
-        <w:t>These steps ensure that the model receives structured and meaningful data for learning.</w:t>
-      </w:r>
-    </w:p>
-    <w:p>
-      <w:pPr>
-        <w:spacing w:line="240" w:lineRule="auto"/>
-        <w:rPr>
-          <w:rFonts w:ascii="Bookman Old Style" w:hAnsi="Bookman Old Style"/>
-          <w:sz w:val="28"/>
-          <w:szCs w:val="28"/>
-        </w:rPr>
-      </w:pPr>
-    </w:p>
-    <w:p>
-      <w:pPr>
-        <w:spacing w:line="240" w:lineRule="auto"/>
+        <w:spacing w:line="360" w:lineRule="auto"/>
+        <w:rPr>
+          <w:rFonts w:ascii="Bookman Old Style" w:hAnsi="Bookman Old Style"/>
+          <w:sz w:val="28"/>
+          <w:szCs w:val="28"/>
+        </w:rPr>
+      </w:pPr>
+      <w:r>
+        <w:rPr>
+          <w:rFonts w:ascii="Bookman Old Style" w:hAnsi="Bookman Old Style"/>
+          <w:sz w:val="28"/>
+          <w:szCs w:val="28"/>
+        </w:rPr>
+        <w:t>Integrating with healthcare systems and mobile applications</w:t>
+      </w:r>
+    </w:p>
+    <w:p>
+      <w:pPr>
+        <w:spacing w:line="360" w:lineRule="auto"/>
+        <w:rPr>
+          <w:rFonts w:ascii="Bookman Old Style" w:hAnsi="Bookman Old Style"/>
+          <w:sz w:val="28"/>
+          <w:szCs w:val="28"/>
+        </w:rPr>
+      </w:pPr>
+    </w:p>
+    <w:p>
+      <w:pPr>
+        <w:spacing w:line="360" w:lineRule="auto"/>
+        <w:rPr>
+          <w:rFonts w:ascii="Bookman Old Style" w:hAnsi="Bookman Old Style"/>
+          <w:sz w:val="28"/>
+          <w:szCs w:val="28"/>
+        </w:rPr>
+      </w:pPr>
+    </w:p>
+    <w:p>
+      <w:pPr>
+        <w:spacing w:line="360" w:lineRule="auto"/>
         <w:rPr>
           <w:rFonts w:ascii="Bookman Old Style" w:hAnsi="Bookman Old Style"/>
           <w:b/>
@@ -965,28 +1806,68 @@
           <w:sz w:val="28"/>
           <w:szCs w:val="28"/>
         </w:rPr>
-        <w:lastRenderedPageBreak/>
-        <w:t>METHODOLOGY</w:t>
-      </w:r>
-    </w:p>
-    <w:p>
-      <w:pPr>
-        <w:spacing w:line="240" w:lineRule="auto"/>
-        <w:rPr>
-          <w:rFonts w:ascii="Bookman Old Style" w:hAnsi="Bookman Old Style"/>
-          <w:sz w:val="28"/>
-          <w:szCs w:val="28"/>
-        </w:rPr>
-      </w:pPr>
-      <w:r>
-        <w:rPr>
-          <w:rFonts w:ascii="Bookman Old Style" w:hAnsi="Bookman Old Style"/>
-          <w:sz w:val="28"/>
-          <w:szCs w:val="28"/>
-        </w:rPr>
-        <w:t xml:space="preserve">In this project, </w:t>
-      </w:r>
-      <w:r>
+        <w:t>CONCLUSION</w:t>
+      </w:r>
+    </w:p>
+    <w:p>
+      <w:pPr>
+        <w:spacing w:line="360" w:lineRule="auto"/>
+        <w:rPr>
+          <w:rFonts w:ascii="Bookman Old Style" w:hAnsi="Bookman Old Style"/>
+          <w:sz w:val="28"/>
+          <w:szCs w:val="28"/>
+        </w:rPr>
+      </w:pPr>
+      <w:r>
+        <w:rPr>
+          <w:rFonts w:ascii="Bookman Old Style" w:hAnsi="Bookman Old Style"/>
+          <w:sz w:val="28"/>
+          <w:szCs w:val="28"/>
+        </w:rPr>
+        <w:t>This project demonstrates how machine learning can be applied to predict heart disease using patient data. The model provides reliable predictions and can assist in early detection.</w:t>
+      </w:r>
+    </w:p>
+    <w:p>
+      <w:pPr>
+        <w:spacing w:line="360" w:lineRule="auto"/>
+        <w:rPr>
+          <w:rFonts w:ascii="Bookman Old Style" w:hAnsi="Bookman Old Style"/>
+          <w:sz w:val="28"/>
+          <w:szCs w:val="28"/>
+        </w:rPr>
+      </w:pPr>
+      <w:r>
+        <w:rPr>
+          <w:rFonts w:ascii="Bookman Old Style" w:hAnsi="Bookman Old Style"/>
+          <w:sz w:val="28"/>
+          <w:szCs w:val="28"/>
+        </w:rPr>
+        <w:t>Working on this project helped me understand the practical implementation of machine learning algorithms and their importance in real-world applications.</w:t>
+      </w:r>
+    </w:p>
+    <w:p>
+      <w:pPr>
+        <w:spacing w:line="360" w:lineRule="auto"/>
+        <w:rPr>
+          <w:rFonts w:ascii="Bookman Old Style" w:hAnsi="Bookman Old Style"/>
+          <w:sz w:val="28"/>
+          <w:szCs w:val="28"/>
+        </w:rPr>
+      </w:pPr>
+    </w:p>
+    <w:p>
+      <w:pPr>
+        <w:spacing w:line="360" w:lineRule="auto"/>
+        <w:rPr>
+          <w:rFonts w:ascii="Bookman Old Style" w:hAnsi="Bookman Old Style"/>
+          <w:sz w:val="28"/>
+          <w:szCs w:val="28"/>
+        </w:rPr>
+      </w:pPr>
+    </w:p>
+    <w:p>
+      <w:pPr>
+        <w:spacing w:line="360" w:lineRule="auto"/>
         <w:rPr>
           <w:rFonts w:ascii="Bookman Old Style" w:hAnsi="Bookman Old Style"/>
           <w:b/>
@@ -994,20 +1875,8 @@
           <w:sz w:val="28"/>
           <w:szCs w:val="28"/>
         </w:rPr>
-        <w:t>Logistic Regression</w:t>
-      </w:r>
-      <w:r>
-        <w:rPr>
-          <w:rFonts w:ascii="Bookman Old Style" w:hAnsi="Bookman Old Style"/>
-          <w:sz w:val="28"/>
-          <w:szCs w:val="28"/>
-        </w:rPr>
-        <w:t xml:space="preserve"> is used as the machine learning algorithm. It is a widely used algorithm for classification problems, especially when the output is binary (yes/no).</w:t>
-      </w:r>
-    </w:p>
-    <w:p>
-      <w:pPr>
-        <w:spacing w:line="240" w:lineRule="auto"/>
+      </w:pPr>
+      <w:r>
         <w:rPr>
           <w:rFonts w:ascii="Bookman Old Style" w:hAnsi="Bookman Old Style"/>
           <w:b/>
@@ -1015,8 +1884,121 @@
           <w:sz w:val="28"/>
           <w:szCs w:val="28"/>
         </w:rPr>
-      </w:pPr>
-      <w:r>
+        <w:t>FUTURE SCOPE</w:t>
+      </w:r>
+    </w:p>
+    <w:p>
+      <w:pPr>
+        <w:numPr>
+          <w:ilvl w:val="0"/>
+          <w:numId w:val="29"/>
+        </w:numPr>
+        <w:spacing w:line="360" w:lineRule="auto"/>
+        <w:rPr>
+          <w:rFonts w:ascii="Bookman Old Style" w:hAnsi="Bookman Old Style"/>
+          <w:sz w:val="28"/>
+          <w:szCs w:val="28"/>
+        </w:rPr>
+      </w:pPr>
+      <w:r>
+        <w:rPr>
+          <w:rFonts w:ascii="Bookman Old Style" w:hAnsi="Bookman Old Style"/>
+          <w:sz w:val="28"/>
+          <w:szCs w:val="28"/>
+        </w:rPr>
+        <w:t xml:space="preserve">Use advanced algorithms such as Random Forest and XGBoost </w:t>
+      </w:r>
+    </w:p>
+    <w:p>
+      <w:pPr>
+        <w:numPr>
+          <w:ilvl w:val="0"/>
+          <w:numId w:val="29"/>
+        </w:numPr>
+        <w:spacing w:line="360" w:lineRule="auto"/>
+        <w:rPr>
+          <w:rFonts w:ascii="Bookman Old Style" w:hAnsi="Bookman Old Style"/>
+          <w:sz w:val="28"/>
+          <w:szCs w:val="28"/>
+        </w:rPr>
+      </w:pPr>
+      <w:r>
+        <w:rPr>
+          <w:rFonts w:ascii="Bookman Old Style" w:hAnsi="Bookman Old Style"/>
+          <w:sz w:val="28"/>
+          <w:szCs w:val="28"/>
+        </w:rPr>
+        <w:t xml:space="preserve">Increase dataset size for better accuracy </w:t>
+      </w:r>
+    </w:p>
+    <w:p>
+      <w:pPr>
+        <w:numPr>
+          <w:ilvl w:val="0"/>
+          <w:numId w:val="29"/>
+        </w:numPr>
+        <w:spacing w:line="360" w:lineRule="auto"/>
+        <w:rPr>
+          <w:rFonts w:ascii="Bookman Old Style" w:hAnsi="Bookman Old Style"/>
+          <w:sz w:val="28"/>
+          <w:szCs w:val="28"/>
+        </w:rPr>
+      </w:pPr>
+      <w:r>
+        <w:rPr>
+          <w:rFonts w:ascii="Bookman Old Style" w:hAnsi="Bookman Old Style"/>
+          <w:sz w:val="28"/>
+          <w:szCs w:val="28"/>
+        </w:rPr>
+        <w:t xml:space="preserve">Develop real-time prediction systems </w:t>
+      </w:r>
+    </w:p>
+    <w:p>
+      <w:pPr>
+        <w:numPr>
+          <w:ilvl w:val="0"/>
+          <w:numId w:val="29"/>
+        </w:numPr>
+        <w:spacing w:line="360" w:lineRule="auto"/>
+        <w:rPr>
+          <w:rFonts w:ascii="Bookman Old Style" w:hAnsi="Bookman Old Style"/>
+          <w:sz w:val="28"/>
+          <w:szCs w:val="28"/>
+        </w:rPr>
+      </w:pPr>
+      <w:r>
+        <w:rPr>
+          <w:rFonts w:ascii="Bookman Old Style" w:hAnsi="Bookman Old Style"/>
+          <w:sz w:val="28"/>
+          <w:szCs w:val="28"/>
+        </w:rPr>
+        <w:lastRenderedPageBreak/>
+        <w:t xml:space="preserve">Integrate the model with healthcare applications </w:t>
+      </w:r>
+    </w:p>
+    <w:p>
+      <w:pPr>
+        <w:spacing w:line="360" w:lineRule="auto"/>
+        <w:rPr>
+          <w:rFonts w:ascii="Bookman Old Style" w:hAnsi="Bookman Old Style"/>
+          <w:sz w:val="28"/>
+          <w:szCs w:val="28"/>
+        </w:rPr>
+      </w:pPr>
+    </w:p>
+    <w:p>
+      <w:pPr>
+        <w:spacing w:line="360" w:lineRule="auto"/>
+        <w:rPr>
+          <w:rFonts w:ascii="Bookman Old Style" w:hAnsi="Bookman Old Style"/>
+          <w:sz w:val="28"/>
+          <w:szCs w:val="28"/>
+        </w:rPr>
+      </w:pPr>
+    </w:p>
+    <w:p>
+      <w:pPr>
+        <w:spacing w:line="360" w:lineRule="auto"/>
         <w:rPr>
           <w:rFonts w:ascii="Bookman Old Style" w:hAnsi="Bookman Old Style"/>
           <w:b/>
@@ -1024,683 +2006,117 @@
           <w:sz w:val="28"/>
           <w:szCs w:val="28"/>
         </w:rPr>
-        <w:t>Steps followed:</w:t>
+      </w:pPr>
+      <w:r>
+        <w:rPr>
+          <w:rFonts w:ascii="Bookman Old Style" w:hAnsi="Bookman Old Style"/>
+          <w:b/>
+          <w:bCs/>
+          <w:sz w:val="28"/>
+          <w:szCs w:val="28"/>
+        </w:rPr>
+        <w:t>REFERENCES</w:t>
       </w:r>
     </w:p>
     <w:p>
       <w:pPr>
         <w:numPr>
           <w:ilvl w:val="0"/>
-          <w:numId w:val="5"/>
+          <w:numId w:val="30"/>
         </w:numPr>
-        <w:spacing w:line="240" w:lineRule="auto"/>
-        <w:rPr>
-          <w:rFonts w:ascii="Bookman Old Style" w:hAnsi="Bookman Old Style"/>
-          <w:sz w:val="28"/>
-          <w:szCs w:val="28"/>
-        </w:rPr>
-      </w:pPr>
-      <w:r>
-        <w:rPr>
-          <w:rFonts w:ascii="Bookman Old Style" w:hAnsi="Bookman Old Style"/>
-          <w:sz w:val="28"/>
-          <w:szCs w:val="28"/>
-        </w:rPr>
-        <w:t xml:space="preserve">Import required libraries such as Pandas, NumPy, and Scikit-learn </w:t>
+        <w:spacing w:line="360" w:lineRule="auto"/>
+        <w:rPr>
+          <w:rFonts w:ascii="Bookman Old Style" w:hAnsi="Bookman Old Style"/>
+          <w:sz w:val="28"/>
+          <w:szCs w:val="28"/>
+        </w:rPr>
+      </w:pPr>
+      <w:r>
+        <w:rPr>
+          <w:rFonts w:ascii="Bookman Old Style" w:hAnsi="Bookman Old Style"/>
+          <w:sz w:val="28"/>
+          <w:szCs w:val="28"/>
+        </w:rPr>
+        <w:t xml:space="preserve">UCI Machine Learning Repository </w:t>
       </w:r>
     </w:p>
     <w:p>
       <w:pPr>
         <w:numPr>
           <w:ilvl w:val="0"/>
-          <w:numId w:val="5"/>
+          <w:numId w:val="30"/>
         </w:numPr>
-        <w:spacing w:line="240" w:lineRule="auto"/>
-        <w:rPr>
-          <w:rFonts w:ascii="Bookman Old Style" w:hAnsi="Bookman Old Style"/>
-          <w:sz w:val="28"/>
-          <w:szCs w:val="28"/>
-        </w:rPr>
-      </w:pPr>
-      <w:r>
-        <w:rPr>
-          <w:rFonts w:ascii="Bookman Old Style" w:hAnsi="Bookman Old Style"/>
-          <w:sz w:val="28"/>
-          <w:szCs w:val="28"/>
-        </w:rPr>
-        <w:t xml:space="preserve">Load the dataset from a CSV file </w:t>
+        <w:spacing w:line="360" w:lineRule="auto"/>
+        <w:rPr>
+          <w:rFonts w:ascii="Bookman Old Style" w:hAnsi="Bookman Old Style"/>
+          <w:sz w:val="28"/>
+          <w:szCs w:val="28"/>
+        </w:rPr>
+      </w:pPr>
+      <w:r>
+        <w:rPr>
+          <w:rFonts w:ascii="Bookman Old Style" w:hAnsi="Bookman Old Style"/>
+          <w:sz w:val="28"/>
+          <w:szCs w:val="28"/>
+        </w:rPr>
+        <w:t xml:space="preserve">Scikit-learn Documentation </w:t>
       </w:r>
     </w:p>
     <w:p>
       <w:pPr>
         <w:numPr>
           <w:ilvl w:val="0"/>
-          <w:numId w:val="5"/>
+          <w:numId w:val="30"/>
         </w:numPr>
-        <w:spacing w:line="240" w:lineRule="auto"/>
-        <w:rPr>
-          <w:rFonts w:ascii="Bookman Old Style" w:hAnsi="Bookman Old Style"/>
-          <w:sz w:val="28"/>
-          <w:szCs w:val="28"/>
-        </w:rPr>
-      </w:pPr>
-      <w:r>
-        <w:rPr>
-          <w:rFonts w:ascii="Bookman Old Style" w:hAnsi="Bookman Old Style"/>
-          <w:sz w:val="28"/>
-          <w:szCs w:val="28"/>
-        </w:rPr>
-        <w:t xml:space="preserve">Separate input features and target variable </w:t>
-      </w:r>
-    </w:p>
-    <w:p>
-      <w:pPr>
-        <w:numPr>
-          <w:ilvl w:val="0"/>
-          <w:numId w:val="5"/>
-        </w:numPr>
-        <w:spacing w:line="240" w:lineRule="auto"/>
-        <w:rPr>
-          <w:rFonts w:ascii="Bookman Old Style" w:hAnsi="Bookman Old Style"/>
-          <w:sz w:val="28"/>
-          <w:szCs w:val="28"/>
-        </w:rPr>
-      </w:pPr>
-      <w:r>
-        <w:rPr>
-          <w:rFonts w:ascii="Bookman Old Style" w:hAnsi="Bookman Old Style"/>
-          <w:sz w:val="28"/>
-          <w:szCs w:val="28"/>
-        </w:rPr>
-        <w:t xml:space="preserve">Split the data into training and testing sets </w:t>
-      </w:r>
-    </w:p>
-    <w:p>
-      <w:pPr>
-        <w:numPr>
-          <w:ilvl w:val="0"/>
-          <w:numId w:val="5"/>
-        </w:numPr>
-        <w:spacing w:line="240" w:lineRule="auto"/>
-        <w:rPr>
-          <w:rFonts w:ascii="Bookman Old Style" w:hAnsi="Bookman Old Style"/>
-          <w:sz w:val="28"/>
-          <w:szCs w:val="28"/>
-        </w:rPr>
-      </w:pPr>
-      <w:r>
-        <w:rPr>
-          <w:rFonts w:ascii="Bookman Old Style" w:hAnsi="Bookman Old Style"/>
-          <w:sz w:val="28"/>
-          <w:szCs w:val="28"/>
-        </w:rPr>
-        <w:t xml:space="preserve">Train the model using the training data </w:t>
-      </w:r>
-    </w:p>
-    <w:p>
-      <w:pPr>
-        <w:numPr>
-          <w:ilvl w:val="0"/>
-          <w:numId w:val="5"/>
-        </w:numPr>
-        <w:spacing w:line="240" w:lineRule="auto"/>
-        <w:rPr>
-          <w:rFonts w:ascii="Bookman Old Style" w:hAnsi="Bookman Old Style"/>
-          <w:sz w:val="28"/>
-          <w:szCs w:val="28"/>
-        </w:rPr>
-      </w:pPr>
-      <w:r>
-        <w:rPr>
-          <w:rFonts w:ascii="Bookman Old Style" w:hAnsi="Bookman Old Style"/>
-          <w:sz w:val="28"/>
-          <w:szCs w:val="28"/>
-        </w:rPr>
-        <w:t xml:space="preserve">Evaluate the model using accuracy score </w:t>
-      </w:r>
-    </w:p>
-    <w:p>
-      <w:pPr>
-        <w:spacing w:line="240" w:lineRule="auto"/>
-        <w:rPr>
-          <w:rFonts w:ascii="Bookman Old Style" w:hAnsi="Bookman Old Style"/>
-          <w:sz w:val="28"/>
-          <w:szCs w:val="28"/>
-        </w:rPr>
-      </w:pPr>
-    </w:p>
-    <w:p>
-      <w:pPr>
-        <w:spacing w:line="240" w:lineRule="auto"/>
-        <w:rPr>
-          <w:rFonts w:ascii="Bookman Old Style" w:hAnsi="Bookman Old Style"/>
-          <w:b/>
-          <w:bCs/>
-          <w:sz w:val="28"/>
-          <w:szCs w:val="28"/>
-        </w:rPr>
-      </w:pPr>
-      <w:r>
-        <w:rPr>
-          <w:rFonts w:ascii="Bookman Old Style" w:hAnsi="Bookman Old Style"/>
-          <w:b/>
-          <w:bCs/>
-          <w:sz w:val="28"/>
-          <w:szCs w:val="28"/>
-        </w:rPr>
-        <w:t>MODEL EVALUATION</w:t>
-      </w:r>
-    </w:p>
-    <w:p>
-      <w:pPr>
-        <w:spacing w:line="240" w:lineRule="auto"/>
-        <w:rPr>
-          <w:rFonts w:ascii="Bookman Old Style" w:hAnsi="Bookman Old Style"/>
-          <w:sz w:val="28"/>
-          <w:szCs w:val="28"/>
-        </w:rPr>
-      </w:pPr>
-      <w:r>
-        <w:rPr>
-          <w:rFonts w:ascii="Bookman Old Style" w:hAnsi="Bookman Old Style"/>
-          <w:sz w:val="28"/>
-          <w:szCs w:val="28"/>
-        </w:rPr>
-        <w:t>The performance of the model is evaluated using accuracy.</w:t>
-      </w:r>
-    </w:p>
-    <w:p>
-      <w:pPr>
-        <w:numPr>
-          <w:ilvl w:val="0"/>
-          <w:numId w:val="6"/>
-        </w:numPr>
-        <w:spacing w:line="240" w:lineRule="auto"/>
-        <w:rPr>
-          <w:rFonts w:ascii="Bookman Old Style" w:hAnsi="Bookman Old Style"/>
-          <w:sz w:val="28"/>
-          <w:szCs w:val="28"/>
-        </w:rPr>
-      </w:pPr>
-      <w:r>
-        <w:rPr>
-          <w:rFonts w:ascii="Bookman Old Style" w:hAnsi="Bookman Old Style"/>
-          <w:sz w:val="28"/>
-          <w:szCs w:val="28"/>
-        </w:rPr>
-        <w:t xml:space="preserve">Training Accuracy: ~85% </w:t>
-      </w:r>
-    </w:p>
-    <w:p>
-      <w:pPr>
-        <w:numPr>
-          <w:ilvl w:val="0"/>
-          <w:numId w:val="6"/>
-        </w:numPr>
-        <w:spacing w:line="240" w:lineRule="auto"/>
-        <w:rPr>
-          <w:rFonts w:ascii="Bookman Old Style" w:hAnsi="Bookman Old Style"/>
-          <w:sz w:val="28"/>
-          <w:szCs w:val="28"/>
-        </w:rPr>
-      </w:pPr>
-      <w:r>
-        <w:rPr>
-          <w:rFonts w:ascii="Bookman Old Style" w:hAnsi="Bookman Old Style"/>
-          <w:sz w:val="28"/>
-          <w:szCs w:val="28"/>
-        </w:rPr>
-        <w:t xml:space="preserve">Testing Accuracy: ~81% </w:t>
-      </w:r>
-    </w:p>
-    <w:p>
-      <w:pPr>
-        <w:spacing w:line="240" w:lineRule="auto"/>
-        <w:rPr>
-          <w:rFonts w:ascii="Bookman Old Style" w:hAnsi="Bookman Old Style"/>
-          <w:sz w:val="28"/>
-          <w:szCs w:val="28"/>
-        </w:rPr>
-      </w:pPr>
-      <w:r>
-        <w:rPr>
-          <w:rFonts w:ascii="Bookman Old Style" w:hAnsi="Bookman Old Style"/>
-          <w:sz w:val="28"/>
-          <w:szCs w:val="28"/>
-        </w:rPr>
-        <w:t>The similar values of training and testing accuracy indicate that the model is not overfitting and performs well on unseen data.</w:t>
-      </w:r>
-    </w:p>
-    <w:p>
-      <w:pPr>
-        <w:spacing w:line="240" w:lineRule="auto"/>
-        <w:rPr>
-          <w:rFonts w:ascii="Bookman Old Style" w:hAnsi="Bookman Old Style"/>
-          <w:sz w:val="28"/>
-          <w:szCs w:val="28"/>
-        </w:rPr>
-      </w:pPr>
-    </w:p>
-    <w:p>
-      <w:pPr>
-        <w:spacing w:line="240" w:lineRule="auto"/>
-        <w:rPr>
-          <w:rFonts w:ascii="Bookman Old Style" w:hAnsi="Bookman Old Style"/>
-          <w:b/>
-          <w:bCs/>
-          <w:sz w:val="28"/>
-          <w:szCs w:val="28"/>
-        </w:rPr>
-      </w:pPr>
-      <w:r>
-        <w:rPr>
-          <w:rFonts w:ascii="Bookman Old Style" w:hAnsi="Bookman Old Style"/>
-          <w:b/>
-          <w:bCs/>
-          <w:sz w:val="28"/>
-          <w:szCs w:val="28"/>
-        </w:rPr>
-        <w:t>PREDICTION SYSTEM</w:t>
-      </w:r>
-    </w:p>
-    <w:p>
-      <w:pPr>
-        <w:spacing w:line="240" w:lineRule="auto"/>
-        <w:rPr>
-          <w:rFonts w:ascii="Bookman Old Style" w:hAnsi="Bookman Old Style"/>
-          <w:sz w:val="28"/>
-          <w:szCs w:val="28"/>
-        </w:rPr>
-      </w:pPr>
-      <w:r>
-        <w:rPr>
-          <w:rFonts w:ascii="Bookman Old Style" w:hAnsi="Bookman Old Style"/>
-          <w:sz w:val="28"/>
-          <w:szCs w:val="28"/>
-        </w:rPr>
-        <w:t>A prediction system is created where input values are provided to the trained model. Based on these inputs, the model predicts whether a person has heart disease.</w:t>
-      </w:r>
-    </w:p>
-    <w:p>
-      <w:pPr>
-        <w:spacing w:line="240" w:lineRule="auto"/>
-        <w:rPr>
-          <w:rFonts w:ascii="Bookman Old Style" w:hAnsi="Bookman Old Style"/>
-          <w:sz w:val="28"/>
-          <w:szCs w:val="28"/>
-        </w:rPr>
-      </w:pPr>
-      <w:r>
-        <w:rPr>
-          <w:rFonts w:ascii="Bookman Old Style" w:hAnsi="Bookman Old Style"/>
-          <w:sz w:val="28"/>
-          <w:szCs w:val="28"/>
-        </w:rPr>
-        <w:t xml:space="preserve">For example, when sample input data was provided, the model predicted that the person </w:t>
-      </w:r>
-      <w:r>
-        <w:rPr>
-          <w:rFonts w:ascii="Bookman Old Style" w:hAnsi="Bookman Old Style"/>
-          <w:b/>
-          <w:bCs/>
-          <w:sz w:val="28"/>
-          <w:szCs w:val="28"/>
-        </w:rPr>
-        <w:t>does not have heart disease</w:t>
-      </w:r>
-      <w:r>
-        <w:rPr>
-          <w:rFonts w:ascii="Bookman Old Style" w:hAnsi="Bookman Old Style"/>
-          <w:sz w:val="28"/>
-          <w:szCs w:val="28"/>
-        </w:rPr>
-        <w:t>.</w:t>
-      </w:r>
-    </w:p>
-    <w:p>
-      <w:pPr>
-        <w:spacing w:line="240" w:lineRule="auto"/>
-        <w:rPr>
-          <w:rFonts w:ascii="Bookman Old Style" w:hAnsi="Bookman Old Style"/>
-          <w:sz w:val="28"/>
-          <w:szCs w:val="28"/>
-        </w:rPr>
-      </w:pPr>
-      <w:r>
-        <w:rPr>
-          <w:rFonts w:ascii="Bookman Old Style" w:hAnsi="Bookman Old Style"/>
-          <w:sz w:val="28"/>
-          <w:szCs w:val="28"/>
-        </w:rPr>
-        <w:t>This demonstrates that the model can be used as a basic decision-support tool.</w:t>
-      </w:r>
-    </w:p>
-    <w:p>
-      <w:pPr>
-        <w:spacing w:line="240" w:lineRule="auto"/>
-        <w:rPr>
-          <w:rFonts w:ascii="Bookman Old Style" w:hAnsi="Bookman Old Style"/>
-          <w:sz w:val="28"/>
-          <w:szCs w:val="28"/>
-        </w:rPr>
-      </w:pPr>
-    </w:p>
-    <w:p>
-      <w:pPr>
-        <w:spacing w:line="240" w:lineRule="auto"/>
-        <w:rPr>
-          <w:rFonts w:ascii="Bookman Old Style" w:hAnsi="Bookman Old Style"/>
-          <w:sz w:val="28"/>
-          <w:szCs w:val="28"/>
-        </w:rPr>
-      </w:pPr>
-    </w:p>
-    <w:p>
-      <w:pPr>
-        <w:spacing w:line="240" w:lineRule="auto"/>
-        <w:rPr>
-          <w:rFonts w:ascii="Bookman Old Style" w:hAnsi="Bookman Old Style"/>
-          <w:sz w:val="28"/>
-          <w:szCs w:val="28"/>
-        </w:rPr>
-      </w:pPr>
-    </w:p>
-    <w:p>
-      <w:pPr>
-        <w:spacing w:line="240" w:lineRule="auto"/>
-        <w:rPr>
-          <w:rFonts w:ascii="Bookman Old Style" w:hAnsi="Bookman Old Style"/>
-          <w:b/>
-          <w:bCs/>
-          <w:sz w:val="28"/>
-          <w:szCs w:val="28"/>
-        </w:rPr>
-      </w:pPr>
-      <w:r>
-        <w:rPr>
-          <w:rFonts w:ascii="Bookman Old Style" w:hAnsi="Bookman Old Style"/>
-          <w:b/>
-          <w:bCs/>
-          <w:sz w:val="28"/>
-          <w:szCs w:val="28"/>
-        </w:rPr>
-        <w:lastRenderedPageBreak/>
-        <w:t>RESULTS AND DISCUSSION</w:t>
-      </w:r>
-    </w:p>
-    <w:p>
-      <w:pPr>
-        <w:spacing w:line="240" w:lineRule="auto"/>
-        <w:rPr>
-          <w:rFonts w:ascii="Bookman Old Style" w:hAnsi="Bookman Old Style"/>
-          <w:sz w:val="28"/>
-          <w:szCs w:val="28"/>
-        </w:rPr>
-      </w:pPr>
-      <w:r>
-        <w:rPr>
-          <w:rFonts w:ascii="Bookman Old Style" w:hAnsi="Bookman Old Style"/>
-          <w:sz w:val="28"/>
-          <w:szCs w:val="28"/>
-        </w:rPr>
-        <w:t>The results show that machine learning can effectively be used to predict heart disease using patient data. The model is able to identify patterns and relationships between different medical parameters.</w:t>
-      </w:r>
-    </w:p>
-    <w:p>
-      <w:pPr>
-        <w:spacing w:line="240" w:lineRule="auto"/>
-        <w:rPr>
-          <w:rFonts w:ascii="Bookman Old Style" w:hAnsi="Bookman Old Style"/>
-          <w:sz w:val="28"/>
-          <w:szCs w:val="28"/>
-        </w:rPr>
-      </w:pPr>
-      <w:r>
-        <w:rPr>
-          <w:rFonts w:ascii="Bookman Old Style" w:hAnsi="Bookman Old Style"/>
-          <w:sz w:val="28"/>
-          <w:szCs w:val="28"/>
-        </w:rPr>
-        <w:t>Although the accuracy is reasonably good, the model can be further improved by using more advanced algorithms and larger datasets.</w:t>
-      </w:r>
-    </w:p>
-    <w:p>
-      <w:pPr>
-        <w:spacing w:line="240" w:lineRule="auto"/>
-        <w:rPr>
-          <w:rFonts w:ascii="Bookman Old Style" w:hAnsi="Bookman Old Style"/>
-          <w:sz w:val="28"/>
-          <w:szCs w:val="28"/>
-        </w:rPr>
-      </w:pPr>
-      <w:r>
-        <w:rPr>
-          <w:rFonts w:ascii="Bookman Old Style" w:hAnsi="Bookman Old Style"/>
-          <w:sz w:val="28"/>
-          <w:szCs w:val="28"/>
-        </w:rPr>
-        <w:t>Overall, the project shows the potential of machine learning in healthcare applications.</w:t>
-      </w:r>
-    </w:p>
-    <w:p>
-      <w:pPr>
-        <w:spacing w:line="240" w:lineRule="auto"/>
-        <w:rPr>
-          <w:rFonts w:ascii="Bookman Old Style" w:hAnsi="Bookman Old Style"/>
-          <w:sz w:val="28"/>
-          <w:szCs w:val="28"/>
-        </w:rPr>
-      </w:pPr>
-    </w:p>
-    <w:p>
-      <w:pPr>
-        <w:spacing w:line="240" w:lineRule="auto"/>
-        <w:rPr>
-          <w:rFonts w:ascii="Bookman Old Style" w:hAnsi="Bookman Old Style"/>
-          <w:b/>
-          <w:bCs/>
-          <w:sz w:val="28"/>
-          <w:szCs w:val="28"/>
-        </w:rPr>
-      </w:pPr>
-      <w:r>
-        <w:rPr>
-          <w:rFonts w:ascii="Bookman Old Style" w:hAnsi="Bookman Old Style"/>
-          <w:b/>
-          <w:bCs/>
-          <w:sz w:val="28"/>
-          <w:szCs w:val="28"/>
-        </w:rPr>
-        <w:t>CONCLUSION</w:t>
-      </w:r>
-    </w:p>
-    <w:p>
-      <w:pPr>
-        <w:spacing w:line="240" w:lineRule="auto"/>
-        <w:rPr>
-          <w:rFonts w:ascii="Bookman Old Style" w:hAnsi="Bookman Old Style"/>
-          <w:sz w:val="28"/>
-          <w:szCs w:val="28"/>
-        </w:rPr>
-      </w:pPr>
-      <w:r>
-        <w:rPr>
-          <w:rFonts w:ascii="Bookman Old Style" w:hAnsi="Bookman Old Style"/>
-          <w:sz w:val="28"/>
-          <w:szCs w:val="28"/>
-        </w:rPr>
-        <w:t>This project demonstrates how machine learning can be applied to healthcare problems such as heart disease prediction. The model provides reliable predictions and can assist in early detection.</w:t>
-      </w:r>
-    </w:p>
-    <w:p>
-      <w:pPr>
-        <w:spacing w:line="240" w:lineRule="auto"/>
-        <w:rPr>
-          <w:rFonts w:ascii="Bookman Old Style" w:hAnsi="Bookman Old Style"/>
-          <w:sz w:val="28"/>
-          <w:szCs w:val="28"/>
-        </w:rPr>
-      </w:pPr>
-      <w:r>
-        <w:rPr>
-          <w:rFonts w:ascii="Bookman Old Style" w:hAnsi="Bookman Old Style"/>
-          <w:sz w:val="28"/>
-          <w:szCs w:val="28"/>
-        </w:rPr>
-        <w:t>Working on this project gave me practical exposure to machine learning and helped me understand how data can be used to solve real-world problems.</w:t>
-      </w:r>
-    </w:p>
-    <w:p>
-      <w:pPr>
-        <w:spacing w:line="240" w:lineRule="auto"/>
-        <w:rPr>
-          <w:rFonts w:ascii="Bookman Old Style" w:hAnsi="Bookman Old Style"/>
-          <w:sz w:val="28"/>
-          <w:szCs w:val="28"/>
-        </w:rPr>
-      </w:pPr>
-    </w:p>
-    <w:p>
-      <w:pPr>
-        <w:spacing w:line="240" w:lineRule="auto"/>
-        <w:rPr>
-          <w:rFonts w:ascii="Bookman Old Style" w:hAnsi="Bookman Old Style"/>
-          <w:b/>
-          <w:bCs/>
-          <w:sz w:val="28"/>
-          <w:szCs w:val="28"/>
-        </w:rPr>
-      </w:pPr>
-      <w:r>
-        <w:rPr>
-          <w:rFonts w:ascii="Bookman Old Style" w:hAnsi="Bookman Old Style"/>
-          <w:b/>
-          <w:bCs/>
-          <w:sz w:val="28"/>
-          <w:szCs w:val="28"/>
-        </w:rPr>
-        <w:t>FUTURE SCOPE</w:t>
-      </w:r>
-    </w:p>
-    <w:p>
-      <w:pPr>
-        <w:numPr>
-          <w:ilvl w:val="0"/>
-          <w:numId w:val="7"/>
-        </w:numPr>
-        <w:spacing w:line="240" w:lineRule="auto"/>
-        <w:rPr>
-          <w:rFonts w:ascii="Bookman Old Style" w:hAnsi="Bookman Old Style"/>
-          <w:sz w:val="28"/>
-          <w:szCs w:val="28"/>
-        </w:rPr>
-      </w:pPr>
-      <w:r>
-        <w:rPr>
-          <w:rFonts w:ascii="Bookman Old Style" w:hAnsi="Bookman Old Style"/>
-          <w:sz w:val="28"/>
-          <w:szCs w:val="28"/>
-        </w:rPr>
-        <w:t xml:space="preserve">Improve accuracy using advanced algorithms such as Random Forest or </w:t>
-      </w:r>
-      <w:proofErr w:type="spellStart"/>
-      <w:r>
-        <w:rPr>
-          <w:rFonts w:ascii="Bookman Old Style" w:hAnsi="Bookman Old Style"/>
-          <w:sz w:val="28"/>
-          <w:szCs w:val="28"/>
-        </w:rPr>
-        <w:t>XGBoost</w:t>
-      </w:r>
-      <w:proofErr w:type="spellEnd"/>
-      <w:r>
-        <w:rPr>
-          <w:rFonts w:ascii="Bookman Old Style" w:hAnsi="Bookman Old Style"/>
-          <w:sz w:val="28"/>
-          <w:szCs w:val="28"/>
-        </w:rPr>
-        <w:t xml:space="preserve"> </w:t>
-      </w:r>
-    </w:p>
-    <w:p>
-      <w:pPr>
-        <w:numPr>
-          <w:ilvl w:val="0"/>
-          <w:numId w:val="7"/>
-        </w:numPr>
-        <w:spacing w:line="240" w:lineRule="auto"/>
-        <w:rPr>
-          <w:rFonts w:ascii="Bookman Old Style" w:hAnsi="Bookman Old Style"/>
-          <w:sz w:val="28"/>
-          <w:szCs w:val="28"/>
-        </w:rPr>
-      </w:pPr>
-      <w:r>
-        <w:rPr>
-          <w:rFonts w:ascii="Bookman Old Style" w:hAnsi="Bookman Old Style"/>
-          <w:sz w:val="28"/>
-          <w:szCs w:val="28"/>
-        </w:rPr>
-        <w:t xml:space="preserve">Use larger and more diverse datasets </w:t>
-      </w:r>
-    </w:p>
-    <w:p>
-      <w:pPr>
-        <w:numPr>
-          <w:ilvl w:val="0"/>
-          <w:numId w:val="7"/>
-        </w:numPr>
-        <w:spacing w:line="240" w:lineRule="auto"/>
-        <w:rPr>
-          <w:rFonts w:ascii="Bookman Old Style" w:hAnsi="Bookman Old Style"/>
-          <w:sz w:val="28"/>
-          <w:szCs w:val="28"/>
-        </w:rPr>
-      </w:pPr>
-      <w:r>
-        <w:rPr>
-          <w:rFonts w:ascii="Bookman Old Style" w:hAnsi="Bookman Old Style"/>
-          <w:sz w:val="28"/>
-          <w:szCs w:val="28"/>
-        </w:rPr>
-        <w:t xml:space="preserve">Develop a real-time prediction system </w:t>
-      </w:r>
-    </w:p>
-    <w:p>
-      <w:pPr>
-        <w:numPr>
-          <w:ilvl w:val="0"/>
-          <w:numId w:val="7"/>
-        </w:numPr>
-        <w:spacing w:line="240" w:lineRule="auto"/>
-        <w:rPr>
-          <w:rFonts w:ascii="Bookman Old Style" w:hAnsi="Bookman Old Style"/>
-          <w:sz w:val="28"/>
-          <w:szCs w:val="28"/>
-        </w:rPr>
-      </w:pPr>
-      <w:r>
-        <w:rPr>
-          <w:rFonts w:ascii="Bookman Old Style" w:hAnsi="Bookman Old Style"/>
-          <w:sz w:val="28"/>
-          <w:szCs w:val="28"/>
-        </w:rPr>
-        <w:t xml:space="preserve">Integrate the model with healthcare applications </w:t>
-      </w:r>
-    </w:p>
-    <w:p>
-      <w:pPr>
-        <w:spacing w:line="240" w:lineRule="auto"/>
-        <w:rPr>
-          <w:rFonts w:ascii="Bookman Old Style" w:hAnsi="Bookman Old Style"/>
-          <w:sz w:val="28"/>
-          <w:szCs w:val="28"/>
-        </w:rPr>
-      </w:pPr>
-    </w:p>
-    <w:p>
-      <w:pPr>
-        <w:spacing w:line="240" w:lineRule="auto"/>
+        <w:spacing w:line="360" w:lineRule="auto"/>
+        <w:rPr>
+          <w:rFonts w:ascii="Bookman Old Style" w:hAnsi="Bookman Old Style"/>
+          <w:sz w:val="28"/>
+          <w:szCs w:val="28"/>
+        </w:rPr>
+      </w:pPr>
+      <w:r>
+        <w:rPr>
+          <w:rFonts w:ascii="Bookman Old Style" w:hAnsi="Bookman Old Style"/>
+          <w:sz w:val="28"/>
+          <w:szCs w:val="28"/>
+        </w:rPr>
+        <w:t xml:space="preserve">Research papers on heart disease prediction </w:t>
+      </w:r>
+    </w:p>
+    <w:p>
+      <w:pPr>
+        <w:spacing w:line="360" w:lineRule="auto"/>
+        <w:rPr>
+          <w:rFonts w:ascii="Bookman Old Style" w:hAnsi="Bookman Old Style"/>
+          <w:sz w:val="28"/>
+          <w:szCs w:val="28"/>
+        </w:rPr>
+      </w:pPr>
+    </w:p>
+    <w:p>
+      <w:pPr>
+        <w:spacing w:line="360" w:lineRule="auto"/>
+        <w:rPr>
+          <w:rFonts w:ascii="Bookman Old Style" w:hAnsi="Bookman Old Style"/>
+          <w:sz w:val="28"/>
+          <w:szCs w:val="28"/>
+        </w:rPr>
+      </w:pPr>
+    </w:p>
+    <w:p>
+      <w:pPr>
+        <w:spacing w:line="360" w:lineRule="auto"/>
+        <w:rPr>
+          <w:rFonts w:ascii="Bookman Old Style" w:hAnsi="Bookman Old Style"/>
+          <w:sz w:val="28"/>
+          <w:szCs w:val="28"/>
+        </w:rPr>
+      </w:pPr>
+    </w:p>
+    <w:p>
+      <w:pPr>
+        <w:spacing w:line="360" w:lineRule="auto"/>
         <w:rPr>
           <w:rFonts w:ascii="Bookman Old Style" w:hAnsi="Bookman Old Style"/>
           <w:sz w:val="28"/>
@@ -1718,37 +2134,7 @@
     </w:p>
     <w:p>
       <w:pPr>
-        <w:spacing w:line="240" w:lineRule="auto"/>
-        <w:rPr>
-          <w:rFonts w:ascii="Bookman Old Style" w:hAnsi="Bookman Old Style"/>
-          <w:sz w:val="28"/>
-          <w:szCs w:val="28"/>
-        </w:rPr>
-      </w:pPr>
-    </w:p>
-    <w:p>
-      <w:pPr>
-        <w:spacing w:line="240" w:lineRule="auto"/>
-        <w:rPr>
-          <w:rFonts w:ascii="Bookman Old Style" w:hAnsi="Bookman Old Style"/>
-          <w:sz w:val="28"/>
-          <w:szCs w:val="28"/>
-        </w:rPr>
-      </w:pPr>
-    </w:p>
-    <w:p>
-      <w:pPr>
-        <w:spacing w:line="240" w:lineRule="auto"/>
-        <w:rPr>
-          <w:rFonts w:ascii="Bookman Old Style" w:hAnsi="Bookman Old Style"/>
-          <w:sz w:val="28"/>
-          <w:szCs w:val="28"/>
-        </w:rPr>
-      </w:pPr>
-    </w:p>
-    <w:p>
-      <w:pPr>
-        <w:spacing w:line="240" w:lineRule="auto"/>
+        <w:spacing w:line="360" w:lineRule="auto"/>
         <w:rPr>
           <w:rFonts w:ascii="Bookman Old Style" w:hAnsi="Bookman Old Style"/>
           <w:sz w:val="28"/>
@@ -1769,6 +2155,155 @@
 <file path=word/numbering.xml><?xml version="1.0" encoding="utf-8"?>
 <w:numbering xmlns:wpc="http://schemas.microsoft.com/office/word/2010/wordprocessingCanvas" xmlns:cx="http://schemas.microsoft.com/office/drawing/2014/chartex" xmlns:cx1="http://schemas.microsoft.com/office/drawing/2015/9/8/chartex" xmlns:cx2="http://schemas.microsoft.com/office/drawing/2015/10/21/chartex" xmlns:cx3="http://schemas.microsoft.com/office/drawing/2016/5/9/chartex" xmlns:cx4="http://schemas.microsoft.com/office/drawing/2016/5/10/chartex" xmlns:cx5="http://schemas.microsoft.com/office/drawing/2016/5/11/chartex" xmlns:cx6="http://schemas.microsoft.com/office/drawing/2016/5/12/chartex" xmlns:cx7="http://schemas.microsoft.com/office/drawing/2016/5/13/chartex" xmlns:cx8="http://schemas.microsoft.com/office/drawing/2016/5/14/chartex" xmlns:mc="http://schemas.openxmlformats.org/markup-compatibility/2006" xmlns:aink="http://schemas.microsoft.com/office/drawing/2016/ink" xmlns:am3d="http://schemas.microsoft.com/office/drawing/2017/model3d" xmlns:o="urn:schemas-microsoft-com:office:office" xmlns:oel="http://schemas.microsoft.com/office/2019/extlst" xmlns:r="http://schemas.openxmlformats.org/officeDocument/2006/relationships" xmlns:m="http://schemas.openxmlformats.org/officeDocument/2006/math" xmlns:v="urn:schemas-microsoft-com:vml" xmlns:wp14="http://schemas.microsoft.com/office/word/2010/wordprocessingDrawing" xmlns:wp="http://schemas.openxmlformats.org/drawingml/2006/wordprocessingDrawing" xmlns:w10="urn:schemas-microsoft-com:office:word" xmlns:w="http://schemas.openxmlformats.org/wordprocessingml/2006/main" xmlns:w14="http://schemas.microsoft.com/office/word/2010/wordml" xmlns:w15="http://schemas.microsoft.com/office/word/2012/wordml" xmlns:w16cex="http://schemas.microsoft.com/office/word/2018/wordml/cex" xmlns:w16cid="http://schemas.microsoft.com/office/word/2016/wordml/cid" xmlns:w16="http://schemas.microsoft.com/office/word/2018/wordml" xmlns:w16du="http://schemas.microsoft.com/office/word/2023/wordml/word16du" xmlns:w16sdtdh="http://schemas.microsoft.com/office/word/2020/wordml/sdtdatahash" xmlns:w16sdtfl="http://schemas.microsoft.com/office/word/2024/wordml/sdtformatlock" xmlns:w16se="http://schemas.microsoft.com/office/word/2015/wordml/symex" xmlns:wpg="http://schemas.microsoft.com/office/word/2010/wordprocessingGroup" xmlns:wpi="http://schemas.microsoft.com/office/word/2010/wordprocessingInk" xmlns:wne="http://schemas.microsoft.com/office/word/2006/wordml" xmlns:wps="http://schemas.microsoft.com/office/word/2010/wordprocessingShape" mc:Ignorable="w14 w15 w16se w16cid w16 w16cex w16sdtdh w16sdtfl w16du wp14">
   <w:abstractNum w:abstractNumId="0" w15:restartNumberingAfterBreak="0">
+    <w:nsid w:val="03904CFE"/>
+    <w:multiLevelType w:val="multilevel"/>
+    <w:tmpl w:val="D3FCF3CC"/>
+    <w:lvl w:ilvl="0">
+      <w:start w:val="1"/>
+      <w:numFmt w:val="bullet"/>
+      <w:lvlText w:val=""/>
+      <w:lvlJc w:val="left"/>
+      <w:pPr>
+        <w:tabs>
+          <w:tab w:val="num" w:pos="720"/>
+        </w:tabs>
+        <w:ind w:left="720" w:hanging="360"/>
+      </w:pPr>
+      <w:rPr>
+        <w:rFonts w:ascii="Symbol" w:hAnsi="Symbol" w:hint="default"/>
+        <w:sz w:val="20"/>
+      </w:rPr>
+    </w:lvl>
+    <w:lvl w:ilvl="1" w:tentative="1">
+      <w:start w:val="1"/>
+      <w:numFmt w:val="bullet"/>
+      <w:lvlText w:val="o"/>
+      <w:lvlJc w:val="left"/>
+      <w:pPr>
+        <w:tabs>
+          <w:tab w:val="num" w:pos="1440"/>
+        </w:tabs>
+        <w:ind w:left="1440" w:hanging="360"/>
+      </w:pPr>
+      <w:rPr>
+        <w:rFonts w:ascii="Courier New" w:hAnsi="Courier New" w:hint="default"/>
+        <w:sz w:val="20"/>
+      </w:rPr>
+    </w:lvl>
+    <w:lvl w:ilvl="2" w:tentative="1">
+      <w:start w:val="1"/>
+      <w:numFmt w:val="bullet"/>
+      <w:lvlText w:val=""/>
+      <w:lvlJc w:val="left"/>
+      <w:pPr>
+        <w:tabs>
+          <w:tab w:val="num" w:pos="2160"/>
+        </w:tabs>
+        <w:ind w:left="2160" w:hanging="360"/>
+      </w:pPr>
+      <w:rPr>
+        <w:rFonts w:ascii="Wingdings" w:hAnsi="Wingdings" w:hint="default"/>
+        <w:sz w:val="20"/>
+      </w:rPr>
+    </w:lvl>
+    <w:lvl w:ilvl="3" w:tentative="1">
+      <w:start w:val="1"/>
+      <w:numFmt w:val="bullet"/>
+      <w:lvlText w:val=""/>
+      <w:lvlJc w:val="left"/>
+      <w:pPr>
+        <w:tabs>
+          <w:tab w:val="num" w:pos="2880"/>
+        </w:tabs>
+        <w:ind w:left="2880" w:hanging="360"/>
+      </w:pPr>
+      <w:rPr>
+        <w:rFonts w:ascii="Wingdings" w:hAnsi="Wingdings" w:hint="default"/>
+        <w:sz w:val="20"/>
+      </w:rPr>
+    </w:lvl>
+    <w:lvl w:ilvl="4" w:tentative="1">
+      <w:start w:val="1"/>
+      <w:numFmt w:val="bullet"/>
+      <w:lvlText w:val=""/>
+      <w:lvlJc w:val="left"/>
+      <w:pPr>
+        <w:tabs>
+          <w:tab w:val="num" w:pos="3600"/>
+        </w:tabs>
+        <w:ind w:left="3600" w:hanging="360"/>
+      </w:pPr>
+      <w:rPr>
+        <w:rFonts w:ascii="Wingdings" w:hAnsi="Wingdings" w:hint="default"/>
+        <w:sz w:val="20"/>
+      </w:rPr>
+    </w:lvl>
+    <w:lvl w:ilvl="5" w:tentative="1">
+      <w:start w:val="1"/>
+      <w:numFmt w:val="bullet"/>
+      <w:lvlText w:val=""/>
+      <w:lvlJc w:val="left"/>
+      <w:pPr>
+        <w:tabs>
+          <w:tab w:val="num" w:pos="4320"/>
+        </w:tabs>
+        <w:ind w:left="4320" w:hanging="360"/>
+      </w:pPr>
+      <w:rPr>
+        <w:rFonts w:ascii="Wingdings" w:hAnsi="Wingdings" w:hint="default"/>
+        <w:sz w:val="20"/>
+      </w:rPr>
+    </w:lvl>
+    <w:lvl w:ilvl="6" w:tentative="1">
+      <w:start w:val="1"/>
+      <w:numFmt w:val="bullet"/>
+      <w:lvlText w:val=""/>
+      <w:lvlJc w:val="left"/>
+      <w:pPr>
+        <w:tabs>
+          <w:tab w:val="num" w:pos="5040"/>
+        </w:tabs>
+        <w:ind w:left="5040" w:hanging="360"/>
+      </w:pPr>
+      <w:rPr>
+        <w:rFonts w:ascii="Wingdings" w:hAnsi="Wingdings" w:hint="default"/>
+        <w:sz w:val="20"/>
+      </w:rPr>
+    </w:lvl>
+    <w:lvl w:ilvl="7" w:tentative="1">
+      <w:start w:val="1"/>
+      <w:numFmt w:val="bullet"/>
+      <w:lvlText w:val=""/>
+      <w:lvlJc w:val="left"/>
+      <w:pPr>
+        <w:tabs>
+          <w:tab w:val="num" w:pos="5760"/>
+        </w:tabs>
+        <w:ind w:left="5760" w:hanging="360"/>
+      </w:pPr>
+      <w:rPr>
+        <w:rFonts w:ascii="Wingdings" w:hAnsi="Wingdings" w:hint="default"/>
+        <w:sz w:val="20"/>
+      </w:rPr>
+    </w:lvl>
+    <w:lvl w:ilvl="8" w:tentative="1">
+      <w:start w:val="1"/>
+      <w:numFmt w:val="bullet"/>
+      <w:lvlText w:val=""/>
+      <w:lvlJc w:val="left"/>
+      <w:pPr>
+        <w:tabs>
+          <w:tab w:val="num" w:pos="6480"/>
+        </w:tabs>
+        <w:ind w:left="6480" w:hanging="360"/>
+      </w:pPr>
+      <w:rPr>
+        <w:rFonts w:ascii="Wingdings" w:hAnsi="Wingdings" w:hint="default"/>
+        <w:sz w:val="20"/>
+      </w:rPr>
+    </w:lvl>
+  </w:abstractNum>
+  <w:abstractNum w:abstractNumId="1" w15:restartNumberingAfterBreak="0">
     <w:nsid w:val="094433C7"/>
     <w:multiLevelType w:val="multilevel"/>
     <w:tmpl w:val="08C6EFC6"/>
@@ -1917,7 +2452,1163 @@
       </w:rPr>
     </w:lvl>
   </w:abstractNum>
-  <w:abstractNum w:abstractNumId="1" w15:restartNumberingAfterBreak="0">
+  <w:abstractNum w:abstractNumId="2" w15:restartNumberingAfterBreak="0">
+    <w:nsid w:val="0B932683"/>
+    <w:multiLevelType w:val="multilevel"/>
+    <w:tmpl w:val="6E366FB4"/>
+    <w:lvl w:ilvl="0">
+      <w:start w:val="1"/>
+      <w:numFmt w:val="bullet"/>
+      <w:lvlText w:val=""/>
+      <w:lvlJc w:val="left"/>
+      <w:pPr>
+        <w:tabs>
+          <w:tab w:val="num" w:pos="720"/>
+        </w:tabs>
+        <w:ind w:left="720" w:hanging="360"/>
+      </w:pPr>
+      <w:rPr>
+        <w:rFonts w:ascii="Symbol" w:hAnsi="Symbol" w:hint="default"/>
+        <w:sz w:val="20"/>
+      </w:rPr>
+    </w:lvl>
+    <w:lvl w:ilvl="1" w:tentative="1">
+      <w:start w:val="1"/>
+      <w:numFmt w:val="bullet"/>
+      <w:lvlText w:val="o"/>
+      <w:lvlJc w:val="left"/>
+      <w:pPr>
+        <w:tabs>
+          <w:tab w:val="num" w:pos="1440"/>
+        </w:tabs>
+        <w:ind w:left="1440" w:hanging="360"/>
+      </w:pPr>
+      <w:rPr>
+        <w:rFonts w:ascii="Courier New" w:hAnsi="Courier New" w:hint="default"/>
+        <w:sz w:val="20"/>
+      </w:rPr>
+    </w:lvl>
+    <w:lvl w:ilvl="2" w:tentative="1">
+      <w:start w:val="1"/>
+      <w:numFmt w:val="bullet"/>
+      <w:lvlText w:val=""/>
+      <w:lvlJc w:val="left"/>
+      <w:pPr>
+        <w:tabs>
+          <w:tab w:val="num" w:pos="2160"/>
+        </w:tabs>
+        <w:ind w:left="2160" w:hanging="360"/>
+      </w:pPr>
+      <w:rPr>
+        <w:rFonts w:ascii="Wingdings" w:hAnsi="Wingdings" w:hint="default"/>
+        <w:sz w:val="20"/>
+      </w:rPr>
+    </w:lvl>
+    <w:lvl w:ilvl="3" w:tentative="1">
+      <w:start w:val="1"/>
+      <w:numFmt w:val="bullet"/>
+      <w:lvlText w:val=""/>
+      <w:lvlJc w:val="left"/>
+      <w:pPr>
+        <w:tabs>
+          <w:tab w:val="num" w:pos="2880"/>
+        </w:tabs>
+        <w:ind w:left="2880" w:hanging="360"/>
+      </w:pPr>
+      <w:rPr>
+        <w:rFonts w:ascii="Wingdings" w:hAnsi="Wingdings" w:hint="default"/>
+        <w:sz w:val="20"/>
+      </w:rPr>
+    </w:lvl>
+    <w:lvl w:ilvl="4" w:tentative="1">
+      <w:start w:val="1"/>
+      <w:numFmt w:val="bullet"/>
+      <w:lvlText w:val=""/>
+      <w:lvlJc w:val="left"/>
+      <w:pPr>
+        <w:tabs>
+          <w:tab w:val="num" w:pos="3600"/>
+        </w:tabs>
+        <w:ind w:left="3600" w:hanging="360"/>
+      </w:pPr>
+      <w:rPr>
+        <w:rFonts w:ascii="Wingdings" w:hAnsi="Wingdings" w:hint="default"/>
+        <w:sz w:val="20"/>
+      </w:rPr>
+    </w:lvl>
+    <w:lvl w:ilvl="5" w:tentative="1">
+      <w:start w:val="1"/>
+      <w:numFmt w:val="bullet"/>
+      <w:lvlText w:val=""/>
+      <w:lvlJc w:val="left"/>
+      <w:pPr>
+        <w:tabs>
+          <w:tab w:val="num" w:pos="4320"/>
+        </w:tabs>
+        <w:ind w:left="4320" w:hanging="360"/>
+      </w:pPr>
+      <w:rPr>
+        <w:rFonts w:ascii="Wingdings" w:hAnsi="Wingdings" w:hint="default"/>
+        <w:sz w:val="20"/>
+      </w:rPr>
+    </w:lvl>
+    <w:lvl w:ilvl="6" w:tentative="1">
+      <w:start w:val="1"/>
+      <w:numFmt w:val="bullet"/>
+      <w:lvlText w:val=""/>
+      <w:lvlJc w:val="left"/>
+      <w:pPr>
+        <w:tabs>
+          <w:tab w:val="num" w:pos="5040"/>
+        </w:tabs>
+        <w:ind w:left="5040" w:hanging="360"/>
+      </w:pPr>
+      <w:rPr>
+        <w:rFonts w:ascii="Wingdings" w:hAnsi="Wingdings" w:hint="default"/>
+        <w:sz w:val="20"/>
+      </w:rPr>
+    </w:lvl>
+    <w:lvl w:ilvl="7" w:tentative="1">
+      <w:start w:val="1"/>
+      <w:numFmt w:val="bullet"/>
+      <w:lvlText w:val=""/>
+      <w:lvlJc w:val="left"/>
+      <w:pPr>
+        <w:tabs>
+          <w:tab w:val="num" w:pos="5760"/>
+        </w:tabs>
+        <w:ind w:left="5760" w:hanging="360"/>
+      </w:pPr>
+      <w:rPr>
+        <w:rFonts w:ascii="Wingdings" w:hAnsi="Wingdings" w:hint="default"/>
+        <w:sz w:val="20"/>
+      </w:rPr>
+    </w:lvl>
+    <w:lvl w:ilvl="8" w:tentative="1">
+      <w:start w:val="1"/>
+      <w:numFmt w:val="bullet"/>
+      <w:lvlText w:val=""/>
+      <w:lvlJc w:val="left"/>
+      <w:pPr>
+        <w:tabs>
+          <w:tab w:val="num" w:pos="6480"/>
+        </w:tabs>
+        <w:ind w:left="6480" w:hanging="360"/>
+      </w:pPr>
+      <w:rPr>
+        <w:rFonts w:ascii="Wingdings" w:hAnsi="Wingdings" w:hint="default"/>
+        <w:sz w:val="20"/>
+      </w:rPr>
+    </w:lvl>
+  </w:abstractNum>
+  <w:abstractNum w:abstractNumId="3" w15:restartNumberingAfterBreak="0">
+    <w:nsid w:val="0C320E65"/>
+    <w:multiLevelType w:val="multilevel"/>
+    <w:tmpl w:val="C374C312"/>
+    <w:lvl w:ilvl="0">
+      <w:start w:val="1"/>
+      <w:numFmt w:val="bullet"/>
+      <w:lvlText w:val=""/>
+      <w:lvlJc w:val="left"/>
+      <w:pPr>
+        <w:tabs>
+          <w:tab w:val="num" w:pos="720"/>
+        </w:tabs>
+        <w:ind w:left="720" w:hanging="360"/>
+      </w:pPr>
+      <w:rPr>
+        <w:rFonts w:ascii="Symbol" w:hAnsi="Symbol" w:hint="default"/>
+        <w:sz w:val="20"/>
+      </w:rPr>
+    </w:lvl>
+    <w:lvl w:ilvl="1" w:tentative="1">
+      <w:start w:val="1"/>
+      <w:numFmt w:val="bullet"/>
+      <w:lvlText w:val="o"/>
+      <w:lvlJc w:val="left"/>
+      <w:pPr>
+        <w:tabs>
+          <w:tab w:val="num" w:pos="1440"/>
+        </w:tabs>
+        <w:ind w:left="1440" w:hanging="360"/>
+      </w:pPr>
+      <w:rPr>
+        <w:rFonts w:ascii="Courier New" w:hAnsi="Courier New" w:hint="default"/>
+        <w:sz w:val="20"/>
+      </w:rPr>
+    </w:lvl>
+    <w:lvl w:ilvl="2" w:tentative="1">
+      <w:start w:val="1"/>
+      <w:numFmt w:val="bullet"/>
+      <w:lvlText w:val=""/>
+      <w:lvlJc w:val="left"/>
+      <w:pPr>
+        <w:tabs>
+          <w:tab w:val="num" w:pos="2160"/>
+        </w:tabs>
+        <w:ind w:left="2160" w:hanging="360"/>
+      </w:pPr>
+      <w:rPr>
+        <w:rFonts w:ascii="Wingdings" w:hAnsi="Wingdings" w:hint="default"/>
+        <w:sz w:val="20"/>
+      </w:rPr>
+    </w:lvl>
+    <w:lvl w:ilvl="3" w:tentative="1">
+      <w:start w:val="1"/>
+      <w:numFmt w:val="bullet"/>
+      <w:lvlText w:val=""/>
+      <w:lvlJc w:val="left"/>
+      <w:pPr>
+        <w:tabs>
+          <w:tab w:val="num" w:pos="2880"/>
+        </w:tabs>
+        <w:ind w:left="2880" w:hanging="360"/>
+      </w:pPr>
+      <w:rPr>
+        <w:rFonts w:ascii="Wingdings" w:hAnsi="Wingdings" w:hint="default"/>
+        <w:sz w:val="20"/>
+      </w:rPr>
+    </w:lvl>
+    <w:lvl w:ilvl="4" w:tentative="1">
+      <w:start w:val="1"/>
+      <w:numFmt w:val="bullet"/>
+      <w:lvlText w:val=""/>
+      <w:lvlJc w:val="left"/>
+      <w:pPr>
+        <w:tabs>
+          <w:tab w:val="num" w:pos="3600"/>
+        </w:tabs>
+        <w:ind w:left="3600" w:hanging="360"/>
+      </w:pPr>
+      <w:rPr>
+        <w:rFonts w:ascii="Wingdings" w:hAnsi="Wingdings" w:hint="default"/>
+        <w:sz w:val="20"/>
+      </w:rPr>
+    </w:lvl>
+    <w:lvl w:ilvl="5" w:tentative="1">
+      <w:start w:val="1"/>
+      <w:numFmt w:val="bullet"/>
+      <w:lvlText w:val=""/>
+      <w:lvlJc w:val="left"/>
+      <w:pPr>
+        <w:tabs>
+          <w:tab w:val="num" w:pos="4320"/>
+        </w:tabs>
+        <w:ind w:left="4320" w:hanging="360"/>
+      </w:pPr>
+      <w:rPr>
+        <w:rFonts w:ascii="Wingdings" w:hAnsi="Wingdings" w:hint="default"/>
+        <w:sz w:val="20"/>
+      </w:rPr>
+    </w:lvl>
+    <w:lvl w:ilvl="6" w:tentative="1">
+      <w:start w:val="1"/>
+      <w:numFmt w:val="bullet"/>
+      <w:lvlText w:val=""/>
+      <w:lvlJc w:val="left"/>
+      <w:pPr>
+        <w:tabs>
+          <w:tab w:val="num" w:pos="5040"/>
+        </w:tabs>
+        <w:ind w:left="5040" w:hanging="360"/>
+      </w:pPr>
+      <w:rPr>
+        <w:rFonts w:ascii="Wingdings" w:hAnsi="Wingdings" w:hint="default"/>
+        <w:sz w:val="20"/>
+      </w:rPr>
+    </w:lvl>
+    <w:lvl w:ilvl="7" w:tentative="1">
+      <w:start w:val="1"/>
+      <w:numFmt w:val="bullet"/>
+      <w:lvlText w:val=""/>
+      <w:lvlJc w:val="left"/>
+      <w:pPr>
+        <w:tabs>
+          <w:tab w:val="num" w:pos="5760"/>
+        </w:tabs>
+        <w:ind w:left="5760" w:hanging="360"/>
+      </w:pPr>
+      <w:rPr>
+        <w:rFonts w:ascii="Wingdings" w:hAnsi="Wingdings" w:hint="default"/>
+        <w:sz w:val="20"/>
+      </w:rPr>
+    </w:lvl>
+    <w:lvl w:ilvl="8" w:tentative="1">
+      <w:start w:val="1"/>
+      <w:numFmt w:val="bullet"/>
+      <w:lvlText w:val=""/>
+      <w:lvlJc w:val="left"/>
+      <w:pPr>
+        <w:tabs>
+          <w:tab w:val="num" w:pos="6480"/>
+        </w:tabs>
+        <w:ind w:left="6480" w:hanging="360"/>
+      </w:pPr>
+      <w:rPr>
+        <w:rFonts w:ascii="Wingdings" w:hAnsi="Wingdings" w:hint="default"/>
+        <w:sz w:val="20"/>
+      </w:rPr>
+    </w:lvl>
+  </w:abstractNum>
+  <w:abstractNum w:abstractNumId="4" w15:restartNumberingAfterBreak="0">
+    <w:nsid w:val="0EEC1997"/>
+    <w:multiLevelType w:val="multilevel"/>
+    <w:tmpl w:val="DA323BE8"/>
+    <w:lvl w:ilvl="0">
+      <w:start w:val="1"/>
+      <w:numFmt w:val="bullet"/>
+      <w:lvlText w:val=""/>
+      <w:lvlJc w:val="left"/>
+      <w:pPr>
+        <w:tabs>
+          <w:tab w:val="num" w:pos="720"/>
+        </w:tabs>
+        <w:ind w:left="720" w:hanging="360"/>
+      </w:pPr>
+      <w:rPr>
+        <w:rFonts w:ascii="Symbol" w:hAnsi="Symbol" w:hint="default"/>
+        <w:sz w:val="20"/>
+      </w:rPr>
+    </w:lvl>
+    <w:lvl w:ilvl="1" w:tentative="1">
+      <w:start w:val="1"/>
+      <w:numFmt w:val="bullet"/>
+      <w:lvlText w:val="o"/>
+      <w:lvlJc w:val="left"/>
+      <w:pPr>
+        <w:tabs>
+          <w:tab w:val="num" w:pos="1440"/>
+        </w:tabs>
+        <w:ind w:left="1440" w:hanging="360"/>
+      </w:pPr>
+      <w:rPr>
+        <w:rFonts w:ascii="Courier New" w:hAnsi="Courier New" w:hint="default"/>
+        <w:sz w:val="20"/>
+      </w:rPr>
+    </w:lvl>
+    <w:lvl w:ilvl="2" w:tentative="1">
+      <w:start w:val="1"/>
+      <w:numFmt w:val="bullet"/>
+      <w:lvlText w:val=""/>
+      <w:lvlJc w:val="left"/>
+      <w:pPr>
+        <w:tabs>
+          <w:tab w:val="num" w:pos="2160"/>
+        </w:tabs>
+        <w:ind w:left="2160" w:hanging="360"/>
+      </w:pPr>
+      <w:rPr>
+        <w:rFonts w:ascii="Wingdings" w:hAnsi="Wingdings" w:hint="default"/>
+        <w:sz w:val="20"/>
+      </w:rPr>
+    </w:lvl>
+    <w:lvl w:ilvl="3" w:tentative="1">
+      <w:start w:val="1"/>
+      <w:numFmt w:val="bullet"/>
+      <w:lvlText w:val=""/>
+      <w:lvlJc w:val="left"/>
+      <w:pPr>
+        <w:tabs>
+          <w:tab w:val="num" w:pos="2880"/>
+        </w:tabs>
+        <w:ind w:left="2880" w:hanging="360"/>
+      </w:pPr>
+      <w:rPr>
+        <w:rFonts w:ascii="Wingdings" w:hAnsi="Wingdings" w:hint="default"/>
+        <w:sz w:val="20"/>
+      </w:rPr>
+    </w:lvl>
+    <w:lvl w:ilvl="4" w:tentative="1">
+      <w:start w:val="1"/>
+      <w:numFmt w:val="bullet"/>
+      <w:lvlText w:val=""/>
+      <w:lvlJc w:val="left"/>
+      <w:pPr>
+        <w:tabs>
+          <w:tab w:val="num" w:pos="3600"/>
+        </w:tabs>
+        <w:ind w:left="3600" w:hanging="360"/>
+      </w:pPr>
+      <w:rPr>
+        <w:rFonts w:ascii="Wingdings" w:hAnsi="Wingdings" w:hint="default"/>
+        <w:sz w:val="20"/>
+      </w:rPr>
+    </w:lvl>
+    <w:lvl w:ilvl="5" w:tentative="1">
+      <w:start w:val="1"/>
+      <w:numFmt w:val="bullet"/>
+      <w:lvlText w:val=""/>
+      <w:lvlJc w:val="left"/>
+      <w:pPr>
+        <w:tabs>
+          <w:tab w:val="num" w:pos="4320"/>
+        </w:tabs>
+        <w:ind w:left="4320" w:hanging="360"/>
+      </w:pPr>
+      <w:rPr>
+        <w:rFonts w:ascii="Wingdings" w:hAnsi="Wingdings" w:hint="default"/>
+        <w:sz w:val="20"/>
+      </w:rPr>
+    </w:lvl>
+    <w:lvl w:ilvl="6" w:tentative="1">
+      <w:start w:val="1"/>
+      <w:numFmt w:val="bullet"/>
+      <w:lvlText w:val=""/>
+      <w:lvlJc w:val="left"/>
+      <w:pPr>
+        <w:tabs>
+          <w:tab w:val="num" w:pos="5040"/>
+        </w:tabs>
+        <w:ind w:left="5040" w:hanging="360"/>
+      </w:pPr>
+      <w:rPr>
+        <w:rFonts w:ascii="Wingdings" w:hAnsi="Wingdings" w:hint="default"/>
+        <w:sz w:val="20"/>
+      </w:rPr>
+    </w:lvl>
+    <w:lvl w:ilvl="7" w:tentative="1">
+      <w:start w:val="1"/>
+      <w:numFmt w:val="bullet"/>
+      <w:lvlText w:val=""/>
+      <w:lvlJc w:val="left"/>
+      <w:pPr>
+        <w:tabs>
+          <w:tab w:val="num" w:pos="5760"/>
+        </w:tabs>
+        <w:ind w:left="5760" w:hanging="360"/>
+      </w:pPr>
+      <w:rPr>
+        <w:rFonts w:ascii="Wingdings" w:hAnsi="Wingdings" w:hint="default"/>
+        <w:sz w:val="20"/>
+      </w:rPr>
+    </w:lvl>
+    <w:lvl w:ilvl="8" w:tentative="1">
+      <w:start w:val="1"/>
+      <w:numFmt w:val="bullet"/>
+      <w:lvlText w:val=""/>
+      <w:lvlJc w:val="left"/>
+      <w:pPr>
+        <w:tabs>
+          <w:tab w:val="num" w:pos="6480"/>
+        </w:tabs>
+        <w:ind w:left="6480" w:hanging="360"/>
+      </w:pPr>
+      <w:rPr>
+        <w:rFonts w:ascii="Wingdings" w:hAnsi="Wingdings" w:hint="default"/>
+        <w:sz w:val="20"/>
+      </w:rPr>
+    </w:lvl>
+  </w:abstractNum>
+  <w:abstractNum w:abstractNumId="5" w15:restartNumberingAfterBreak="0">
+    <w:nsid w:val="10651CB6"/>
+    <w:multiLevelType w:val="multilevel"/>
+    <w:tmpl w:val="36188256"/>
+    <w:lvl w:ilvl="0">
+      <w:start w:val="1"/>
+      <w:numFmt w:val="bullet"/>
+      <w:lvlText w:val=""/>
+      <w:lvlJc w:val="left"/>
+      <w:pPr>
+        <w:tabs>
+          <w:tab w:val="num" w:pos="720"/>
+        </w:tabs>
+        <w:ind w:left="720" w:hanging="360"/>
+      </w:pPr>
+      <w:rPr>
+        <w:rFonts w:ascii="Symbol" w:hAnsi="Symbol" w:hint="default"/>
+        <w:sz w:val="20"/>
+      </w:rPr>
+    </w:lvl>
+    <w:lvl w:ilvl="1" w:tentative="1">
+      <w:start w:val="1"/>
+      <w:numFmt w:val="bullet"/>
+      <w:lvlText w:val="o"/>
+      <w:lvlJc w:val="left"/>
+      <w:pPr>
+        <w:tabs>
+          <w:tab w:val="num" w:pos="1440"/>
+        </w:tabs>
+        <w:ind w:left="1440" w:hanging="360"/>
+      </w:pPr>
+      <w:rPr>
+        <w:rFonts w:ascii="Courier New" w:hAnsi="Courier New" w:hint="default"/>
+        <w:sz w:val="20"/>
+      </w:rPr>
+    </w:lvl>
+    <w:lvl w:ilvl="2" w:tentative="1">
+      <w:start w:val="1"/>
+      <w:numFmt w:val="bullet"/>
+      <w:lvlText w:val=""/>
+      <w:lvlJc w:val="left"/>
+      <w:pPr>
+        <w:tabs>
+          <w:tab w:val="num" w:pos="2160"/>
+        </w:tabs>
+        <w:ind w:left="2160" w:hanging="360"/>
+      </w:pPr>
+      <w:rPr>
+        <w:rFonts w:ascii="Wingdings" w:hAnsi="Wingdings" w:hint="default"/>
+        <w:sz w:val="20"/>
+      </w:rPr>
+    </w:lvl>
+    <w:lvl w:ilvl="3" w:tentative="1">
+      <w:start w:val="1"/>
+      <w:numFmt w:val="bullet"/>
+      <w:lvlText w:val=""/>
+      <w:lvlJc w:val="left"/>
+      <w:pPr>
+        <w:tabs>
+          <w:tab w:val="num" w:pos="2880"/>
+        </w:tabs>
+        <w:ind w:left="2880" w:hanging="360"/>
+      </w:pPr>
+      <w:rPr>
+        <w:rFonts w:ascii="Wingdings" w:hAnsi="Wingdings" w:hint="default"/>
+        <w:sz w:val="20"/>
+      </w:rPr>
+    </w:lvl>
+    <w:lvl w:ilvl="4" w:tentative="1">
+      <w:start w:val="1"/>
+      <w:numFmt w:val="bullet"/>
+      <w:lvlText w:val=""/>
+      <w:lvlJc w:val="left"/>
+      <w:pPr>
+        <w:tabs>
+          <w:tab w:val="num" w:pos="3600"/>
+        </w:tabs>
+        <w:ind w:left="3600" w:hanging="360"/>
+      </w:pPr>
+      <w:rPr>
+        <w:rFonts w:ascii="Wingdings" w:hAnsi="Wingdings" w:hint="default"/>
+        <w:sz w:val="20"/>
+      </w:rPr>
+    </w:lvl>
+    <w:lvl w:ilvl="5" w:tentative="1">
+      <w:start w:val="1"/>
+      <w:numFmt w:val="bullet"/>
+      <w:lvlText w:val=""/>
+      <w:lvlJc w:val="left"/>
+      <w:pPr>
+        <w:tabs>
+          <w:tab w:val="num" w:pos="4320"/>
+        </w:tabs>
+        <w:ind w:left="4320" w:hanging="360"/>
+      </w:pPr>
+      <w:rPr>
+        <w:rFonts w:ascii="Wingdings" w:hAnsi="Wingdings" w:hint="default"/>
+        <w:sz w:val="20"/>
+      </w:rPr>
+    </w:lvl>
+    <w:lvl w:ilvl="6" w:tentative="1">
+      <w:start w:val="1"/>
+      <w:numFmt w:val="bullet"/>
+      <w:lvlText w:val=""/>
+      <w:lvlJc w:val="left"/>
+      <w:pPr>
+        <w:tabs>
+          <w:tab w:val="num" w:pos="5040"/>
+        </w:tabs>
+        <w:ind w:left="5040" w:hanging="360"/>
+      </w:pPr>
+      <w:rPr>
+        <w:rFonts w:ascii="Wingdings" w:hAnsi="Wingdings" w:hint="default"/>
+        <w:sz w:val="20"/>
+      </w:rPr>
+    </w:lvl>
+    <w:lvl w:ilvl="7" w:tentative="1">
+      <w:start w:val="1"/>
+      <w:numFmt w:val="bullet"/>
+      <w:lvlText w:val=""/>
+      <w:lvlJc w:val="left"/>
+      <w:pPr>
+        <w:tabs>
+          <w:tab w:val="num" w:pos="5760"/>
+        </w:tabs>
+        <w:ind w:left="5760" w:hanging="360"/>
+      </w:pPr>
+      <w:rPr>
+        <w:rFonts w:ascii="Wingdings" w:hAnsi="Wingdings" w:hint="default"/>
+        <w:sz w:val="20"/>
+      </w:rPr>
+    </w:lvl>
+    <w:lvl w:ilvl="8" w:tentative="1">
+      <w:start w:val="1"/>
+      <w:numFmt w:val="bullet"/>
+      <w:lvlText w:val=""/>
+      <w:lvlJc w:val="left"/>
+      <w:pPr>
+        <w:tabs>
+          <w:tab w:val="num" w:pos="6480"/>
+        </w:tabs>
+        <w:ind w:left="6480" w:hanging="360"/>
+      </w:pPr>
+      <w:rPr>
+        <w:rFonts w:ascii="Wingdings" w:hAnsi="Wingdings" w:hint="default"/>
+        <w:sz w:val="20"/>
+      </w:rPr>
+    </w:lvl>
+  </w:abstractNum>
+  <w:abstractNum w:abstractNumId="6" w15:restartNumberingAfterBreak="0">
+    <w:nsid w:val="21A72FAD"/>
+    <w:multiLevelType w:val="multilevel"/>
+    <w:tmpl w:val="8C147AF0"/>
+    <w:lvl w:ilvl="0">
+      <w:start w:val="1"/>
+      <w:numFmt w:val="bullet"/>
+      <w:lvlText w:val=""/>
+      <w:lvlJc w:val="left"/>
+      <w:pPr>
+        <w:tabs>
+          <w:tab w:val="num" w:pos="720"/>
+        </w:tabs>
+        <w:ind w:left="720" w:hanging="360"/>
+      </w:pPr>
+      <w:rPr>
+        <w:rFonts w:ascii="Symbol" w:hAnsi="Symbol" w:hint="default"/>
+        <w:sz w:val="20"/>
+      </w:rPr>
+    </w:lvl>
+    <w:lvl w:ilvl="1" w:tentative="1">
+      <w:start w:val="1"/>
+      <w:numFmt w:val="bullet"/>
+      <w:lvlText w:val="o"/>
+      <w:lvlJc w:val="left"/>
+      <w:pPr>
+        <w:tabs>
+          <w:tab w:val="num" w:pos="1440"/>
+        </w:tabs>
+        <w:ind w:left="1440" w:hanging="360"/>
+      </w:pPr>
+      <w:rPr>
+        <w:rFonts w:ascii="Courier New" w:hAnsi="Courier New" w:hint="default"/>
+        <w:sz w:val="20"/>
+      </w:rPr>
+    </w:lvl>
+    <w:lvl w:ilvl="2" w:tentative="1">
+      <w:start w:val="1"/>
+      <w:numFmt w:val="bullet"/>
+      <w:lvlText w:val=""/>
+      <w:lvlJc w:val="left"/>
+      <w:pPr>
+        <w:tabs>
+          <w:tab w:val="num" w:pos="2160"/>
+        </w:tabs>
+        <w:ind w:left="2160" w:hanging="360"/>
+      </w:pPr>
+      <w:rPr>
+        <w:rFonts w:ascii="Wingdings" w:hAnsi="Wingdings" w:hint="default"/>
+        <w:sz w:val="20"/>
+      </w:rPr>
+    </w:lvl>
+    <w:lvl w:ilvl="3" w:tentative="1">
+      <w:start w:val="1"/>
+      <w:numFmt w:val="bullet"/>
+      <w:lvlText w:val=""/>
+      <w:lvlJc w:val="left"/>
+      <w:pPr>
+        <w:tabs>
+          <w:tab w:val="num" w:pos="2880"/>
+        </w:tabs>
+        <w:ind w:left="2880" w:hanging="360"/>
+      </w:pPr>
+      <w:rPr>
+        <w:rFonts w:ascii="Wingdings" w:hAnsi="Wingdings" w:hint="default"/>
+        <w:sz w:val="20"/>
+      </w:rPr>
+    </w:lvl>
+    <w:lvl w:ilvl="4" w:tentative="1">
+      <w:start w:val="1"/>
+      <w:numFmt w:val="bullet"/>
+      <w:lvlText w:val=""/>
+      <w:lvlJc w:val="left"/>
+      <w:pPr>
+        <w:tabs>
+          <w:tab w:val="num" w:pos="3600"/>
+        </w:tabs>
+        <w:ind w:left="3600" w:hanging="360"/>
+      </w:pPr>
+      <w:rPr>
+        <w:rFonts w:ascii="Wingdings" w:hAnsi="Wingdings" w:hint="default"/>
+        <w:sz w:val="20"/>
+      </w:rPr>
+    </w:lvl>
+    <w:lvl w:ilvl="5" w:tentative="1">
+      <w:start w:val="1"/>
+      <w:numFmt w:val="bullet"/>
+      <w:lvlText w:val=""/>
+      <w:lvlJc w:val="left"/>
+      <w:pPr>
+        <w:tabs>
+          <w:tab w:val="num" w:pos="4320"/>
+        </w:tabs>
+        <w:ind w:left="4320" w:hanging="360"/>
+      </w:pPr>
+      <w:rPr>
+        <w:rFonts w:ascii="Wingdings" w:hAnsi="Wingdings" w:hint="default"/>
+        <w:sz w:val="20"/>
+      </w:rPr>
+    </w:lvl>
+    <w:lvl w:ilvl="6" w:tentative="1">
+      <w:start w:val="1"/>
+      <w:numFmt w:val="bullet"/>
+      <w:lvlText w:val=""/>
+      <w:lvlJc w:val="left"/>
+      <w:pPr>
+        <w:tabs>
+          <w:tab w:val="num" w:pos="5040"/>
+        </w:tabs>
+        <w:ind w:left="5040" w:hanging="360"/>
+      </w:pPr>
+      <w:rPr>
+        <w:rFonts w:ascii="Wingdings" w:hAnsi="Wingdings" w:hint="default"/>
+        <w:sz w:val="20"/>
+      </w:rPr>
+    </w:lvl>
+    <w:lvl w:ilvl="7" w:tentative="1">
+      <w:start w:val="1"/>
+      <w:numFmt w:val="bullet"/>
+      <w:lvlText w:val=""/>
+      <w:lvlJc w:val="left"/>
+      <w:pPr>
+        <w:tabs>
+          <w:tab w:val="num" w:pos="5760"/>
+        </w:tabs>
+        <w:ind w:left="5760" w:hanging="360"/>
+      </w:pPr>
+      <w:rPr>
+        <w:rFonts w:ascii="Wingdings" w:hAnsi="Wingdings" w:hint="default"/>
+        <w:sz w:val="20"/>
+      </w:rPr>
+    </w:lvl>
+    <w:lvl w:ilvl="8" w:tentative="1">
+      <w:start w:val="1"/>
+      <w:numFmt w:val="bullet"/>
+      <w:lvlText w:val=""/>
+      <w:lvlJc w:val="left"/>
+      <w:pPr>
+        <w:tabs>
+          <w:tab w:val="num" w:pos="6480"/>
+        </w:tabs>
+        <w:ind w:left="6480" w:hanging="360"/>
+      </w:pPr>
+      <w:rPr>
+        <w:rFonts w:ascii="Wingdings" w:hAnsi="Wingdings" w:hint="default"/>
+        <w:sz w:val="20"/>
+      </w:rPr>
+    </w:lvl>
+  </w:abstractNum>
+  <w:abstractNum w:abstractNumId="7" w15:restartNumberingAfterBreak="0">
+    <w:nsid w:val="22D46135"/>
+    <w:multiLevelType w:val="multilevel"/>
+    <w:tmpl w:val="D1927EC2"/>
+    <w:lvl w:ilvl="0">
+      <w:start w:val="1"/>
+      <w:numFmt w:val="bullet"/>
+      <w:lvlText w:val=""/>
+      <w:lvlJc w:val="left"/>
+      <w:pPr>
+        <w:tabs>
+          <w:tab w:val="num" w:pos="720"/>
+        </w:tabs>
+        <w:ind w:left="720" w:hanging="360"/>
+      </w:pPr>
+      <w:rPr>
+        <w:rFonts w:ascii="Symbol" w:hAnsi="Symbol" w:hint="default"/>
+        <w:sz w:val="20"/>
+      </w:rPr>
+    </w:lvl>
+    <w:lvl w:ilvl="1" w:tentative="1">
+      <w:start w:val="1"/>
+      <w:numFmt w:val="bullet"/>
+      <w:lvlText w:val="o"/>
+      <w:lvlJc w:val="left"/>
+      <w:pPr>
+        <w:tabs>
+          <w:tab w:val="num" w:pos="1440"/>
+        </w:tabs>
+        <w:ind w:left="1440" w:hanging="360"/>
+      </w:pPr>
+      <w:rPr>
+        <w:rFonts w:ascii="Courier New" w:hAnsi="Courier New" w:hint="default"/>
+        <w:sz w:val="20"/>
+      </w:rPr>
+    </w:lvl>
+    <w:lvl w:ilvl="2" w:tentative="1">
+      <w:start w:val="1"/>
+      <w:numFmt w:val="bullet"/>
+      <w:lvlText w:val=""/>
+      <w:lvlJc w:val="left"/>
+      <w:pPr>
+        <w:tabs>
+          <w:tab w:val="num" w:pos="2160"/>
+        </w:tabs>
+        <w:ind w:left="2160" w:hanging="360"/>
+      </w:pPr>
+      <w:rPr>
+        <w:rFonts w:ascii="Wingdings" w:hAnsi="Wingdings" w:hint="default"/>
+        <w:sz w:val="20"/>
+      </w:rPr>
+    </w:lvl>
+    <w:lvl w:ilvl="3" w:tentative="1">
+      <w:start w:val="1"/>
+      <w:numFmt w:val="bullet"/>
+      <w:lvlText w:val=""/>
+      <w:lvlJc w:val="left"/>
+      <w:pPr>
+        <w:tabs>
+          <w:tab w:val="num" w:pos="2880"/>
+        </w:tabs>
+        <w:ind w:left="2880" w:hanging="360"/>
+      </w:pPr>
+      <w:rPr>
+        <w:rFonts w:ascii="Wingdings" w:hAnsi="Wingdings" w:hint="default"/>
+        <w:sz w:val="20"/>
+      </w:rPr>
+    </w:lvl>
+    <w:lvl w:ilvl="4" w:tentative="1">
+      <w:start w:val="1"/>
+      <w:numFmt w:val="bullet"/>
+      <w:lvlText w:val=""/>
+      <w:lvlJc w:val="left"/>
+      <w:pPr>
+        <w:tabs>
+          <w:tab w:val="num" w:pos="3600"/>
+        </w:tabs>
+        <w:ind w:left="3600" w:hanging="360"/>
+      </w:pPr>
+      <w:rPr>
+        <w:rFonts w:ascii="Wingdings" w:hAnsi="Wingdings" w:hint="default"/>
+        <w:sz w:val="20"/>
+      </w:rPr>
+    </w:lvl>
+    <w:lvl w:ilvl="5" w:tentative="1">
+      <w:start w:val="1"/>
+      <w:numFmt w:val="bullet"/>
+      <w:lvlText w:val=""/>
+      <w:lvlJc w:val="left"/>
+      <w:pPr>
+        <w:tabs>
+          <w:tab w:val="num" w:pos="4320"/>
+        </w:tabs>
+        <w:ind w:left="4320" w:hanging="360"/>
+      </w:pPr>
+      <w:rPr>
+        <w:rFonts w:ascii="Wingdings" w:hAnsi="Wingdings" w:hint="default"/>
+        <w:sz w:val="20"/>
+      </w:rPr>
+    </w:lvl>
+    <w:lvl w:ilvl="6" w:tentative="1">
+      <w:start w:val="1"/>
+      <w:numFmt w:val="bullet"/>
+      <w:lvlText w:val=""/>
+      <w:lvlJc w:val="left"/>
+      <w:pPr>
+        <w:tabs>
+          <w:tab w:val="num" w:pos="5040"/>
+        </w:tabs>
+        <w:ind w:left="5040" w:hanging="360"/>
+      </w:pPr>
+      <w:rPr>
+        <w:rFonts w:ascii="Wingdings" w:hAnsi="Wingdings" w:hint="default"/>
+        <w:sz w:val="20"/>
+      </w:rPr>
+    </w:lvl>
+    <w:lvl w:ilvl="7" w:tentative="1">
+      <w:start w:val="1"/>
+      <w:numFmt w:val="bullet"/>
+      <w:lvlText w:val=""/>
+      <w:lvlJc w:val="left"/>
+      <w:pPr>
+        <w:tabs>
+          <w:tab w:val="num" w:pos="5760"/>
+        </w:tabs>
+        <w:ind w:left="5760" w:hanging="360"/>
+      </w:pPr>
+      <w:rPr>
+        <w:rFonts w:ascii="Wingdings" w:hAnsi="Wingdings" w:hint="default"/>
+        <w:sz w:val="20"/>
+      </w:rPr>
+    </w:lvl>
+    <w:lvl w:ilvl="8" w:tentative="1">
+      <w:start w:val="1"/>
+      <w:numFmt w:val="bullet"/>
+      <w:lvlText w:val=""/>
+      <w:lvlJc w:val="left"/>
+      <w:pPr>
+        <w:tabs>
+          <w:tab w:val="num" w:pos="6480"/>
+        </w:tabs>
+        <w:ind w:left="6480" w:hanging="360"/>
+      </w:pPr>
+      <w:rPr>
+        <w:rFonts w:ascii="Wingdings" w:hAnsi="Wingdings" w:hint="default"/>
+        <w:sz w:val="20"/>
+      </w:rPr>
+    </w:lvl>
+  </w:abstractNum>
+  <w:abstractNum w:abstractNumId="8" w15:restartNumberingAfterBreak="0">
+    <w:nsid w:val="26EF62A8"/>
+    <w:multiLevelType w:val="multilevel"/>
+    <w:tmpl w:val="181063FA"/>
+    <w:lvl w:ilvl="0">
+      <w:start w:val="1"/>
+      <w:numFmt w:val="decimal"/>
+      <w:lvlText w:val="%1."/>
+      <w:lvlJc w:val="left"/>
+      <w:pPr>
+        <w:tabs>
+          <w:tab w:val="num" w:pos="720"/>
+        </w:tabs>
+        <w:ind w:left="720" w:hanging="360"/>
+      </w:pPr>
+    </w:lvl>
+    <w:lvl w:ilvl="1" w:tentative="1">
+      <w:start w:val="1"/>
+      <w:numFmt w:val="decimal"/>
+      <w:lvlText w:val="%2."/>
+      <w:lvlJc w:val="left"/>
+      <w:pPr>
+        <w:tabs>
+          <w:tab w:val="num" w:pos="1440"/>
+        </w:tabs>
+        <w:ind w:left="1440" w:hanging="360"/>
+      </w:pPr>
+    </w:lvl>
+    <w:lvl w:ilvl="2" w:tentative="1">
+      <w:start w:val="1"/>
+      <w:numFmt w:val="decimal"/>
+      <w:lvlText w:val="%3."/>
+      <w:lvlJc w:val="left"/>
+      <w:pPr>
+        <w:tabs>
+          <w:tab w:val="num" w:pos="2160"/>
+        </w:tabs>
+        <w:ind w:left="2160" w:hanging="360"/>
+      </w:pPr>
+    </w:lvl>
+    <w:lvl w:ilvl="3" w:tentative="1">
+      <w:start w:val="1"/>
+      <w:numFmt w:val="decimal"/>
+      <w:lvlText w:val="%4."/>
+      <w:lvlJc w:val="left"/>
+      <w:pPr>
+        <w:tabs>
+          <w:tab w:val="num" w:pos="2880"/>
+        </w:tabs>
+        <w:ind w:left="2880" w:hanging="360"/>
+      </w:pPr>
+    </w:lvl>
+    <w:lvl w:ilvl="4" w:tentative="1">
+      <w:start w:val="1"/>
+      <w:numFmt w:val="decimal"/>
+      <w:lvlText w:val="%5."/>
+      <w:lvlJc w:val="left"/>
+      <w:pPr>
+        <w:tabs>
+          <w:tab w:val="num" w:pos="3600"/>
+        </w:tabs>
+        <w:ind w:left="3600" w:hanging="360"/>
+      </w:pPr>
+    </w:lvl>
+    <w:lvl w:ilvl="5" w:tentative="1">
+      <w:start w:val="1"/>
+      <w:numFmt w:val="decimal"/>
+      <w:lvlText w:val="%6."/>
+      <w:lvlJc w:val="left"/>
+      <w:pPr>
+        <w:tabs>
+          <w:tab w:val="num" w:pos="4320"/>
+        </w:tabs>
+        <w:ind w:left="4320" w:hanging="360"/>
+      </w:pPr>
+    </w:lvl>
+    <w:lvl w:ilvl="6" w:tentative="1">
+      <w:start w:val="1"/>
+      <w:numFmt w:val="decimal"/>
+      <w:lvlText w:val="%7."/>
+      <w:lvlJc w:val="left"/>
+      <w:pPr>
+        <w:tabs>
+          <w:tab w:val="num" w:pos="5040"/>
+        </w:tabs>
+        <w:ind w:left="5040" w:hanging="360"/>
+      </w:pPr>
+    </w:lvl>
+    <w:lvl w:ilvl="7" w:tentative="1">
+      <w:start w:val="1"/>
+      <w:numFmt w:val="decimal"/>
+      <w:lvlText w:val="%8."/>
+      <w:lvlJc w:val="left"/>
+      <w:pPr>
+        <w:tabs>
+          <w:tab w:val="num" w:pos="5760"/>
+        </w:tabs>
+        <w:ind w:left="5760" w:hanging="360"/>
+      </w:pPr>
+    </w:lvl>
+    <w:lvl w:ilvl="8" w:tentative="1">
+      <w:start w:val="1"/>
+      <w:numFmt w:val="decimal"/>
+      <w:lvlText w:val="%9."/>
+      <w:lvlJc w:val="left"/>
+      <w:pPr>
+        <w:tabs>
+          <w:tab w:val="num" w:pos="6480"/>
+        </w:tabs>
+        <w:ind w:left="6480" w:hanging="360"/>
+      </w:pPr>
+    </w:lvl>
+  </w:abstractNum>
+  <w:abstractNum w:abstractNumId="9" w15:restartNumberingAfterBreak="0">
+    <w:nsid w:val="2B59404B"/>
+    <w:multiLevelType w:val="multilevel"/>
+    <w:tmpl w:val="9864BC88"/>
+    <w:lvl w:ilvl="0">
+      <w:start w:val="1"/>
+      <w:numFmt w:val="bullet"/>
+      <w:lvlText w:val=""/>
+      <w:lvlJc w:val="left"/>
+      <w:pPr>
+        <w:tabs>
+          <w:tab w:val="num" w:pos="720"/>
+        </w:tabs>
+        <w:ind w:left="720" w:hanging="360"/>
+      </w:pPr>
+      <w:rPr>
+        <w:rFonts w:ascii="Symbol" w:hAnsi="Symbol" w:hint="default"/>
+        <w:sz w:val="20"/>
+      </w:rPr>
+    </w:lvl>
+    <w:lvl w:ilvl="1" w:tentative="1">
+      <w:start w:val="1"/>
+      <w:numFmt w:val="bullet"/>
+      <w:lvlText w:val="o"/>
+      <w:lvlJc w:val="left"/>
+      <w:pPr>
+        <w:tabs>
+          <w:tab w:val="num" w:pos="1440"/>
+        </w:tabs>
+        <w:ind w:left="1440" w:hanging="360"/>
+      </w:pPr>
+      <w:rPr>
+        <w:rFonts w:ascii="Courier New" w:hAnsi="Courier New" w:hint="default"/>
+        <w:sz w:val="20"/>
+      </w:rPr>
+    </w:lvl>
+    <w:lvl w:ilvl="2" w:tentative="1">
+      <w:start w:val="1"/>
+      <w:numFmt w:val="bullet"/>
+      <w:lvlText w:val=""/>
+      <w:lvlJc w:val="left"/>
+      <w:pPr>
+        <w:tabs>
+          <w:tab w:val="num" w:pos="2160"/>
+        </w:tabs>
+        <w:ind w:left="2160" w:hanging="360"/>
+      </w:pPr>
+      <w:rPr>
+        <w:rFonts w:ascii="Wingdings" w:hAnsi="Wingdings" w:hint="default"/>
+        <w:sz w:val="20"/>
+      </w:rPr>
+    </w:lvl>
+    <w:lvl w:ilvl="3" w:tentative="1">
+      <w:start w:val="1"/>
+      <w:numFmt w:val="bullet"/>
+      <w:lvlText w:val=""/>
+      <w:lvlJc w:val="left"/>
+      <w:pPr>
+        <w:tabs>
+          <w:tab w:val="num" w:pos="2880"/>
+        </w:tabs>
+        <w:ind w:left="2880" w:hanging="360"/>
+      </w:pPr>
+      <w:rPr>
+        <w:rFonts w:ascii="Wingdings" w:hAnsi="Wingdings" w:hint="default"/>
+        <w:sz w:val="20"/>
+      </w:rPr>
+    </w:lvl>
+    <w:lvl w:ilvl="4" w:tentative="1">
+      <w:start w:val="1"/>
+      <w:numFmt w:val="bullet"/>
+      <w:lvlText w:val=""/>
+      <w:lvlJc w:val="left"/>
+      <w:pPr>
+        <w:tabs>
+          <w:tab w:val="num" w:pos="3600"/>
+        </w:tabs>
+        <w:ind w:left="3600" w:hanging="360"/>
+      </w:pPr>
+      <w:rPr>
+        <w:rFonts w:ascii="Wingdings" w:hAnsi="Wingdings" w:hint="default"/>
+        <w:sz w:val="20"/>
+      </w:rPr>
+    </w:lvl>
+    <w:lvl w:ilvl="5" w:tentative="1">
+      <w:start w:val="1"/>
+      <w:numFmt w:val="bullet"/>
+      <w:lvlText w:val=""/>
+      <w:lvlJc w:val="left"/>
+      <w:pPr>
+        <w:tabs>
+          <w:tab w:val="num" w:pos="4320"/>
+        </w:tabs>
+        <w:ind w:left="4320" w:hanging="360"/>
+      </w:pPr>
+      <w:rPr>
+        <w:rFonts w:ascii="Wingdings" w:hAnsi="Wingdings" w:hint="default"/>
+        <w:sz w:val="20"/>
+      </w:rPr>
+    </w:lvl>
+    <w:lvl w:ilvl="6" w:tentative="1">
+      <w:start w:val="1"/>
+      <w:numFmt w:val="bullet"/>
+      <w:lvlText w:val=""/>
+      <w:lvlJc w:val="left"/>
+      <w:pPr>
+        <w:tabs>
+          <w:tab w:val="num" w:pos="5040"/>
+        </w:tabs>
+        <w:ind w:left="5040" w:hanging="360"/>
+      </w:pPr>
+      <w:rPr>
+        <w:rFonts w:ascii="Wingdings" w:hAnsi="Wingdings" w:hint="default"/>
+        <w:sz w:val="20"/>
+      </w:rPr>
+    </w:lvl>
+    <w:lvl w:ilvl="7" w:tentative="1">
+      <w:start w:val="1"/>
+      <w:numFmt w:val="bullet"/>
+      <w:lvlText w:val=""/>
+      <w:lvlJc w:val="left"/>
+      <w:pPr>
+        <w:tabs>
+          <w:tab w:val="num" w:pos="5760"/>
+        </w:tabs>
+        <w:ind w:left="5760" w:hanging="360"/>
+      </w:pPr>
+      <w:rPr>
+        <w:rFonts w:ascii="Wingdings" w:hAnsi="Wingdings" w:hint="default"/>
+        <w:sz w:val="20"/>
+      </w:rPr>
+    </w:lvl>
+    <w:lvl w:ilvl="8" w:tentative="1">
+      <w:start w:val="1"/>
+      <w:numFmt w:val="bullet"/>
+      <w:lvlText w:val=""/>
+      <w:lvlJc w:val="left"/>
+      <w:pPr>
+        <w:tabs>
+          <w:tab w:val="num" w:pos="6480"/>
+        </w:tabs>
+        <w:ind w:left="6480" w:hanging="360"/>
+      </w:pPr>
+      <w:rPr>
+        <w:rFonts w:ascii="Wingdings" w:hAnsi="Wingdings" w:hint="default"/>
+        <w:sz w:val="20"/>
+      </w:rPr>
+    </w:lvl>
+  </w:abstractNum>
+  <w:abstractNum w:abstractNumId="10" w15:restartNumberingAfterBreak="0">
     <w:nsid w:val="2FD82B9E"/>
     <w:multiLevelType w:val="multilevel"/>
     <w:tmpl w:val="FDA098CC"/>
@@ -2066,7 +3757,978 @@
       </w:rPr>
     </w:lvl>
   </w:abstractNum>
-  <w:abstractNum w:abstractNumId="2" w15:restartNumberingAfterBreak="0">
+  <w:abstractNum w:abstractNumId="11" w15:restartNumberingAfterBreak="0">
+    <w:nsid w:val="30AE4018"/>
+    <w:multiLevelType w:val="multilevel"/>
+    <w:tmpl w:val="3592A5C6"/>
+    <w:lvl w:ilvl="0">
+      <w:start w:val="1"/>
+      <w:numFmt w:val="bullet"/>
+      <w:lvlText w:val=""/>
+      <w:lvlJc w:val="left"/>
+      <w:pPr>
+        <w:tabs>
+          <w:tab w:val="num" w:pos="720"/>
+        </w:tabs>
+        <w:ind w:left="720" w:hanging="360"/>
+      </w:pPr>
+      <w:rPr>
+        <w:rFonts w:ascii="Symbol" w:hAnsi="Symbol" w:hint="default"/>
+        <w:sz w:val="20"/>
+      </w:rPr>
+    </w:lvl>
+    <w:lvl w:ilvl="1" w:tentative="1">
+      <w:start w:val="1"/>
+      <w:numFmt w:val="bullet"/>
+      <w:lvlText w:val="o"/>
+      <w:lvlJc w:val="left"/>
+      <w:pPr>
+        <w:tabs>
+          <w:tab w:val="num" w:pos="1440"/>
+        </w:tabs>
+        <w:ind w:left="1440" w:hanging="360"/>
+      </w:pPr>
+      <w:rPr>
+        <w:rFonts w:ascii="Courier New" w:hAnsi="Courier New" w:hint="default"/>
+        <w:sz w:val="20"/>
+      </w:rPr>
+    </w:lvl>
+    <w:lvl w:ilvl="2" w:tentative="1">
+      <w:start w:val="1"/>
+      <w:numFmt w:val="bullet"/>
+      <w:lvlText w:val=""/>
+      <w:lvlJc w:val="left"/>
+      <w:pPr>
+        <w:tabs>
+          <w:tab w:val="num" w:pos="2160"/>
+        </w:tabs>
+        <w:ind w:left="2160" w:hanging="360"/>
+      </w:pPr>
+      <w:rPr>
+        <w:rFonts w:ascii="Wingdings" w:hAnsi="Wingdings" w:hint="default"/>
+        <w:sz w:val="20"/>
+      </w:rPr>
+    </w:lvl>
+    <w:lvl w:ilvl="3" w:tentative="1">
+      <w:start w:val="1"/>
+      <w:numFmt w:val="bullet"/>
+      <w:lvlText w:val=""/>
+      <w:lvlJc w:val="left"/>
+      <w:pPr>
+        <w:tabs>
+          <w:tab w:val="num" w:pos="2880"/>
+        </w:tabs>
+        <w:ind w:left="2880" w:hanging="360"/>
+      </w:pPr>
+      <w:rPr>
+        <w:rFonts w:ascii="Wingdings" w:hAnsi="Wingdings" w:hint="default"/>
+        <w:sz w:val="20"/>
+      </w:rPr>
+    </w:lvl>
+    <w:lvl w:ilvl="4" w:tentative="1">
+      <w:start w:val="1"/>
+      <w:numFmt w:val="bullet"/>
+      <w:lvlText w:val=""/>
+      <w:lvlJc w:val="left"/>
+      <w:pPr>
+        <w:tabs>
+          <w:tab w:val="num" w:pos="3600"/>
+        </w:tabs>
+        <w:ind w:left="3600" w:hanging="360"/>
+      </w:pPr>
+      <w:rPr>
+        <w:rFonts w:ascii="Wingdings" w:hAnsi="Wingdings" w:hint="default"/>
+        <w:sz w:val="20"/>
+      </w:rPr>
+    </w:lvl>
+    <w:lvl w:ilvl="5" w:tentative="1">
+      <w:start w:val="1"/>
+      <w:numFmt w:val="bullet"/>
+      <w:lvlText w:val=""/>
+      <w:lvlJc w:val="left"/>
+      <w:pPr>
+        <w:tabs>
+          <w:tab w:val="num" w:pos="4320"/>
+        </w:tabs>
+        <w:ind w:left="4320" w:hanging="360"/>
+      </w:pPr>
+      <w:rPr>
+        <w:rFonts w:ascii="Wingdings" w:hAnsi="Wingdings" w:hint="default"/>
+        <w:sz w:val="20"/>
+      </w:rPr>
+    </w:lvl>
+    <w:lvl w:ilvl="6" w:tentative="1">
+      <w:start w:val="1"/>
+      <w:numFmt w:val="bullet"/>
+      <w:lvlText w:val=""/>
+      <w:lvlJc w:val="left"/>
+      <w:pPr>
+        <w:tabs>
+          <w:tab w:val="num" w:pos="5040"/>
+        </w:tabs>
+        <w:ind w:left="5040" w:hanging="360"/>
+      </w:pPr>
+      <w:rPr>
+        <w:rFonts w:ascii="Wingdings" w:hAnsi="Wingdings" w:hint="default"/>
+        <w:sz w:val="20"/>
+      </w:rPr>
+    </w:lvl>
+    <w:lvl w:ilvl="7" w:tentative="1">
+      <w:start w:val="1"/>
+      <w:numFmt w:val="bullet"/>
+      <w:lvlText w:val=""/>
+      <w:lvlJc w:val="left"/>
+      <w:pPr>
+        <w:tabs>
+          <w:tab w:val="num" w:pos="5760"/>
+        </w:tabs>
+        <w:ind w:left="5760" w:hanging="360"/>
+      </w:pPr>
+      <w:rPr>
+        <w:rFonts w:ascii="Wingdings" w:hAnsi="Wingdings" w:hint="default"/>
+        <w:sz w:val="20"/>
+      </w:rPr>
+    </w:lvl>
+    <w:lvl w:ilvl="8" w:tentative="1">
+      <w:start w:val="1"/>
+      <w:numFmt w:val="bullet"/>
+      <w:lvlText w:val=""/>
+      <w:lvlJc w:val="left"/>
+      <w:pPr>
+        <w:tabs>
+          <w:tab w:val="num" w:pos="6480"/>
+        </w:tabs>
+        <w:ind w:left="6480" w:hanging="360"/>
+      </w:pPr>
+      <w:rPr>
+        <w:rFonts w:ascii="Wingdings" w:hAnsi="Wingdings" w:hint="default"/>
+        <w:sz w:val="20"/>
+      </w:rPr>
+    </w:lvl>
+  </w:abstractNum>
+  <w:abstractNum w:abstractNumId="12" w15:restartNumberingAfterBreak="0">
+    <w:nsid w:val="3E3A6B0E"/>
+    <w:multiLevelType w:val="multilevel"/>
+    <w:tmpl w:val="AF280B2E"/>
+    <w:lvl w:ilvl="0">
+      <w:start w:val="1"/>
+      <w:numFmt w:val="bullet"/>
+      <w:lvlText w:val=""/>
+      <w:lvlJc w:val="left"/>
+      <w:pPr>
+        <w:tabs>
+          <w:tab w:val="num" w:pos="720"/>
+        </w:tabs>
+        <w:ind w:left="720" w:hanging="360"/>
+      </w:pPr>
+      <w:rPr>
+        <w:rFonts w:ascii="Symbol" w:hAnsi="Symbol" w:hint="default"/>
+        <w:sz w:val="20"/>
+      </w:rPr>
+    </w:lvl>
+    <w:lvl w:ilvl="1" w:tentative="1">
+      <w:start w:val="1"/>
+      <w:numFmt w:val="bullet"/>
+      <w:lvlText w:val="o"/>
+      <w:lvlJc w:val="left"/>
+      <w:pPr>
+        <w:tabs>
+          <w:tab w:val="num" w:pos="1440"/>
+        </w:tabs>
+        <w:ind w:left="1440" w:hanging="360"/>
+      </w:pPr>
+      <w:rPr>
+        <w:rFonts w:ascii="Courier New" w:hAnsi="Courier New" w:hint="default"/>
+        <w:sz w:val="20"/>
+      </w:rPr>
+    </w:lvl>
+    <w:lvl w:ilvl="2" w:tentative="1">
+      <w:start w:val="1"/>
+      <w:numFmt w:val="bullet"/>
+      <w:lvlText w:val=""/>
+      <w:lvlJc w:val="left"/>
+      <w:pPr>
+        <w:tabs>
+          <w:tab w:val="num" w:pos="2160"/>
+        </w:tabs>
+        <w:ind w:left="2160" w:hanging="360"/>
+      </w:pPr>
+      <w:rPr>
+        <w:rFonts w:ascii="Wingdings" w:hAnsi="Wingdings" w:hint="default"/>
+        <w:sz w:val="20"/>
+      </w:rPr>
+    </w:lvl>
+    <w:lvl w:ilvl="3" w:tentative="1">
+      <w:start w:val="1"/>
+      <w:numFmt w:val="bullet"/>
+      <w:lvlText w:val=""/>
+      <w:lvlJc w:val="left"/>
+      <w:pPr>
+        <w:tabs>
+          <w:tab w:val="num" w:pos="2880"/>
+        </w:tabs>
+        <w:ind w:left="2880" w:hanging="360"/>
+      </w:pPr>
+      <w:rPr>
+        <w:rFonts w:ascii="Wingdings" w:hAnsi="Wingdings" w:hint="default"/>
+        <w:sz w:val="20"/>
+      </w:rPr>
+    </w:lvl>
+    <w:lvl w:ilvl="4" w:tentative="1">
+      <w:start w:val="1"/>
+      <w:numFmt w:val="bullet"/>
+      <w:lvlText w:val=""/>
+      <w:lvlJc w:val="left"/>
+      <w:pPr>
+        <w:tabs>
+          <w:tab w:val="num" w:pos="3600"/>
+        </w:tabs>
+        <w:ind w:left="3600" w:hanging="360"/>
+      </w:pPr>
+      <w:rPr>
+        <w:rFonts w:ascii="Wingdings" w:hAnsi="Wingdings" w:hint="default"/>
+        <w:sz w:val="20"/>
+      </w:rPr>
+    </w:lvl>
+    <w:lvl w:ilvl="5" w:tentative="1">
+      <w:start w:val="1"/>
+      <w:numFmt w:val="bullet"/>
+      <w:lvlText w:val=""/>
+      <w:lvlJc w:val="left"/>
+      <w:pPr>
+        <w:tabs>
+          <w:tab w:val="num" w:pos="4320"/>
+        </w:tabs>
+        <w:ind w:left="4320" w:hanging="360"/>
+      </w:pPr>
+      <w:rPr>
+        <w:rFonts w:ascii="Wingdings" w:hAnsi="Wingdings" w:hint="default"/>
+        <w:sz w:val="20"/>
+      </w:rPr>
+    </w:lvl>
+    <w:lvl w:ilvl="6" w:tentative="1">
+      <w:start w:val="1"/>
+      <w:numFmt w:val="bullet"/>
+      <w:lvlText w:val=""/>
+      <w:lvlJc w:val="left"/>
+      <w:pPr>
+        <w:tabs>
+          <w:tab w:val="num" w:pos="5040"/>
+        </w:tabs>
+        <w:ind w:left="5040" w:hanging="360"/>
+      </w:pPr>
+      <w:rPr>
+        <w:rFonts w:ascii="Wingdings" w:hAnsi="Wingdings" w:hint="default"/>
+        <w:sz w:val="20"/>
+      </w:rPr>
+    </w:lvl>
+    <w:lvl w:ilvl="7" w:tentative="1">
+      <w:start w:val="1"/>
+      <w:numFmt w:val="bullet"/>
+      <w:lvlText w:val=""/>
+      <w:lvlJc w:val="left"/>
+      <w:pPr>
+        <w:tabs>
+          <w:tab w:val="num" w:pos="5760"/>
+        </w:tabs>
+        <w:ind w:left="5760" w:hanging="360"/>
+      </w:pPr>
+      <w:rPr>
+        <w:rFonts w:ascii="Wingdings" w:hAnsi="Wingdings" w:hint="default"/>
+        <w:sz w:val="20"/>
+      </w:rPr>
+    </w:lvl>
+    <w:lvl w:ilvl="8" w:tentative="1">
+      <w:start w:val="1"/>
+      <w:numFmt w:val="bullet"/>
+      <w:lvlText w:val=""/>
+      <w:lvlJc w:val="left"/>
+      <w:pPr>
+        <w:tabs>
+          <w:tab w:val="num" w:pos="6480"/>
+        </w:tabs>
+        <w:ind w:left="6480" w:hanging="360"/>
+      </w:pPr>
+      <w:rPr>
+        <w:rFonts w:ascii="Wingdings" w:hAnsi="Wingdings" w:hint="default"/>
+        <w:sz w:val="20"/>
+      </w:rPr>
+    </w:lvl>
+  </w:abstractNum>
+  <w:abstractNum w:abstractNumId="13" w15:restartNumberingAfterBreak="0">
+    <w:nsid w:val="446D5E0C"/>
+    <w:multiLevelType w:val="multilevel"/>
+    <w:tmpl w:val="9426141C"/>
+    <w:lvl w:ilvl="0">
+      <w:start w:val="1"/>
+      <w:numFmt w:val="bullet"/>
+      <w:lvlText w:val=""/>
+      <w:lvlJc w:val="left"/>
+      <w:pPr>
+        <w:tabs>
+          <w:tab w:val="num" w:pos="720"/>
+        </w:tabs>
+        <w:ind w:left="720" w:hanging="360"/>
+      </w:pPr>
+      <w:rPr>
+        <w:rFonts w:ascii="Symbol" w:hAnsi="Symbol" w:hint="default"/>
+        <w:sz w:val="20"/>
+      </w:rPr>
+    </w:lvl>
+    <w:lvl w:ilvl="1" w:tentative="1">
+      <w:start w:val="1"/>
+      <w:numFmt w:val="bullet"/>
+      <w:lvlText w:val="o"/>
+      <w:lvlJc w:val="left"/>
+      <w:pPr>
+        <w:tabs>
+          <w:tab w:val="num" w:pos="1440"/>
+        </w:tabs>
+        <w:ind w:left="1440" w:hanging="360"/>
+      </w:pPr>
+      <w:rPr>
+        <w:rFonts w:ascii="Courier New" w:hAnsi="Courier New" w:hint="default"/>
+        <w:sz w:val="20"/>
+      </w:rPr>
+    </w:lvl>
+    <w:lvl w:ilvl="2" w:tentative="1">
+      <w:start w:val="1"/>
+      <w:numFmt w:val="bullet"/>
+      <w:lvlText w:val=""/>
+      <w:lvlJc w:val="left"/>
+      <w:pPr>
+        <w:tabs>
+          <w:tab w:val="num" w:pos="2160"/>
+        </w:tabs>
+        <w:ind w:left="2160" w:hanging="360"/>
+      </w:pPr>
+      <w:rPr>
+        <w:rFonts w:ascii="Wingdings" w:hAnsi="Wingdings" w:hint="default"/>
+        <w:sz w:val="20"/>
+      </w:rPr>
+    </w:lvl>
+    <w:lvl w:ilvl="3" w:tentative="1">
+      <w:start w:val="1"/>
+      <w:numFmt w:val="bullet"/>
+      <w:lvlText w:val=""/>
+      <w:lvlJc w:val="left"/>
+      <w:pPr>
+        <w:tabs>
+          <w:tab w:val="num" w:pos="2880"/>
+        </w:tabs>
+        <w:ind w:left="2880" w:hanging="360"/>
+      </w:pPr>
+      <w:rPr>
+        <w:rFonts w:ascii="Wingdings" w:hAnsi="Wingdings" w:hint="default"/>
+        <w:sz w:val="20"/>
+      </w:rPr>
+    </w:lvl>
+    <w:lvl w:ilvl="4" w:tentative="1">
+      <w:start w:val="1"/>
+      <w:numFmt w:val="bullet"/>
+      <w:lvlText w:val=""/>
+      <w:lvlJc w:val="left"/>
+      <w:pPr>
+        <w:tabs>
+          <w:tab w:val="num" w:pos="3600"/>
+        </w:tabs>
+        <w:ind w:left="3600" w:hanging="360"/>
+      </w:pPr>
+      <w:rPr>
+        <w:rFonts w:ascii="Wingdings" w:hAnsi="Wingdings" w:hint="default"/>
+        <w:sz w:val="20"/>
+      </w:rPr>
+    </w:lvl>
+    <w:lvl w:ilvl="5" w:tentative="1">
+      <w:start w:val="1"/>
+      <w:numFmt w:val="bullet"/>
+      <w:lvlText w:val=""/>
+      <w:lvlJc w:val="left"/>
+      <w:pPr>
+        <w:tabs>
+          <w:tab w:val="num" w:pos="4320"/>
+        </w:tabs>
+        <w:ind w:left="4320" w:hanging="360"/>
+      </w:pPr>
+      <w:rPr>
+        <w:rFonts w:ascii="Wingdings" w:hAnsi="Wingdings" w:hint="default"/>
+        <w:sz w:val="20"/>
+      </w:rPr>
+    </w:lvl>
+    <w:lvl w:ilvl="6" w:tentative="1">
+      <w:start w:val="1"/>
+      <w:numFmt w:val="bullet"/>
+      <w:lvlText w:val=""/>
+      <w:lvlJc w:val="left"/>
+      <w:pPr>
+        <w:tabs>
+          <w:tab w:val="num" w:pos="5040"/>
+        </w:tabs>
+        <w:ind w:left="5040" w:hanging="360"/>
+      </w:pPr>
+      <w:rPr>
+        <w:rFonts w:ascii="Wingdings" w:hAnsi="Wingdings" w:hint="default"/>
+        <w:sz w:val="20"/>
+      </w:rPr>
+    </w:lvl>
+    <w:lvl w:ilvl="7" w:tentative="1">
+      <w:start w:val="1"/>
+      <w:numFmt w:val="bullet"/>
+      <w:lvlText w:val=""/>
+      <w:lvlJc w:val="left"/>
+      <w:pPr>
+        <w:tabs>
+          <w:tab w:val="num" w:pos="5760"/>
+        </w:tabs>
+        <w:ind w:left="5760" w:hanging="360"/>
+      </w:pPr>
+      <w:rPr>
+        <w:rFonts w:ascii="Wingdings" w:hAnsi="Wingdings" w:hint="default"/>
+        <w:sz w:val="20"/>
+      </w:rPr>
+    </w:lvl>
+    <w:lvl w:ilvl="8" w:tentative="1">
+      <w:start w:val="1"/>
+      <w:numFmt w:val="bullet"/>
+      <w:lvlText w:val=""/>
+      <w:lvlJc w:val="left"/>
+      <w:pPr>
+        <w:tabs>
+          <w:tab w:val="num" w:pos="6480"/>
+        </w:tabs>
+        <w:ind w:left="6480" w:hanging="360"/>
+      </w:pPr>
+      <w:rPr>
+        <w:rFonts w:ascii="Wingdings" w:hAnsi="Wingdings" w:hint="default"/>
+        <w:sz w:val="20"/>
+      </w:rPr>
+    </w:lvl>
+  </w:abstractNum>
+  <w:abstractNum w:abstractNumId="14" w15:restartNumberingAfterBreak="0">
+    <w:nsid w:val="45092EB0"/>
+    <w:multiLevelType w:val="multilevel"/>
+    <w:tmpl w:val="85E6560E"/>
+    <w:lvl w:ilvl="0">
+      <w:start w:val="1"/>
+      <w:numFmt w:val="bullet"/>
+      <w:lvlText w:val=""/>
+      <w:lvlJc w:val="left"/>
+      <w:pPr>
+        <w:tabs>
+          <w:tab w:val="num" w:pos="720"/>
+        </w:tabs>
+        <w:ind w:left="720" w:hanging="360"/>
+      </w:pPr>
+      <w:rPr>
+        <w:rFonts w:ascii="Symbol" w:hAnsi="Symbol" w:hint="default"/>
+        <w:sz w:val="20"/>
+      </w:rPr>
+    </w:lvl>
+    <w:lvl w:ilvl="1" w:tentative="1">
+      <w:start w:val="1"/>
+      <w:numFmt w:val="bullet"/>
+      <w:lvlText w:val="o"/>
+      <w:lvlJc w:val="left"/>
+      <w:pPr>
+        <w:tabs>
+          <w:tab w:val="num" w:pos="1440"/>
+        </w:tabs>
+        <w:ind w:left="1440" w:hanging="360"/>
+      </w:pPr>
+      <w:rPr>
+        <w:rFonts w:ascii="Courier New" w:hAnsi="Courier New" w:hint="default"/>
+        <w:sz w:val="20"/>
+      </w:rPr>
+    </w:lvl>
+    <w:lvl w:ilvl="2" w:tentative="1">
+      <w:start w:val="1"/>
+      <w:numFmt w:val="bullet"/>
+      <w:lvlText w:val=""/>
+      <w:lvlJc w:val="left"/>
+      <w:pPr>
+        <w:tabs>
+          <w:tab w:val="num" w:pos="2160"/>
+        </w:tabs>
+        <w:ind w:left="2160" w:hanging="360"/>
+      </w:pPr>
+      <w:rPr>
+        <w:rFonts w:ascii="Wingdings" w:hAnsi="Wingdings" w:hint="default"/>
+        <w:sz w:val="20"/>
+      </w:rPr>
+    </w:lvl>
+    <w:lvl w:ilvl="3" w:tentative="1">
+      <w:start w:val="1"/>
+      <w:numFmt w:val="bullet"/>
+      <w:lvlText w:val=""/>
+      <w:lvlJc w:val="left"/>
+      <w:pPr>
+        <w:tabs>
+          <w:tab w:val="num" w:pos="2880"/>
+        </w:tabs>
+        <w:ind w:left="2880" w:hanging="360"/>
+      </w:pPr>
+      <w:rPr>
+        <w:rFonts w:ascii="Wingdings" w:hAnsi="Wingdings" w:hint="default"/>
+        <w:sz w:val="20"/>
+      </w:rPr>
+    </w:lvl>
+    <w:lvl w:ilvl="4" w:tentative="1">
+      <w:start w:val="1"/>
+      <w:numFmt w:val="bullet"/>
+      <w:lvlText w:val=""/>
+      <w:lvlJc w:val="left"/>
+      <w:pPr>
+        <w:tabs>
+          <w:tab w:val="num" w:pos="3600"/>
+        </w:tabs>
+        <w:ind w:left="3600" w:hanging="360"/>
+      </w:pPr>
+      <w:rPr>
+        <w:rFonts w:ascii="Wingdings" w:hAnsi="Wingdings" w:hint="default"/>
+        <w:sz w:val="20"/>
+      </w:rPr>
+    </w:lvl>
+    <w:lvl w:ilvl="5" w:tentative="1">
+      <w:start w:val="1"/>
+      <w:numFmt w:val="bullet"/>
+      <w:lvlText w:val=""/>
+      <w:lvlJc w:val="left"/>
+      <w:pPr>
+        <w:tabs>
+          <w:tab w:val="num" w:pos="4320"/>
+        </w:tabs>
+        <w:ind w:left="4320" w:hanging="360"/>
+      </w:pPr>
+      <w:rPr>
+        <w:rFonts w:ascii="Wingdings" w:hAnsi="Wingdings" w:hint="default"/>
+        <w:sz w:val="20"/>
+      </w:rPr>
+    </w:lvl>
+    <w:lvl w:ilvl="6" w:tentative="1">
+      <w:start w:val="1"/>
+      <w:numFmt w:val="bullet"/>
+      <w:lvlText w:val=""/>
+      <w:lvlJc w:val="left"/>
+      <w:pPr>
+        <w:tabs>
+          <w:tab w:val="num" w:pos="5040"/>
+        </w:tabs>
+        <w:ind w:left="5040" w:hanging="360"/>
+      </w:pPr>
+      <w:rPr>
+        <w:rFonts w:ascii="Wingdings" w:hAnsi="Wingdings" w:hint="default"/>
+        <w:sz w:val="20"/>
+      </w:rPr>
+    </w:lvl>
+    <w:lvl w:ilvl="7" w:tentative="1">
+      <w:start w:val="1"/>
+      <w:numFmt w:val="bullet"/>
+      <w:lvlText w:val=""/>
+      <w:lvlJc w:val="left"/>
+      <w:pPr>
+        <w:tabs>
+          <w:tab w:val="num" w:pos="5760"/>
+        </w:tabs>
+        <w:ind w:left="5760" w:hanging="360"/>
+      </w:pPr>
+      <w:rPr>
+        <w:rFonts w:ascii="Wingdings" w:hAnsi="Wingdings" w:hint="default"/>
+        <w:sz w:val="20"/>
+      </w:rPr>
+    </w:lvl>
+    <w:lvl w:ilvl="8" w:tentative="1">
+      <w:start w:val="1"/>
+      <w:numFmt w:val="bullet"/>
+      <w:lvlText w:val=""/>
+      <w:lvlJc w:val="left"/>
+      <w:pPr>
+        <w:tabs>
+          <w:tab w:val="num" w:pos="6480"/>
+        </w:tabs>
+        <w:ind w:left="6480" w:hanging="360"/>
+      </w:pPr>
+      <w:rPr>
+        <w:rFonts w:ascii="Wingdings" w:hAnsi="Wingdings" w:hint="default"/>
+        <w:sz w:val="20"/>
+      </w:rPr>
+    </w:lvl>
+  </w:abstractNum>
+  <w:abstractNum w:abstractNumId="15" w15:restartNumberingAfterBreak="0">
+    <w:nsid w:val="4548274C"/>
+    <w:multiLevelType w:val="multilevel"/>
+    <w:tmpl w:val="80746610"/>
+    <w:lvl w:ilvl="0">
+      <w:start w:val="1"/>
+      <w:numFmt w:val="bullet"/>
+      <w:lvlText w:val=""/>
+      <w:lvlJc w:val="left"/>
+      <w:pPr>
+        <w:tabs>
+          <w:tab w:val="num" w:pos="720"/>
+        </w:tabs>
+        <w:ind w:left="720" w:hanging="360"/>
+      </w:pPr>
+      <w:rPr>
+        <w:rFonts w:ascii="Symbol" w:hAnsi="Symbol" w:hint="default"/>
+        <w:sz w:val="20"/>
+      </w:rPr>
+    </w:lvl>
+    <w:lvl w:ilvl="1" w:tentative="1">
+      <w:start w:val="1"/>
+      <w:numFmt w:val="bullet"/>
+      <w:lvlText w:val="o"/>
+      <w:lvlJc w:val="left"/>
+      <w:pPr>
+        <w:tabs>
+          <w:tab w:val="num" w:pos="1440"/>
+        </w:tabs>
+        <w:ind w:left="1440" w:hanging="360"/>
+      </w:pPr>
+      <w:rPr>
+        <w:rFonts w:ascii="Courier New" w:hAnsi="Courier New" w:hint="default"/>
+        <w:sz w:val="20"/>
+      </w:rPr>
+    </w:lvl>
+    <w:lvl w:ilvl="2" w:tentative="1">
+      <w:start w:val="1"/>
+      <w:numFmt w:val="bullet"/>
+      <w:lvlText w:val=""/>
+      <w:lvlJc w:val="left"/>
+      <w:pPr>
+        <w:tabs>
+          <w:tab w:val="num" w:pos="2160"/>
+        </w:tabs>
+        <w:ind w:left="2160" w:hanging="360"/>
+      </w:pPr>
+      <w:rPr>
+        <w:rFonts w:ascii="Wingdings" w:hAnsi="Wingdings" w:hint="default"/>
+        <w:sz w:val="20"/>
+      </w:rPr>
+    </w:lvl>
+    <w:lvl w:ilvl="3" w:tentative="1">
+      <w:start w:val="1"/>
+      <w:numFmt w:val="bullet"/>
+      <w:lvlText w:val=""/>
+      <w:lvlJc w:val="left"/>
+      <w:pPr>
+        <w:tabs>
+          <w:tab w:val="num" w:pos="2880"/>
+        </w:tabs>
+        <w:ind w:left="2880" w:hanging="360"/>
+      </w:pPr>
+      <w:rPr>
+        <w:rFonts w:ascii="Wingdings" w:hAnsi="Wingdings" w:hint="default"/>
+        <w:sz w:val="20"/>
+      </w:rPr>
+    </w:lvl>
+    <w:lvl w:ilvl="4" w:tentative="1">
+      <w:start w:val="1"/>
+      <w:numFmt w:val="bullet"/>
+      <w:lvlText w:val=""/>
+      <w:lvlJc w:val="left"/>
+      <w:pPr>
+        <w:tabs>
+          <w:tab w:val="num" w:pos="3600"/>
+        </w:tabs>
+        <w:ind w:left="3600" w:hanging="360"/>
+      </w:pPr>
+      <w:rPr>
+        <w:rFonts w:ascii="Wingdings" w:hAnsi="Wingdings" w:hint="default"/>
+        <w:sz w:val="20"/>
+      </w:rPr>
+    </w:lvl>
+    <w:lvl w:ilvl="5" w:tentative="1">
+      <w:start w:val="1"/>
+      <w:numFmt w:val="bullet"/>
+      <w:lvlText w:val=""/>
+      <w:lvlJc w:val="left"/>
+      <w:pPr>
+        <w:tabs>
+          <w:tab w:val="num" w:pos="4320"/>
+        </w:tabs>
+        <w:ind w:left="4320" w:hanging="360"/>
+      </w:pPr>
+      <w:rPr>
+        <w:rFonts w:ascii="Wingdings" w:hAnsi="Wingdings" w:hint="default"/>
+        <w:sz w:val="20"/>
+      </w:rPr>
+    </w:lvl>
+    <w:lvl w:ilvl="6" w:tentative="1">
+      <w:start w:val="1"/>
+      <w:numFmt w:val="bullet"/>
+      <w:lvlText w:val=""/>
+      <w:lvlJc w:val="left"/>
+      <w:pPr>
+        <w:tabs>
+          <w:tab w:val="num" w:pos="5040"/>
+        </w:tabs>
+        <w:ind w:left="5040" w:hanging="360"/>
+      </w:pPr>
+      <w:rPr>
+        <w:rFonts w:ascii="Wingdings" w:hAnsi="Wingdings" w:hint="default"/>
+        <w:sz w:val="20"/>
+      </w:rPr>
+    </w:lvl>
+    <w:lvl w:ilvl="7" w:tentative="1">
+      <w:start w:val="1"/>
+      <w:numFmt w:val="bullet"/>
+      <w:lvlText w:val=""/>
+      <w:lvlJc w:val="left"/>
+      <w:pPr>
+        <w:tabs>
+          <w:tab w:val="num" w:pos="5760"/>
+        </w:tabs>
+        <w:ind w:left="5760" w:hanging="360"/>
+      </w:pPr>
+      <w:rPr>
+        <w:rFonts w:ascii="Wingdings" w:hAnsi="Wingdings" w:hint="default"/>
+        <w:sz w:val="20"/>
+      </w:rPr>
+    </w:lvl>
+    <w:lvl w:ilvl="8" w:tentative="1">
+      <w:start w:val="1"/>
+      <w:numFmt w:val="bullet"/>
+      <w:lvlText w:val=""/>
+      <w:lvlJc w:val="left"/>
+      <w:pPr>
+        <w:tabs>
+          <w:tab w:val="num" w:pos="6480"/>
+        </w:tabs>
+        <w:ind w:left="6480" w:hanging="360"/>
+      </w:pPr>
+      <w:rPr>
+        <w:rFonts w:ascii="Wingdings" w:hAnsi="Wingdings" w:hint="default"/>
+        <w:sz w:val="20"/>
+      </w:rPr>
+    </w:lvl>
+  </w:abstractNum>
+  <w:abstractNum w:abstractNumId="16" w15:restartNumberingAfterBreak="0">
+    <w:nsid w:val="47124F0C"/>
+    <w:multiLevelType w:val="multilevel"/>
+    <w:tmpl w:val="6A50E99E"/>
+    <w:lvl w:ilvl="0">
+      <w:start w:val="1"/>
+      <w:numFmt w:val="decimal"/>
+      <w:lvlText w:val="%1."/>
+      <w:lvlJc w:val="left"/>
+      <w:pPr>
+        <w:tabs>
+          <w:tab w:val="num" w:pos="720"/>
+        </w:tabs>
+        <w:ind w:left="720" w:hanging="360"/>
+      </w:pPr>
+    </w:lvl>
+    <w:lvl w:ilvl="1" w:tentative="1">
+      <w:start w:val="1"/>
+      <w:numFmt w:val="decimal"/>
+      <w:lvlText w:val="%2."/>
+      <w:lvlJc w:val="left"/>
+      <w:pPr>
+        <w:tabs>
+          <w:tab w:val="num" w:pos="1440"/>
+        </w:tabs>
+        <w:ind w:left="1440" w:hanging="360"/>
+      </w:pPr>
+    </w:lvl>
+    <w:lvl w:ilvl="2" w:tentative="1">
+      <w:start w:val="1"/>
+      <w:numFmt w:val="decimal"/>
+      <w:lvlText w:val="%3."/>
+      <w:lvlJc w:val="left"/>
+      <w:pPr>
+        <w:tabs>
+          <w:tab w:val="num" w:pos="2160"/>
+        </w:tabs>
+        <w:ind w:left="2160" w:hanging="360"/>
+      </w:pPr>
+    </w:lvl>
+    <w:lvl w:ilvl="3" w:tentative="1">
+      <w:start w:val="1"/>
+      <w:numFmt w:val="decimal"/>
+      <w:lvlText w:val="%4."/>
+      <w:lvlJc w:val="left"/>
+      <w:pPr>
+        <w:tabs>
+          <w:tab w:val="num" w:pos="2880"/>
+        </w:tabs>
+        <w:ind w:left="2880" w:hanging="360"/>
+      </w:pPr>
+    </w:lvl>
+    <w:lvl w:ilvl="4" w:tentative="1">
+      <w:start w:val="1"/>
+      <w:numFmt w:val="decimal"/>
+      <w:lvlText w:val="%5."/>
+      <w:lvlJc w:val="left"/>
+      <w:pPr>
+        <w:tabs>
+          <w:tab w:val="num" w:pos="3600"/>
+        </w:tabs>
+        <w:ind w:left="3600" w:hanging="360"/>
+      </w:pPr>
+    </w:lvl>
+    <w:lvl w:ilvl="5" w:tentative="1">
+      <w:start w:val="1"/>
+      <w:numFmt w:val="decimal"/>
+      <w:lvlText w:val="%6."/>
+      <w:lvlJc w:val="left"/>
+      <w:pPr>
+        <w:tabs>
+          <w:tab w:val="num" w:pos="4320"/>
+        </w:tabs>
+        <w:ind w:left="4320" w:hanging="360"/>
+      </w:pPr>
+    </w:lvl>
+    <w:lvl w:ilvl="6" w:tentative="1">
+      <w:start w:val="1"/>
+      <w:numFmt w:val="decimal"/>
+      <w:lvlText w:val="%7."/>
+      <w:lvlJc w:val="left"/>
+      <w:pPr>
+        <w:tabs>
+          <w:tab w:val="num" w:pos="5040"/>
+        </w:tabs>
+        <w:ind w:left="5040" w:hanging="360"/>
+      </w:pPr>
+    </w:lvl>
+    <w:lvl w:ilvl="7" w:tentative="1">
+      <w:start w:val="1"/>
+      <w:numFmt w:val="decimal"/>
+      <w:lvlText w:val="%8."/>
+      <w:lvlJc w:val="left"/>
+      <w:pPr>
+        <w:tabs>
+          <w:tab w:val="num" w:pos="5760"/>
+        </w:tabs>
+        <w:ind w:left="5760" w:hanging="360"/>
+      </w:pPr>
+    </w:lvl>
+    <w:lvl w:ilvl="8" w:tentative="1">
+      <w:start w:val="1"/>
+      <w:numFmt w:val="decimal"/>
+      <w:lvlText w:val="%9."/>
+      <w:lvlJc w:val="left"/>
+      <w:pPr>
+        <w:tabs>
+          <w:tab w:val="num" w:pos="6480"/>
+        </w:tabs>
+        <w:ind w:left="6480" w:hanging="360"/>
+      </w:pPr>
+    </w:lvl>
+  </w:abstractNum>
+  <w:abstractNum w:abstractNumId="17" w15:restartNumberingAfterBreak="0">
+    <w:nsid w:val="50271CDE"/>
+    <w:multiLevelType w:val="multilevel"/>
+    <w:tmpl w:val="3C7CE542"/>
+    <w:lvl w:ilvl="0">
+      <w:start w:val="1"/>
+      <w:numFmt w:val="decimal"/>
+      <w:lvlText w:val="%1."/>
+      <w:lvlJc w:val="left"/>
+      <w:pPr>
+        <w:tabs>
+          <w:tab w:val="num" w:pos="720"/>
+        </w:tabs>
+        <w:ind w:left="720" w:hanging="360"/>
+      </w:pPr>
+    </w:lvl>
+    <w:lvl w:ilvl="1" w:tentative="1">
+      <w:start w:val="1"/>
+      <w:numFmt w:val="decimal"/>
+      <w:lvlText w:val="%2."/>
+      <w:lvlJc w:val="left"/>
+      <w:pPr>
+        <w:tabs>
+          <w:tab w:val="num" w:pos="1440"/>
+        </w:tabs>
+        <w:ind w:left="1440" w:hanging="360"/>
+      </w:pPr>
+    </w:lvl>
+    <w:lvl w:ilvl="2" w:tentative="1">
+      <w:start w:val="1"/>
+      <w:numFmt w:val="decimal"/>
+      <w:lvlText w:val="%3."/>
+      <w:lvlJc w:val="left"/>
+      <w:pPr>
+        <w:tabs>
+          <w:tab w:val="num" w:pos="2160"/>
+        </w:tabs>
+        <w:ind w:left="2160" w:hanging="360"/>
+      </w:pPr>
+    </w:lvl>
+    <w:lvl w:ilvl="3" w:tentative="1">
+      <w:start w:val="1"/>
+      <w:numFmt w:val="decimal"/>
+      <w:lvlText w:val="%4."/>
+      <w:lvlJc w:val="left"/>
+      <w:pPr>
+        <w:tabs>
+          <w:tab w:val="num" w:pos="2880"/>
+        </w:tabs>
+        <w:ind w:left="2880" w:hanging="360"/>
+      </w:pPr>
+    </w:lvl>
+    <w:lvl w:ilvl="4" w:tentative="1">
+      <w:start w:val="1"/>
+      <w:numFmt w:val="decimal"/>
+      <w:lvlText w:val="%5."/>
+      <w:lvlJc w:val="left"/>
+      <w:pPr>
+        <w:tabs>
+          <w:tab w:val="num" w:pos="3600"/>
+        </w:tabs>
+        <w:ind w:left="3600" w:hanging="360"/>
+      </w:pPr>
+    </w:lvl>
+    <w:lvl w:ilvl="5" w:tentative="1">
+      <w:start w:val="1"/>
+      <w:numFmt w:val="decimal"/>
+      <w:lvlText w:val="%6."/>
+      <w:lvlJc w:val="left"/>
+      <w:pPr>
+        <w:tabs>
+          <w:tab w:val="num" w:pos="4320"/>
+        </w:tabs>
+        <w:ind w:left="4320" w:hanging="360"/>
+      </w:pPr>
+    </w:lvl>
+    <w:lvl w:ilvl="6" w:tentative="1">
+      <w:start w:val="1"/>
+      <w:numFmt w:val="decimal"/>
+      <w:lvlText w:val="%7."/>
+      <w:lvlJc w:val="left"/>
+      <w:pPr>
+        <w:tabs>
+          <w:tab w:val="num" w:pos="5040"/>
+        </w:tabs>
+        <w:ind w:left="5040" w:hanging="360"/>
+      </w:pPr>
+    </w:lvl>
+    <w:lvl w:ilvl="7" w:tentative="1">
+      <w:start w:val="1"/>
+      <w:numFmt w:val="decimal"/>
+      <w:lvlText w:val="%8."/>
+      <w:lvlJc w:val="left"/>
+      <w:pPr>
+        <w:tabs>
+          <w:tab w:val="num" w:pos="5760"/>
+        </w:tabs>
+        <w:ind w:left="5760" w:hanging="360"/>
+      </w:pPr>
+    </w:lvl>
+    <w:lvl w:ilvl="8" w:tentative="1">
+      <w:start w:val="1"/>
+      <w:numFmt w:val="decimal"/>
+      <w:lvlText w:val="%9."/>
+      <w:lvlJc w:val="left"/>
+      <w:pPr>
+        <w:tabs>
+          <w:tab w:val="num" w:pos="6480"/>
+        </w:tabs>
+        <w:ind w:left="6480" w:hanging="360"/>
+      </w:pPr>
+    </w:lvl>
+  </w:abstractNum>
+  <w:abstractNum w:abstractNumId="18" w15:restartNumberingAfterBreak="0">
     <w:nsid w:val="58383231"/>
     <w:multiLevelType w:val="multilevel"/>
     <w:tmpl w:val="83A61842"/>
@@ -2215,7 +4877,7 @@
       </w:rPr>
     </w:lvl>
   </w:abstractNum>
-  <w:abstractNum w:abstractNumId="3" w15:restartNumberingAfterBreak="0">
+  <w:abstractNum w:abstractNumId="19" w15:restartNumberingAfterBreak="0">
     <w:nsid w:val="5ABB0B01"/>
     <w:multiLevelType w:val="multilevel"/>
     <w:tmpl w:val="AB16F0BE"/>
@@ -2364,7 +5026,454 @@
       </w:rPr>
     </w:lvl>
   </w:abstractNum>
-  <w:abstractNum w:abstractNumId="4" w15:restartNumberingAfterBreak="0">
+  <w:abstractNum w:abstractNumId="20" w15:restartNumberingAfterBreak="0">
+    <w:nsid w:val="5E4959B6"/>
+    <w:multiLevelType w:val="multilevel"/>
+    <w:tmpl w:val="A808B694"/>
+    <w:lvl w:ilvl="0">
+      <w:start w:val="1"/>
+      <w:numFmt w:val="bullet"/>
+      <w:lvlText w:val=""/>
+      <w:lvlJc w:val="left"/>
+      <w:pPr>
+        <w:tabs>
+          <w:tab w:val="num" w:pos="720"/>
+        </w:tabs>
+        <w:ind w:left="720" w:hanging="360"/>
+      </w:pPr>
+      <w:rPr>
+        <w:rFonts w:ascii="Symbol" w:hAnsi="Symbol" w:hint="default"/>
+        <w:sz w:val="20"/>
+      </w:rPr>
+    </w:lvl>
+    <w:lvl w:ilvl="1" w:tentative="1">
+      <w:start w:val="1"/>
+      <w:numFmt w:val="bullet"/>
+      <w:lvlText w:val="o"/>
+      <w:lvlJc w:val="left"/>
+      <w:pPr>
+        <w:tabs>
+          <w:tab w:val="num" w:pos="1440"/>
+        </w:tabs>
+        <w:ind w:left="1440" w:hanging="360"/>
+      </w:pPr>
+      <w:rPr>
+        <w:rFonts w:ascii="Courier New" w:hAnsi="Courier New" w:hint="default"/>
+        <w:sz w:val="20"/>
+      </w:rPr>
+    </w:lvl>
+    <w:lvl w:ilvl="2" w:tentative="1">
+      <w:start w:val="1"/>
+      <w:numFmt w:val="bullet"/>
+      <w:lvlText w:val=""/>
+      <w:lvlJc w:val="left"/>
+      <w:pPr>
+        <w:tabs>
+          <w:tab w:val="num" w:pos="2160"/>
+        </w:tabs>
+        <w:ind w:left="2160" w:hanging="360"/>
+      </w:pPr>
+      <w:rPr>
+        <w:rFonts w:ascii="Wingdings" w:hAnsi="Wingdings" w:hint="default"/>
+        <w:sz w:val="20"/>
+      </w:rPr>
+    </w:lvl>
+    <w:lvl w:ilvl="3" w:tentative="1">
+      <w:start w:val="1"/>
+      <w:numFmt w:val="bullet"/>
+      <w:lvlText w:val=""/>
+      <w:lvlJc w:val="left"/>
+      <w:pPr>
+        <w:tabs>
+          <w:tab w:val="num" w:pos="2880"/>
+        </w:tabs>
+        <w:ind w:left="2880" w:hanging="360"/>
+      </w:pPr>
+      <w:rPr>
+        <w:rFonts w:ascii="Wingdings" w:hAnsi="Wingdings" w:hint="default"/>
+        <w:sz w:val="20"/>
+      </w:rPr>
+    </w:lvl>
+    <w:lvl w:ilvl="4" w:tentative="1">
+      <w:start w:val="1"/>
+      <w:numFmt w:val="bullet"/>
+      <w:lvlText w:val=""/>
+      <w:lvlJc w:val="left"/>
+      <w:pPr>
+        <w:tabs>
+          <w:tab w:val="num" w:pos="3600"/>
+        </w:tabs>
+        <w:ind w:left="3600" w:hanging="360"/>
+      </w:pPr>
+      <w:rPr>
+        <w:rFonts w:ascii="Wingdings" w:hAnsi="Wingdings" w:hint="default"/>
+        <w:sz w:val="20"/>
+      </w:rPr>
+    </w:lvl>
+    <w:lvl w:ilvl="5" w:tentative="1">
+      <w:start w:val="1"/>
+      <w:numFmt w:val="bullet"/>
+      <w:lvlText w:val=""/>
+      <w:lvlJc w:val="left"/>
+      <w:pPr>
+        <w:tabs>
+          <w:tab w:val="num" w:pos="4320"/>
+        </w:tabs>
+        <w:ind w:left="4320" w:hanging="360"/>
+      </w:pPr>
+      <w:rPr>
+        <w:rFonts w:ascii="Wingdings" w:hAnsi="Wingdings" w:hint="default"/>
+        <w:sz w:val="20"/>
+      </w:rPr>
+    </w:lvl>
+    <w:lvl w:ilvl="6" w:tentative="1">
+      <w:start w:val="1"/>
+      <w:numFmt w:val="bullet"/>
+      <w:lvlText w:val=""/>
+      <w:lvlJc w:val="left"/>
+      <w:pPr>
+        <w:tabs>
+          <w:tab w:val="num" w:pos="5040"/>
+        </w:tabs>
+        <w:ind w:left="5040" w:hanging="360"/>
+      </w:pPr>
+      <w:rPr>
+        <w:rFonts w:ascii="Wingdings" w:hAnsi="Wingdings" w:hint="default"/>
+        <w:sz w:val="20"/>
+      </w:rPr>
+    </w:lvl>
+    <w:lvl w:ilvl="7" w:tentative="1">
+      <w:start w:val="1"/>
+      <w:numFmt w:val="bullet"/>
+      <w:lvlText w:val=""/>
+      <w:lvlJc w:val="left"/>
+      <w:pPr>
+        <w:tabs>
+          <w:tab w:val="num" w:pos="5760"/>
+        </w:tabs>
+        <w:ind w:left="5760" w:hanging="360"/>
+      </w:pPr>
+      <w:rPr>
+        <w:rFonts w:ascii="Wingdings" w:hAnsi="Wingdings" w:hint="default"/>
+        <w:sz w:val="20"/>
+      </w:rPr>
+    </w:lvl>
+    <w:lvl w:ilvl="8" w:tentative="1">
+      <w:start w:val="1"/>
+      <w:numFmt w:val="bullet"/>
+      <w:lvlText w:val=""/>
+      <w:lvlJc w:val="left"/>
+      <w:pPr>
+        <w:tabs>
+          <w:tab w:val="num" w:pos="6480"/>
+        </w:tabs>
+        <w:ind w:left="6480" w:hanging="360"/>
+      </w:pPr>
+      <w:rPr>
+        <w:rFonts w:ascii="Wingdings" w:hAnsi="Wingdings" w:hint="default"/>
+        <w:sz w:val="20"/>
+      </w:rPr>
+    </w:lvl>
+  </w:abstractNum>
+  <w:abstractNum w:abstractNumId="21" w15:restartNumberingAfterBreak="0">
+    <w:nsid w:val="60002AB9"/>
+    <w:multiLevelType w:val="multilevel"/>
+    <w:tmpl w:val="742641F4"/>
+    <w:lvl w:ilvl="0">
+      <w:start w:val="1"/>
+      <w:numFmt w:val="bullet"/>
+      <w:lvlText w:val=""/>
+      <w:lvlJc w:val="left"/>
+      <w:pPr>
+        <w:tabs>
+          <w:tab w:val="num" w:pos="720"/>
+        </w:tabs>
+        <w:ind w:left="720" w:hanging="360"/>
+      </w:pPr>
+      <w:rPr>
+        <w:rFonts w:ascii="Symbol" w:hAnsi="Symbol" w:hint="default"/>
+        <w:sz w:val="20"/>
+      </w:rPr>
+    </w:lvl>
+    <w:lvl w:ilvl="1" w:tentative="1">
+      <w:start w:val="1"/>
+      <w:numFmt w:val="bullet"/>
+      <w:lvlText w:val="o"/>
+      <w:lvlJc w:val="left"/>
+      <w:pPr>
+        <w:tabs>
+          <w:tab w:val="num" w:pos="1440"/>
+        </w:tabs>
+        <w:ind w:left="1440" w:hanging="360"/>
+      </w:pPr>
+      <w:rPr>
+        <w:rFonts w:ascii="Courier New" w:hAnsi="Courier New" w:hint="default"/>
+        <w:sz w:val="20"/>
+      </w:rPr>
+    </w:lvl>
+    <w:lvl w:ilvl="2" w:tentative="1">
+      <w:start w:val="1"/>
+      <w:numFmt w:val="bullet"/>
+      <w:lvlText w:val=""/>
+      <w:lvlJc w:val="left"/>
+      <w:pPr>
+        <w:tabs>
+          <w:tab w:val="num" w:pos="2160"/>
+        </w:tabs>
+        <w:ind w:left="2160" w:hanging="360"/>
+      </w:pPr>
+      <w:rPr>
+        <w:rFonts w:ascii="Wingdings" w:hAnsi="Wingdings" w:hint="default"/>
+        <w:sz w:val="20"/>
+      </w:rPr>
+    </w:lvl>
+    <w:lvl w:ilvl="3" w:tentative="1">
+      <w:start w:val="1"/>
+      <w:numFmt w:val="bullet"/>
+      <w:lvlText w:val=""/>
+      <w:lvlJc w:val="left"/>
+      <w:pPr>
+        <w:tabs>
+          <w:tab w:val="num" w:pos="2880"/>
+        </w:tabs>
+        <w:ind w:left="2880" w:hanging="360"/>
+      </w:pPr>
+      <w:rPr>
+        <w:rFonts w:ascii="Wingdings" w:hAnsi="Wingdings" w:hint="default"/>
+        <w:sz w:val="20"/>
+      </w:rPr>
+    </w:lvl>
+    <w:lvl w:ilvl="4" w:tentative="1">
+      <w:start w:val="1"/>
+      <w:numFmt w:val="bullet"/>
+      <w:lvlText w:val=""/>
+      <w:lvlJc w:val="left"/>
+      <w:pPr>
+        <w:tabs>
+          <w:tab w:val="num" w:pos="3600"/>
+        </w:tabs>
+        <w:ind w:left="3600" w:hanging="360"/>
+      </w:pPr>
+      <w:rPr>
+        <w:rFonts w:ascii="Wingdings" w:hAnsi="Wingdings" w:hint="default"/>
+        <w:sz w:val="20"/>
+      </w:rPr>
+    </w:lvl>
+    <w:lvl w:ilvl="5" w:tentative="1">
+      <w:start w:val="1"/>
+      <w:numFmt w:val="bullet"/>
+      <w:lvlText w:val=""/>
+      <w:lvlJc w:val="left"/>
+      <w:pPr>
+        <w:tabs>
+          <w:tab w:val="num" w:pos="4320"/>
+        </w:tabs>
+        <w:ind w:left="4320" w:hanging="360"/>
+      </w:pPr>
+      <w:rPr>
+        <w:rFonts w:ascii="Wingdings" w:hAnsi="Wingdings" w:hint="default"/>
+        <w:sz w:val="20"/>
+      </w:rPr>
+    </w:lvl>
+    <w:lvl w:ilvl="6" w:tentative="1">
+      <w:start w:val="1"/>
+      <w:numFmt w:val="bullet"/>
+      <w:lvlText w:val=""/>
+      <w:lvlJc w:val="left"/>
+      <w:pPr>
+        <w:tabs>
+          <w:tab w:val="num" w:pos="5040"/>
+        </w:tabs>
+        <w:ind w:left="5040" w:hanging="360"/>
+      </w:pPr>
+      <w:rPr>
+        <w:rFonts w:ascii="Wingdings" w:hAnsi="Wingdings" w:hint="default"/>
+        <w:sz w:val="20"/>
+      </w:rPr>
+    </w:lvl>
+    <w:lvl w:ilvl="7" w:tentative="1">
+      <w:start w:val="1"/>
+      <w:numFmt w:val="bullet"/>
+      <w:lvlText w:val=""/>
+      <w:lvlJc w:val="left"/>
+      <w:pPr>
+        <w:tabs>
+          <w:tab w:val="num" w:pos="5760"/>
+        </w:tabs>
+        <w:ind w:left="5760" w:hanging="360"/>
+      </w:pPr>
+      <w:rPr>
+        <w:rFonts w:ascii="Wingdings" w:hAnsi="Wingdings" w:hint="default"/>
+        <w:sz w:val="20"/>
+      </w:rPr>
+    </w:lvl>
+    <w:lvl w:ilvl="8" w:tentative="1">
+      <w:start w:val="1"/>
+      <w:numFmt w:val="bullet"/>
+      <w:lvlText w:val=""/>
+      <w:lvlJc w:val="left"/>
+      <w:pPr>
+        <w:tabs>
+          <w:tab w:val="num" w:pos="6480"/>
+        </w:tabs>
+        <w:ind w:left="6480" w:hanging="360"/>
+      </w:pPr>
+      <w:rPr>
+        <w:rFonts w:ascii="Wingdings" w:hAnsi="Wingdings" w:hint="default"/>
+        <w:sz w:val="20"/>
+      </w:rPr>
+    </w:lvl>
+  </w:abstractNum>
+  <w:abstractNum w:abstractNumId="22" w15:restartNumberingAfterBreak="0">
+    <w:nsid w:val="62B758F6"/>
+    <w:multiLevelType w:val="multilevel"/>
+    <w:tmpl w:val="50C61FC4"/>
+    <w:lvl w:ilvl="0">
+      <w:start w:val="1"/>
+      <w:numFmt w:val="bullet"/>
+      <w:lvlText w:val=""/>
+      <w:lvlJc w:val="left"/>
+      <w:pPr>
+        <w:tabs>
+          <w:tab w:val="num" w:pos="720"/>
+        </w:tabs>
+        <w:ind w:left="720" w:hanging="360"/>
+      </w:pPr>
+      <w:rPr>
+        <w:rFonts w:ascii="Symbol" w:hAnsi="Symbol" w:hint="default"/>
+        <w:sz w:val="20"/>
+      </w:rPr>
+    </w:lvl>
+    <w:lvl w:ilvl="1" w:tentative="1">
+      <w:start w:val="1"/>
+      <w:numFmt w:val="bullet"/>
+      <w:lvlText w:val="o"/>
+      <w:lvlJc w:val="left"/>
+      <w:pPr>
+        <w:tabs>
+          <w:tab w:val="num" w:pos="1440"/>
+        </w:tabs>
+        <w:ind w:left="1440" w:hanging="360"/>
+      </w:pPr>
+      <w:rPr>
+        <w:rFonts w:ascii="Courier New" w:hAnsi="Courier New" w:hint="default"/>
+        <w:sz w:val="20"/>
+      </w:rPr>
+    </w:lvl>
+    <w:lvl w:ilvl="2" w:tentative="1">
+      <w:start w:val="1"/>
+      <w:numFmt w:val="bullet"/>
+      <w:lvlText w:val=""/>
+      <w:lvlJc w:val="left"/>
+      <w:pPr>
+        <w:tabs>
+          <w:tab w:val="num" w:pos="2160"/>
+        </w:tabs>
+        <w:ind w:left="2160" w:hanging="360"/>
+      </w:pPr>
+      <w:rPr>
+        <w:rFonts w:ascii="Wingdings" w:hAnsi="Wingdings" w:hint="default"/>
+        <w:sz w:val="20"/>
+      </w:rPr>
+    </w:lvl>
+    <w:lvl w:ilvl="3" w:tentative="1">
+      <w:start w:val="1"/>
+      <w:numFmt w:val="bullet"/>
+      <w:lvlText w:val=""/>
+      <w:lvlJc w:val="left"/>
+      <w:pPr>
+        <w:tabs>
+          <w:tab w:val="num" w:pos="2880"/>
+        </w:tabs>
+        <w:ind w:left="2880" w:hanging="360"/>
+      </w:pPr>
+      <w:rPr>
+        <w:rFonts w:ascii="Wingdings" w:hAnsi="Wingdings" w:hint="default"/>
+        <w:sz w:val="20"/>
+      </w:rPr>
+    </w:lvl>
+    <w:lvl w:ilvl="4" w:tentative="1">
+      <w:start w:val="1"/>
+      <w:numFmt w:val="bullet"/>
+      <w:lvlText w:val=""/>
+      <w:lvlJc w:val="left"/>
+      <w:pPr>
+        <w:tabs>
+          <w:tab w:val="num" w:pos="3600"/>
+        </w:tabs>
+        <w:ind w:left="3600" w:hanging="360"/>
+      </w:pPr>
+      <w:rPr>
+        <w:rFonts w:ascii="Wingdings" w:hAnsi="Wingdings" w:hint="default"/>
+        <w:sz w:val="20"/>
+      </w:rPr>
+    </w:lvl>
+    <w:lvl w:ilvl="5" w:tentative="1">
+      <w:start w:val="1"/>
+      <w:numFmt w:val="bullet"/>
+      <w:lvlText w:val=""/>
+      <w:lvlJc w:val="left"/>
+      <w:pPr>
+        <w:tabs>
+          <w:tab w:val="num" w:pos="4320"/>
+        </w:tabs>
+        <w:ind w:left="4320" w:hanging="360"/>
+      </w:pPr>
+      <w:rPr>
+        <w:rFonts w:ascii="Wingdings" w:hAnsi="Wingdings" w:hint="default"/>
+        <w:sz w:val="20"/>
+      </w:rPr>
+    </w:lvl>
+    <w:lvl w:ilvl="6" w:tentative="1">
+      <w:start w:val="1"/>
+      <w:numFmt w:val="bullet"/>
+      <w:lvlText w:val=""/>
+      <w:lvlJc w:val="left"/>
+      <w:pPr>
+        <w:tabs>
+          <w:tab w:val="num" w:pos="5040"/>
+        </w:tabs>
+        <w:ind w:left="5040" w:hanging="360"/>
+      </w:pPr>
+      <w:rPr>
+        <w:rFonts w:ascii="Wingdings" w:hAnsi="Wingdings" w:hint="default"/>
+        <w:sz w:val="20"/>
+      </w:rPr>
+    </w:lvl>
+    <w:lvl w:ilvl="7" w:tentative="1">
+      <w:start w:val="1"/>
+      <w:numFmt w:val="bullet"/>
+      <w:lvlText w:val=""/>
+      <w:lvlJc w:val="left"/>
+      <w:pPr>
+        <w:tabs>
+          <w:tab w:val="num" w:pos="5760"/>
+        </w:tabs>
+        <w:ind w:left="5760" w:hanging="360"/>
+      </w:pPr>
+      <w:rPr>
+        <w:rFonts w:ascii="Wingdings" w:hAnsi="Wingdings" w:hint="default"/>
+        <w:sz w:val="20"/>
+      </w:rPr>
+    </w:lvl>
+    <w:lvl w:ilvl="8" w:tentative="1">
+      <w:start w:val="1"/>
+      <w:numFmt w:val="bullet"/>
+      <w:lvlText w:val=""/>
+      <w:lvlJc w:val="left"/>
+      <w:pPr>
+        <w:tabs>
+          <w:tab w:val="num" w:pos="6480"/>
+        </w:tabs>
+        <w:ind w:left="6480" w:hanging="360"/>
+      </w:pPr>
+      <w:rPr>
+        <w:rFonts w:ascii="Wingdings" w:hAnsi="Wingdings" w:hint="default"/>
+        <w:sz w:val="20"/>
+      </w:rPr>
+    </w:lvl>
+  </w:abstractNum>
+  <w:abstractNum w:abstractNumId="23" w15:restartNumberingAfterBreak="0">
     <w:nsid w:val="664111AE"/>
     <w:multiLevelType w:val="multilevel"/>
     <w:tmpl w:val="F9B8A2E2"/>
@@ -2513,7 +5622,305 @@
       </w:rPr>
     </w:lvl>
   </w:abstractNum>
-  <w:abstractNum w:abstractNumId="5" w15:restartNumberingAfterBreak="0">
+  <w:abstractNum w:abstractNumId="24" w15:restartNumberingAfterBreak="0">
+    <w:nsid w:val="68C3593F"/>
+    <w:multiLevelType w:val="multilevel"/>
+    <w:tmpl w:val="065E8C8E"/>
+    <w:lvl w:ilvl="0">
+      <w:start w:val="1"/>
+      <w:numFmt w:val="bullet"/>
+      <w:lvlText w:val=""/>
+      <w:lvlJc w:val="left"/>
+      <w:pPr>
+        <w:tabs>
+          <w:tab w:val="num" w:pos="720"/>
+        </w:tabs>
+        <w:ind w:left="720" w:hanging="360"/>
+      </w:pPr>
+      <w:rPr>
+        <w:rFonts w:ascii="Symbol" w:hAnsi="Symbol" w:hint="default"/>
+        <w:sz w:val="20"/>
+      </w:rPr>
+    </w:lvl>
+    <w:lvl w:ilvl="1" w:tentative="1">
+      <w:start w:val="1"/>
+      <w:numFmt w:val="bullet"/>
+      <w:lvlText w:val="o"/>
+      <w:lvlJc w:val="left"/>
+      <w:pPr>
+        <w:tabs>
+          <w:tab w:val="num" w:pos="1440"/>
+        </w:tabs>
+        <w:ind w:left="1440" w:hanging="360"/>
+      </w:pPr>
+      <w:rPr>
+        <w:rFonts w:ascii="Courier New" w:hAnsi="Courier New" w:hint="default"/>
+        <w:sz w:val="20"/>
+      </w:rPr>
+    </w:lvl>
+    <w:lvl w:ilvl="2" w:tentative="1">
+      <w:start w:val="1"/>
+      <w:numFmt w:val="bullet"/>
+      <w:lvlText w:val=""/>
+      <w:lvlJc w:val="left"/>
+      <w:pPr>
+        <w:tabs>
+          <w:tab w:val="num" w:pos="2160"/>
+        </w:tabs>
+        <w:ind w:left="2160" w:hanging="360"/>
+      </w:pPr>
+      <w:rPr>
+        <w:rFonts w:ascii="Wingdings" w:hAnsi="Wingdings" w:hint="default"/>
+        <w:sz w:val="20"/>
+      </w:rPr>
+    </w:lvl>
+    <w:lvl w:ilvl="3" w:tentative="1">
+      <w:start w:val="1"/>
+      <w:numFmt w:val="bullet"/>
+      <w:lvlText w:val=""/>
+      <w:lvlJc w:val="left"/>
+      <w:pPr>
+        <w:tabs>
+          <w:tab w:val="num" w:pos="2880"/>
+        </w:tabs>
+        <w:ind w:left="2880" w:hanging="360"/>
+      </w:pPr>
+      <w:rPr>
+        <w:rFonts w:ascii="Wingdings" w:hAnsi="Wingdings" w:hint="default"/>
+        <w:sz w:val="20"/>
+      </w:rPr>
+    </w:lvl>
+    <w:lvl w:ilvl="4" w:tentative="1">
+      <w:start w:val="1"/>
+      <w:numFmt w:val="bullet"/>
+      <w:lvlText w:val=""/>
+      <w:lvlJc w:val="left"/>
+      <w:pPr>
+        <w:tabs>
+          <w:tab w:val="num" w:pos="3600"/>
+        </w:tabs>
+        <w:ind w:left="3600" w:hanging="360"/>
+      </w:pPr>
+      <w:rPr>
+        <w:rFonts w:ascii="Wingdings" w:hAnsi="Wingdings" w:hint="default"/>
+        <w:sz w:val="20"/>
+      </w:rPr>
+    </w:lvl>
+    <w:lvl w:ilvl="5" w:tentative="1">
+      <w:start w:val="1"/>
+      <w:numFmt w:val="bullet"/>
+      <w:lvlText w:val=""/>
+      <w:lvlJc w:val="left"/>
+      <w:pPr>
+        <w:tabs>
+          <w:tab w:val="num" w:pos="4320"/>
+        </w:tabs>
+        <w:ind w:left="4320" w:hanging="360"/>
+      </w:pPr>
+      <w:rPr>
+        <w:rFonts w:ascii="Wingdings" w:hAnsi="Wingdings" w:hint="default"/>
+        <w:sz w:val="20"/>
+      </w:rPr>
+    </w:lvl>
+    <w:lvl w:ilvl="6" w:tentative="1">
+      <w:start w:val="1"/>
+      <w:numFmt w:val="bullet"/>
+      <w:lvlText w:val=""/>
+      <w:lvlJc w:val="left"/>
+      <w:pPr>
+        <w:tabs>
+          <w:tab w:val="num" w:pos="5040"/>
+        </w:tabs>
+        <w:ind w:left="5040" w:hanging="360"/>
+      </w:pPr>
+      <w:rPr>
+        <w:rFonts w:ascii="Wingdings" w:hAnsi="Wingdings" w:hint="default"/>
+        <w:sz w:val="20"/>
+      </w:rPr>
+    </w:lvl>
+    <w:lvl w:ilvl="7" w:tentative="1">
+      <w:start w:val="1"/>
+      <w:numFmt w:val="bullet"/>
+      <w:lvlText w:val=""/>
+      <w:lvlJc w:val="left"/>
+      <w:pPr>
+        <w:tabs>
+          <w:tab w:val="num" w:pos="5760"/>
+        </w:tabs>
+        <w:ind w:left="5760" w:hanging="360"/>
+      </w:pPr>
+      <w:rPr>
+        <w:rFonts w:ascii="Wingdings" w:hAnsi="Wingdings" w:hint="default"/>
+        <w:sz w:val="20"/>
+      </w:rPr>
+    </w:lvl>
+    <w:lvl w:ilvl="8" w:tentative="1">
+      <w:start w:val="1"/>
+      <w:numFmt w:val="bullet"/>
+      <w:lvlText w:val=""/>
+      <w:lvlJc w:val="left"/>
+      <w:pPr>
+        <w:tabs>
+          <w:tab w:val="num" w:pos="6480"/>
+        </w:tabs>
+        <w:ind w:left="6480" w:hanging="360"/>
+      </w:pPr>
+      <w:rPr>
+        <w:rFonts w:ascii="Wingdings" w:hAnsi="Wingdings" w:hint="default"/>
+        <w:sz w:val="20"/>
+      </w:rPr>
+    </w:lvl>
+  </w:abstractNum>
+  <w:abstractNum w:abstractNumId="25" w15:restartNumberingAfterBreak="0">
+    <w:nsid w:val="75F16E5A"/>
+    <w:multiLevelType w:val="multilevel"/>
+    <w:tmpl w:val="711A863C"/>
+    <w:lvl w:ilvl="0">
+      <w:start w:val="1"/>
+      <w:numFmt w:val="bullet"/>
+      <w:lvlText w:val=""/>
+      <w:lvlJc w:val="left"/>
+      <w:pPr>
+        <w:tabs>
+          <w:tab w:val="num" w:pos="720"/>
+        </w:tabs>
+        <w:ind w:left="720" w:hanging="360"/>
+      </w:pPr>
+      <w:rPr>
+        <w:rFonts w:ascii="Symbol" w:hAnsi="Symbol" w:hint="default"/>
+        <w:sz w:val="20"/>
+      </w:rPr>
+    </w:lvl>
+    <w:lvl w:ilvl="1" w:tentative="1">
+      <w:start w:val="1"/>
+      <w:numFmt w:val="bullet"/>
+      <w:lvlText w:val="o"/>
+      <w:lvlJc w:val="left"/>
+      <w:pPr>
+        <w:tabs>
+          <w:tab w:val="num" w:pos="1440"/>
+        </w:tabs>
+        <w:ind w:left="1440" w:hanging="360"/>
+      </w:pPr>
+      <w:rPr>
+        <w:rFonts w:ascii="Courier New" w:hAnsi="Courier New" w:hint="default"/>
+        <w:sz w:val="20"/>
+      </w:rPr>
+    </w:lvl>
+    <w:lvl w:ilvl="2" w:tentative="1">
+      <w:start w:val="1"/>
+      <w:numFmt w:val="bullet"/>
+      <w:lvlText w:val=""/>
+      <w:lvlJc w:val="left"/>
+      <w:pPr>
+        <w:tabs>
+          <w:tab w:val="num" w:pos="2160"/>
+        </w:tabs>
+        <w:ind w:left="2160" w:hanging="360"/>
+      </w:pPr>
+      <w:rPr>
+        <w:rFonts w:ascii="Wingdings" w:hAnsi="Wingdings" w:hint="default"/>
+        <w:sz w:val="20"/>
+      </w:rPr>
+    </w:lvl>
+    <w:lvl w:ilvl="3" w:tentative="1">
+      <w:start w:val="1"/>
+      <w:numFmt w:val="bullet"/>
+      <w:lvlText w:val=""/>
+      <w:lvlJc w:val="left"/>
+      <w:pPr>
+        <w:tabs>
+          <w:tab w:val="num" w:pos="2880"/>
+        </w:tabs>
+        <w:ind w:left="2880" w:hanging="360"/>
+      </w:pPr>
+      <w:rPr>
+        <w:rFonts w:ascii="Wingdings" w:hAnsi="Wingdings" w:hint="default"/>
+        <w:sz w:val="20"/>
+      </w:rPr>
+    </w:lvl>
+    <w:lvl w:ilvl="4" w:tentative="1">
+      <w:start w:val="1"/>
+      <w:numFmt w:val="bullet"/>
+      <w:lvlText w:val=""/>
+      <w:lvlJc w:val="left"/>
+      <w:pPr>
+        <w:tabs>
+          <w:tab w:val="num" w:pos="3600"/>
+        </w:tabs>
+        <w:ind w:left="3600" w:hanging="360"/>
+      </w:pPr>
+      <w:rPr>
+        <w:rFonts w:ascii="Wingdings" w:hAnsi="Wingdings" w:hint="default"/>
+        <w:sz w:val="20"/>
+      </w:rPr>
+    </w:lvl>
+    <w:lvl w:ilvl="5" w:tentative="1">
+      <w:start w:val="1"/>
+      <w:numFmt w:val="bullet"/>
+      <w:lvlText w:val=""/>
+      <w:lvlJc w:val="left"/>
+      <w:pPr>
+        <w:tabs>
+          <w:tab w:val="num" w:pos="4320"/>
+        </w:tabs>
+        <w:ind w:left="4320" w:hanging="360"/>
+      </w:pPr>
+      <w:rPr>
+        <w:rFonts w:ascii="Wingdings" w:hAnsi="Wingdings" w:hint="default"/>
+        <w:sz w:val="20"/>
+      </w:rPr>
+    </w:lvl>
+    <w:lvl w:ilvl="6" w:tentative="1">
+      <w:start w:val="1"/>
+      <w:numFmt w:val="bullet"/>
+      <w:lvlText w:val=""/>
+      <w:lvlJc w:val="left"/>
+      <w:pPr>
+        <w:tabs>
+          <w:tab w:val="num" w:pos="5040"/>
+        </w:tabs>
+        <w:ind w:left="5040" w:hanging="360"/>
+      </w:pPr>
+      <w:rPr>
+        <w:rFonts w:ascii="Wingdings" w:hAnsi="Wingdings" w:hint="default"/>
+        <w:sz w:val="20"/>
+      </w:rPr>
+    </w:lvl>
+    <w:lvl w:ilvl="7" w:tentative="1">
+      <w:start w:val="1"/>
+      <w:numFmt w:val="bullet"/>
+      <w:lvlText w:val=""/>
+      <w:lvlJc w:val="left"/>
+      <w:pPr>
+        <w:tabs>
+          <w:tab w:val="num" w:pos="5760"/>
+        </w:tabs>
+        <w:ind w:left="5760" w:hanging="360"/>
+      </w:pPr>
+      <w:rPr>
+        <w:rFonts w:ascii="Wingdings" w:hAnsi="Wingdings" w:hint="default"/>
+        <w:sz w:val="20"/>
+      </w:rPr>
+    </w:lvl>
+    <w:lvl w:ilvl="8" w:tentative="1">
+      <w:start w:val="1"/>
+      <w:numFmt w:val="bullet"/>
+      <w:lvlText w:val=""/>
+      <w:lvlJc w:val="left"/>
+      <w:pPr>
+        <w:tabs>
+          <w:tab w:val="num" w:pos="6480"/>
+        </w:tabs>
+        <w:ind w:left="6480" w:hanging="360"/>
+      </w:pPr>
+      <w:rPr>
+        <w:rFonts w:ascii="Wingdings" w:hAnsi="Wingdings" w:hint="default"/>
+        <w:sz w:val="20"/>
+      </w:rPr>
+    </w:lvl>
+  </w:abstractNum>
+  <w:abstractNum w:abstractNumId="26" w15:restartNumberingAfterBreak="0">
     <w:nsid w:val="76BE3345"/>
     <w:multiLevelType w:val="multilevel"/>
     <w:tmpl w:val="40DE0FBA"/>
@@ -2626,7 +6033,156 @@
       </w:pPr>
     </w:lvl>
   </w:abstractNum>
-  <w:abstractNum w:abstractNumId="6" w15:restartNumberingAfterBreak="0">
+  <w:abstractNum w:abstractNumId="27" w15:restartNumberingAfterBreak="0">
+    <w:nsid w:val="780942A7"/>
+    <w:multiLevelType w:val="multilevel"/>
+    <w:tmpl w:val="9194815E"/>
+    <w:lvl w:ilvl="0">
+      <w:start w:val="1"/>
+      <w:numFmt w:val="bullet"/>
+      <w:lvlText w:val=""/>
+      <w:lvlJc w:val="left"/>
+      <w:pPr>
+        <w:tabs>
+          <w:tab w:val="num" w:pos="720"/>
+        </w:tabs>
+        <w:ind w:left="720" w:hanging="360"/>
+      </w:pPr>
+      <w:rPr>
+        <w:rFonts w:ascii="Symbol" w:hAnsi="Symbol" w:hint="default"/>
+        <w:sz w:val="20"/>
+      </w:rPr>
+    </w:lvl>
+    <w:lvl w:ilvl="1" w:tentative="1">
+      <w:start w:val="1"/>
+      <w:numFmt w:val="bullet"/>
+      <w:lvlText w:val="o"/>
+      <w:lvlJc w:val="left"/>
+      <w:pPr>
+        <w:tabs>
+          <w:tab w:val="num" w:pos="1440"/>
+        </w:tabs>
+        <w:ind w:left="1440" w:hanging="360"/>
+      </w:pPr>
+      <w:rPr>
+        <w:rFonts w:ascii="Courier New" w:hAnsi="Courier New" w:hint="default"/>
+        <w:sz w:val="20"/>
+      </w:rPr>
+    </w:lvl>
+    <w:lvl w:ilvl="2" w:tentative="1">
+      <w:start w:val="1"/>
+      <w:numFmt w:val="bullet"/>
+      <w:lvlText w:val=""/>
+      <w:lvlJc w:val="left"/>
+      <w:pPr>
+        <w:tabs>
+          <w:tab w:val="num" w:pos="2160"/>
+        </w:tabs>
+        <w:ind w:left="2160" w:hanging="360"/>
+      </w:pPr>
+      <w:rPr>
+        <w:rFonts w:ascii="Wingdings" w:hAnsi="Wingdings" w:hint="default"/>
+        <w:sz w:val="20"/>
+      </w:rPr>
+    </w:lvl>
+    <w:lvl w:ilvl="3" w:tentative="1">
+      <w:start w:val="1"/>
+      <w:numFmt w:val="bullet"/>
+      <w:lvlText w:val=""/>
+      <w:lvlJc w:val="left"/>
+      <w:pPr>
+        <w:tabs>
+          <w:tab w:val="num" w:pos="2880"/>
+        </w:tabs>
+        <w:ind w:left="2880" w:hanging="360"/>
+      </w:pPr>
+      <w:rPr>
+        <w:rFonts w:ascii="Wingdings" w:hAnsi="Wingdings" w:hint="default"/>
+        <w:sz w:val="20"/>
+      </w:rPr>
+    </w:lvl>
+    <w:lvl w:ilvl="4" w:tentative="1">
+      <w:start w:val="1"/>
+      <w:numFmt w:val="bullet"/>
+      <w:lvlText w:val=""/>
+      <w:lvlJc w:val="left"/>
+      <w:pPr>
+        <w:tabs>
+          <w:tab w:val="num" w:pos="3600"/>
+        </w:tabs>
+        <w:ind w:left="3600" w:hanging="360"/>
+      </w:pPr>
+      <w:rPr>
+        <w:rFonts w:ascii="Wingdings" w:hAnsi="Wingdings" w:hint="default"/>
+        <w:sz w:val="20"/>
+      </w:rPr>
+    </w:lvl>
+    <w:lvl w:ilvl="5" w:tentative="1">
+      <w:start w:val="1"/>
+      <w:numFmt w:val="bullet"/>
+      <w:lvlText w:val=""/>
+      <w:lvlJc w:val="left"/>
+      <w:pPr>
+        <w:tabs>
+          <w:tab w:val="num" w:pos="4320"/>
+        </w:tabs>
+        <w:ind w:left="4320" w:hanging="360"/>
+      </w:pPr>
+      <w:rPr>
+        <w:rFonts w:ascii="Wingdings" w:hAnsi="Wingdings" w:hint="default"/>
+        <w:sz w:val="20"/>
+      </w:rPr>
+    </w:lvl>
+    <w:lvl w:ilvl="6" w:tentative="1">
+      <w:start w:val="1"/>
+      <w:numFmt w:val="bullet"/>
+      <w:lvlText w:val=""/>
+      <w:lvlJc w:val="left"/>
+      <w:pPr>
+        <w:tabs>
+          <w:tab w:val="num" w:pos="5040"/>
+        </w:tabs>
+        <w:ind w:left="5040" w:hanging="360"/>
+      </w:pPr>
+      <w:rPr>
+        <w:rFonts w:ascii="Wingdings" w:hAnsi="Wingdings" w:hint="default"/>
+        <w:sz w:val="20"/>
+      </w:rPr>
+    </w:lvl>
+    <w:lvl w:ilvl="7" w:tentative="1">
+      <w:start w:val="1"/>
+      <w:numFmt w:val="bullet"/>
+      <w:lvlText w:val=""/>
+      <w:lvlJc w:val="left"/>
+      <w:pPr>
+        <w:tabs>
+          <w:tab w:val="num" w:pos="5760"/>
+        </w:tabs>
+        <w:ind w:left="5760" w:hanging="360"/>
+      </w:pPr>
+      <w:rPr>
+        <w:rFonts w:ascii="Wingdings" w:hAnsi="Wingdings" w:hint="default"/>
+        <w:sz w:val="20"/>
+      </w:rPr>
+    </w:lvl>
+    <w:lvl w:ilvl="8" w:tentative="1">
+      <w:start w:val="1"/>
+      <w:numFmt w:val="bullet"/>
+      <w:lvlText w:val=""/>
+      <w:lvlJc w:val="left"/>
+      <w:pPr>
+        <w:tabs>
+          <w:tab w:val="num" w:pos="6480"/>
+        </w:tabs>
+        <w:ind w:left="6480" w:hanging="360"/>
+      </w:pPr>
+      <w:rPr>
+        <w:rFonts w:ascii="Wingdings" w:hAnsi="Wingdings" w:hint="default"/>
+        <w:sz w:val="20"/>
+      </w:rPr>
+    </w:lvl>
+  </w:abstractNum>
+  <w:abstractNum w:abstractNumId="28" w15:restartNumberingAfterBreak="0">
     <w:nsid w:val="79114CB3"/>
     <w:multiLevelType w:val="multilevel"/>
     <w:tmpl w:val="4A564978"/>
@@ -2775,26 +6331,244 @@
       </w:rPr>
     </w:lvl>
   </w:abstractNum>
+  <w:abstractNum w:abstractNumId="29" w15:restartNumberingAfterBreak="0">
+    <w:nsid w:val="7BF420EB"/>
+    <w:multiLevelType w:val="multilevel"/>
+    <w:tmpl w:val="30383866"/>
+    <w:lvl w:ilvl="0">
+      <w:start w:val="1"/>
+      <w:numFmt w:val="bullet"/>
+      <w:lvlText w:val=""/>
+      <w:lvlJc w:val="left"/>
+      <w:pPr>
+        <w:tabs>
+          <w:tab w:val="num" w:pos="720"/>
+        </w:tabs>
+        <w:ind w:left="720" w:hanging="360"/>
+      </w:pPr>
+      <w:rPr>
+        <w:rFonts w:ascii="Symbol" w:hAnsi="Symbol" w:hint="default"/>
+        <w:sz w:val="20"/>
+      </w:rPr>
+    </w:lvl>
+    <w:lvl w:ilvl="1" w:tentative="1">
+      <w:start w:val="1"/>
+      <w:numFmt w:val="bullet"/>
+      <w:lvlText w:val="o"/>
+      <w:lvlJc w:val="left"/>
+      <w:pPr>
+        <w:tabs>
+          <w:tab w:val="num" w:pos="1440"/>
+        </w:tabs>
+        <w:ind w:left="1440" w:hanging="360"/>
+      </w:pPr>
+      <w:rPr>
+        <w:rFonts w:ascii="Courier New" w:hAnsi="Courier New" w:hint="default"/>
+        <w:sz w:val="20"/>
+      </w:rPr>
+    </w:lvl>
+    <w:lvl w:ilvl="2" w:tentative="1">
+      <w:start w:val="1"/>
+      <w:numFmt w:val="bullet"/>
+      <w:lvlText w:val=""/>
+      <w:lvlJc w:val="left"/>
+      <w:pPr>
+        <w:tabs>
+          <w:tab w:val="num" w:pos="2160"/>
+        </w:tabs>
+        <w:ind w:left="2160" w:hanging="360"/>
+      </w:pPr>
+      <w:rPr>
+        <w:rFonts w:ascii="Wingdings" w:hAnsi="Wingdings" w:hint="default"/>
+        <w:sz w:val="20"/>
+      </w:rPr>
+    </w:lvl>
+    <w:lvl w:ilvl="3" w:tentative="1">
+      <w:start w:val="1"/>
+      <w:numFmt w:val="bullet"/>
+      <w:lvlText w:val=""/>
+      <w:lvlJc w:val="left"/>
+      <w:pPr>
+        <w:tabs>
+          <w:tab w:val="num" w:pos="2880"/>
+        </w:tabs>
+        <w:ind w:left="2880" w:hanging="360"/>
+      </w:pPr>
+      <w:rPr>
+        <w:rFonts w:ascii="Wingdings" w:hAnsi="Wingdings" w:hint="default"/>
+        <w:sz w:val="20"/>
+      </w:rPr>
+    </w:lvl>
+    <w:lvl w:ilvl="4" w:tentative="1">
+      <w:start w:val="1"/>
+      <w:numFmt w:val="bullet"/>
+      <w:lvlText w:val=""/>
+      <w:lvlJc w:val="left"/>
+      <w:pPr>
+        <w:tabs>
+          <w:tab w:val="num" w:pos="3600"/>
+        </w:tabs>
+        <w:ind w:left="3600" w:hanging="360"/>
+      </w:pPr>
+      <w:rPr>
+        <w:rFonts w:ascii="Wingdings" w:hAnsi="Wingdings" w:hint="default"/>
+        <w:sz w:val="20"/>
+      </w:rPr>
+    </w:lvl>
+    <w:lvl w:ilvl="5" w:tentative="1">
+      <w:start w:val="1"/>
+      <w:numFmt w:val="bullet"/>
+      <w:lvlText w:val=""/>
+      <w:lvlJc w:val="left"/>
+      <w:pPr>
+        <w:tabs>
+          <w:tab w:val="num" w:pos="4320"/>
+        </w:tabs>
+        <w:ind w:left="4320" w:hanging="360"/>
+      </w:pPr>
+      <w:rPr>
+        <w:rFonts w:ascii="Wingdings" w:hAnsi="Wingdings" w:hint="default"/>
+        <w:sz w:val="20"/>
+      </w:rPr>
+    </w:lvl>
+    <w:lvl w:ilvl="6" w:tentative="1">
+      <w:start w:val="1"/>
+      <w:numFmt w:val="bullet"/>
+      <w:lvlText w:val=""/>
+      <w:lvlJc w:val="left"/>
+      <w:pPr>
+        <w:tabs>
+          <w:tab w:val="num" w:pos="5040"/>
+        </w:tabs>
+        <w:ind w:left="5040" w:hanging="360"/>
+      </w:pPr>
+      <w:rPr>
+        <w:rFonts w:ascii="Wingdings" w:hAnsi="Wingdings" w:hint="default"/>
+        <w:sz w:val="20"/>
+      </w:rPr>
+    </w:lvl>
+    <w:lvl w:ilvl="7" w:tentative="1">
+      <w:start w:val="1"/>
+      <w:numFmt w:val="bullet"/>
+      <w:lvlText w:val=""/>
+      <w:lvlJc w:val="left"/>
+      <w:pPr>
+        <w:tabs>
+          <w:tab w:val="num" w:pos="5760"/>
+        </w:tabs>
+        <w:ind w:left="5760" w:hanging="360"/>
+      </w:pPr>
+      <w:rPr>
+        <w:rFonts w:ascii="Wingdings" w:hAnsi="Wingdings" w:hint="default"/>
+        <w:sz w:val="20"/>
+      </w:rPr>
+    </w:lvl>
+    <w:lvl w:ilvl="8" w:tentative="1">
+      <w:start w:val="1"/>
+      <w:numFmt w:val="bullet"/>
+      <w:lvlText w:val=""/>
+      <w:lvlJc w:val="left"/>
+      <w:pPr>
+        <w:tabs>
+          <w:tab w:val="num" w:pos="6480"/>
+        </w:tabs>
+        <w:ind w:left="6480" w:hanging="360"/>
+      </w:pPr>
+      <w:rPr>
+        <w:rFonts w:ascii="Wingdings" w:hAnsi="Wingdings" w:hint="default"/>
+        <w:sz w:val="20"/>
+      </w:rPr>
+    </w:lvl>
+  </w:abstractNum>
   <w:num w:numId="1" w16cid:durableId="79714018">
+    <w:abstractNumId w:val="1"/>
+  </w:num>
+  <w:num w:numId="2" w16cid:durableId="530607485">
+    <w:abstractNumId w:val="23"/>
+  </w:num>
+  <w:num w:numId="3" w16cid:durableId="606737835">
+    <w:abstractNumId w:val="10"/>
+  </w:num>
+  <w:num w:numId="4" w16cid:durableId="78718371">
+    <w:abstractNumId w:val="28"/>
+  </w:num>
+  <w:num w:numId="5" w16cid:durableId="1505784848">
+    <w:abstractNumId w:val="26"/>
+  </w:num>
+  <w:num w:numId="6" w16cid:durableId="202639482">
+    <w:abstractNumId w:val="18"/>
+  </w:num>
+  <w:num w:numId="7" w16cid:durableId="954874457">
+    <w:abstractNumId w:val="19"/>
+  </w:num>
+  <w:num w:numId="8" w16cid:durableId="1653606422">
+    <w:abstractNumId w:val="2"/>
+  </w:num>
+  <w:num w:numId="9" w16cid:durableId="530842210">
+    <w:abstractNumId w:val="3"/>
+  </w:num>
+  <w:num w:numId="10" w16cid:durableId="1558079536">
+    <w:abstractNumId w:val="21"/>
+  </w:num>
+  <w:num w:numId="11" w16cid:durableId="1882011816">
+    <w:abstractNumId w:val="8"/>
+  </w:num>
+  <w:num w:numId="12" w16cid:durableId="325405423">
+    <w:abstractNumId w:val="22"/>
+  </w:num>
+  <w:num w:numId="13" w16cid:durableId="1229263107">
+    <w:abstractNumId w:val="5"/>
+  </w:num>
+  <w:num w:numId="14" w16cid:durableId="92628116">
+    <w:abstractNumId w:val="29"/>
+  </w:num>
+  <w:num w:numId="15" w16cid:durableId="859661324">
+    <w:abstractNumId w:val="27"/>
+  </w:num>
+  <w:num w:numId="16" w16cid:durableId="1331564894">
+    <w:abstractNumId w:val="24"/>
+  </w:num>
+  <w:num w:numId="17" w16cid:durableId="493034789">
+    <w:abstractNumId w:val="12"/>
+  </w:num>
+  <w:num w:numId="18" w16cid:durableId="1816144867">
+    <w:abstractNumId w:val="16"/>
+  </w:num>
+  <w:num w:numId="19" w16cid:durableId="100729788">
+    <w:abstractNumId w:val="25"/>
+  </w:num>
+  <w:num w:numId="20" w16cid:durableId="958948911">
     <w:abstractNumId w:val="0"/>
   </w:num>
-  <w:num w:numId="2" w16cid:durableId="530607485">
+  <w:num w:numId="21" w16cid:durableId="1853297072">
+    <w:abstractNumId w:val="6"/>
+  </w:num>
+  <w:num w:numId="22" w16cid:durableId="689063505">
+    <w:abstractNumId w:val="9"/>
+  </w:num>
+  <w:num w:numId="23" w16cid:durableId="1642147888">
     <w:abstractNumId w:val="4"/>
   </w:num>
-  <w:num w:numId="3" w16cid:durableId="606737835">
-    <w:abstractNumId w:val="1"/>
+  <w:num w:numId="24" w16cid:durableId="1690639216">
+    <w:abstractNumId w:val="15"/>
   </w:num>
-  <w:num w:numId="4" w16cid:durableId="78718371">
-    <w:abstractNumId w:val="6"/>
+  <w:num w:numId="25" w16cid:durableId="1725986117">
+    <w:abstractNumId w:val="13"/>
   </w:num>
-  <w:num w:numId="5" w16cid:durableId="1505784848">
-    <w:abstractNumId w:val="5"/>
+  <w:num w:numId="26" w16cid:durableId="1791968160">
+    <w:abstractNumId w:val="17"/>
   </w:num>
-  <w:num w:numId="6" w16cid:durableId="202639482">
-    <w:abstractNumId w:val="2"/>
+  <w:num w:numId="27" w16cid:durableId="803277028">
+    <w:abstractNumId w:val="7"/>
   </w:num>
-  <w:num w:numId="7" w16cid:durableId="954874457">
-    <w:abstractNumId w:val="3"/>
+  <w:num w:numId="28" w16cid:durableId="1953391508">
+    <w:abstractNumId w:val="20"/>
+  </w:num>
+  <w:num w:numId="29" w16cid:durableId="427315613">
+    <w:abstractNumId w:val="11"/>
+  </w:num>
+  <w:num w:numId="30" w16cid:durableId="2001806115">
+    <w:abstractNumId w:val="14"/>
   </w:num>
 </w:numbering>
 </file>
@@ -2804,17 +6578,15 @@
   <w:docDefaults>
     <w:rPrDefault>
       <w:rPr>
-        <w:rFonts w:asciiTheme="minorHAnsi" w:eastAsiaTheme="minorHAnsi" w:hAnsiTheme="minorHAnsi" w:cstheme="minorBidi"/>
-        <w:kern w:val="2"/>
-        <w:sz w:val="24"/>
-        <w:szCs w:val="24"/>
+        <w:rFonts w:asciiTheme="minorHAnsi" w:eastAsiaTheme="minorEastAsia" w:hAnsiTheme="minorHAnsi" w:cstheme="minorBidi"/>
+        <w:sz w:val="21"/>
+        <w:szCs w:val="21"/>
         <w:lang w:val="en-IN" w:eastAsia="en-US" w:bidi="ar-SA"/>
-        <w14:ligatures w14:val="standardContextual"/>
       </w:rPr>
     </w:rPrDefault>
     <w:pPrDefault>
       <w:pPr>
-        <w:spacing w:after="160" w:line="278" w:lineRule="auto"/>
+        <w:spacing w:after="160" w:line="300" w:lineRule="auto"/>
       </w:pPr>
     </w:pPrDefault>
   </w:docDefaults>
@@ -3199,6 +6971,7 @@
   <w:style w:type="paragraph" w:default="1" w:styleId="Normal">
     <w:name w:val="Normal"/>
     <w:qFormat/>
+    <w:rsid w:val="00A0518D"/>
   </w:style>
   <w:style w:type="paragraph" w:styleId="Heading1">
     <w:name w:val="heading 1"/>
@@ -3207,11 +6980,12 @@
     <w:link w:val="Heading1Char"/>
     <w:uiPriority w:val="9"/>
     <w:qFormat/>
-    <w:rsid w:val="004D5A86"/>
+    <w:rsid w:val="00A0518D"/>
     <w:pPr>
       <w:keepNext/>
       <w:keepLines/>
-      <w:spacing w:before="360" w:after="80"/>
+      <w:spacing w:before="320" w:after="80" w:line="240" w:lineRule="auto"/>
+      <w:jc w:val="center"/>
       <w:outlineLvl w:val="0"/>
     </w:pPr>
     <w:rPr>
@@ -3229,16 +7003,16 @@
     <w:uiPriority w:val="9"/>
     <w:unhideWhenUsed/>
     <w:qFormat/>
-    <w:rsid w:val="004D5A86"/>
+    <w:rsid w:val="00A0518D"/>
     <w:pPr>
       <w:keepNext/>
       <w:keepLines/>
-      <w:spacing w:before="160" w:after="80"/>
+      <w:spacing w:before="160" w:after="40" w:line="240" w:lineRule="auto"/>
+      <w:jc w:val="center"/>
       <w:outlineLvl w:val="1"/>
     </w:pPr>
     <w:rPr>
       <w:rFonts w:asciiTheme="majorHAnsi" w:eastAsiaTheme="majorEastAsia" w:hAnsiTheme="majorHAnsi" w:cstheme="majorBidi"/>
-      <w:color w:val="0F4761" w:themeColor="accent1" w:themeShade="BF"/>
       <w:sz w:val="32"/>
       <w:szCs w:val="32"/>
     </w:rPr>
@@ -3252,18 +7026,17 @@
     <w:semiHidden/>
     <w:unhideWhenUsed/>
     <w:qFormat/>
-    <w:rsid w:val="004D5A86"/>
+    <w:rsid w:val="00A0518D"/>
     <w:pPr>
       <w:keepNext/>
       <w:keepLines/>
-      <w:spacing w:before="160" w:after="80"/>
+      <w:spacing w:before="160" w:after="0" w:line="240" w:lineRule="auto"/>
       <w:outlineLvl w:val="2"/>
     </w:pPr>
     <w:rPr>
-      <w:rFonts w:eastAsiaTheme="majorEastAsia" w:cstheme="majorBidi"/>
-      <w:color w:val="0F4761" w:themeColor="accent1" w:themeShade="BF"/>
-      <w:sz w:val="28"/>
-      <w:szCs w:val="28"/>
+      <w:rFonts w:asciiTheme="majorHAnsi" w:eastAsiaTheme="majorEastAsia" w:hAnsiTheme="majorHAnsi" w:cstheme="majorBidi"/>
+      <w:sz w:val="32"/>
+      <w:szCs w:val="32"/>
     </w:rPr>
   </w:style>
   <w:style w:type="paragraph" w:styleId="Heading4">
@@ -3275,18 +7048,19 @@
     <w:semiHidden/>
     <w:unhideWhenUsed/>
     <w:qFormat/>
-    <w:rsid w:val="004D5A86"/>
+    <w:rsid w:val="00A0518D"/>
     <w:pPr>
       <w:keepNext/>
       <w:keepLines/>
-      <w:spacing w:before="80" w:after="40"/>
+      <w:spacing w:before="80" w:after="0"/>
       <w:outlineLvl w:val="3"/>
     </w:pPr>
     <w:rPr>
-      <w:rFonts w:eastAsiaTheme="majorEastAsia" w:cstheme="majorBidi"/>
+      <w:rFonts w:asciiTheme="majorHAnsi" w:eastAsiaTheme="majorEastAsia" w:hAnsiTheme="majorHAnsi" w:cstheme="majorBidi"/>
       <w:i/>
       <w:iCs/>
-      <w:color w:val="0F4761" w:themeColor="accent1" w:themeShade="BF"/>
+      <w:sz w:val="30"/>
+      <w:szCs w:val="30"/>
     </w:rPr>
   </w:style>
   <w:style w:type="paragraph" w:styleId="Heading5">
@@ -3298,16 +7072,17 @@
     <w:semiHidden/>
     <w:unhideWhenUsed/>
     <w:qFormat/>
-    <w:rsid w:val="004D5A86"/>
+    <w:rsid w:val="00A0518D"/>
     <w:pPr>
       <w:keepNext/>
       <w:keepLines/>
-      <w:spacing w:before="80" w:after="40"/>
+      <w:spacing w:before="40" w:after="0"/>
       <w:outlineLvl w:val="4"/>
     </w:pPr>
     <w:rPr>
-      <w:rFonts w:eastAsiaTheme="majorEastAsia" w:cstheme="majorBidi"/>
-      <w:color w:val="0F4761" w:themeColor="accent1" w:themeShade="BF"/>
+      <w:rFonts w:asciiTheme="majorHAnsi" w:eastAsiaTheme="majorEastAsia" w:hAnsiTheme="majorHAnsi" w:cstheme="majorBidi"/>
+      <w:sz w:val="28"/>
+      <w:szCs w:val="28"/>
     </w:rPr>
   </w:style>
   <w:style w:type="paragraph" w:styleId="Heading6">
@@ -3319,7 +7094,7 @@
     <w:semiHidden/>
     <w:unhideWhenUsed/>
     <w:qFormat/>
-    <w:rsid w:val="004D5A86"/>
+    <w:rsid w:val="00A0518D"/>
     <w:pPr>
       <w:keepNext/>
       <w:keepLines/>
@@ -3327,10 +7102,11 @@
       <w:outlineLvl w:val="5"/>
     </w:pPr>
     <w:rPr>
-      <w:rFonts w:eastAsiaTheme="majorEastAsia" w:cstheme="majorBidi"/>
+      <w:rFonts w:asciiTheme="majorHAnsi" w:eastAsiaTheme="majorEastAsia" w:hAnsiTheme="majorHAnsi" w:cstheme="majorBidi"/>
       <w:i/>
       <w:iCs/>
-      <w:color w:val="595959" w:themeColor="text1" w:themeTint="A6"/>
+      <w:sz w:val="26"/>
+      <w:szCs w:val="26"/>
     </w:rPr>
   </w:style>
   <w:style w:type="paragraph" w:styleId="Heading7">
@@ -3342,7 +7118,7 @@
     <w:semiHidden/>
     <w:unhideWhenUsed/>
     <w:qFormat/>
-    <w:rsid w:val="004D5A86"/>
+    <w:rsid w:val="00A0518D"/>
     <w:pPr>
       <w:keepNext/>
       <w:keepLines/>
@@ -3350,8 +7126,9 @@
       <w:outlineLvl w:val="6"/>
     </w:pPr>
     <w:rPr>
-      <w:rFonts w:eastAsiaTheme="majorEastAsia" w:cstheme="majorBidi"/>
-      <w:color w:val="595959" w:themeColor="text1" w:themeTint="A6"/>
+      <w:rFonts w:asciiTheme="majorHAnsi" w:eastAsiaTheme="majorEastAsia" w:hAnsiTheme="majorHAnsi" w:cstheme="majorBidi"/>
+      <w:sz w:val="24"/>
+      <w:szCs w:val="24"/>
     </w:rPr>
   </w:style>
   <w:style w:type="paragraph" w:styleId="Heading8">
@@ -3363,18 +7140,19 @@
     <w:semiHidden/>
     <w:unhideWhenUsed/>
     <w:qFormat/>
-    <w:rsid w:val="004D5A86"/>
+    <w:rsid w:val="00A0518D"/>
     <w:pPr>
       <w:keepNext/>
       <w:keepLines/>
-      <w:spacing w:after="0"/>
+      <w:spacing w:before="40" w:after="0"/>
       <w:outlineLvl w:val="7"/>
     </w:pPr>
     <w:rPr>
-      <w:rFonts w:eastAsiaTheme="majorEastAsia" w:cstheme="majorBidi"/>
+      <w:rFonts w:asciiTheme="majorHAnsi" w:eastAsiaTheme="majorEastAsia" w:hAnsiTheme="majorHAnsi" w:cstheme="majorBidi"/>
       <w:i/>
       <w:iCs/>
-      <w:color w:val="272727" w:themeColor="text1" w:themeTint="D8"/>
+      <w:sz w:val="22"/>
+      <w:szCs w:val="22"/>
     </w:rPr>
   </w:style>
   <w:style w:type="paragraph" w:styleId="Heading9">
@@ -3386,16 +7164,18 @@
     <w:semiHidden/>
     <w:unhideWhenUsed/>
     <w:qFormat/>
-    <w:rsid w:val="004D5A86"/>
+    <w:rsid w:val="00A0518D"/>
     <w:pPr>
       <w:keepNext/>
       <w:keepLines/>
-      <w:spacing w:after="0"/>
+      <w:spacing w:before="40" w:after="0"/>
       <w:outlineLvl w:val="8"/>
     </w:pPr>
     <w:rPr>
-      <w:rFonts w:eastAsiaTheme="majorEastAsia" w:cstheme="majorBidi"/>
-      <w:color w:val="272727" w:themeColor="text1" w:themeTint="D8"/>
+      <w:b/>
+      <w:bCs/>
+      <w:i/>
+      <w:iCs/>
     </w:rPr>
   </w:style>
   <w:style w:type="character" w:default="1" w:styleId="DefaultParagraphFont">
@@ -3429,7 +7209,7 @@
     <w:basedOn w:val="DefaultParagraphFont"/>
     <w:link w:val="Heading1"/>
     <w:uiPriority w:val="9"/>
-    <w:rsid w:val="004D5A86"/>
+    <w:rsid w:val="00A0518D"/>
     <w:rPr>
       <w:rFonts w:asciiTheme="majorHAnsi" w:eastAsiaTheme="majorEastAsia" w:hAnsiTheme="majorHAnsi" w:cstheme="majorBidi"/>
       <w:color w:val="0F4761" w:themeColor="accent1" w:themeShade="BF"/>
@@ -3442,10 +7222,9 @@
     <w:basedOn w:val="DefaultParagraphFont"/>
     <w:link w:val="Heading2"/>
     <w:uiPriority w:val="9"/>
-    <w:rsid w:val="004D5A86"/>
+    <w:rsid w:val="00A0518D"/>
     <w:rPr>
       <w:rFonts w:asciiTheme="majorHAnsi" w:eastAsiaTheme="majorEastAsia" w:hAnsiTheme="majorHAnsi" w:cstheme="majorBidi"/>
-      <w:color w:val="0F4761" w:themeColor="accent1" w:themeShade="BF"/>
       <w:sz w:val="32"/>
       <w:szCs w:val="32"/>
     </w:rPr>
@@ -3456,12 +7235,11 @@
     <w:link w:val="Heading3"/>
     <w:uiPriority w:val="9"/>
     <w:semiHidden/>
-    <w:rsid w:val="004D5A86"/>
+    <w:rsid w:val="00A0518D"/>
     <w:rPr>
-      <w:rFonts w:eastAsiaTheme="majorEastAsia" w:cstheme="majorBidi"/>
-      <w:color w:val="0F4761" w:themeColor="accent1" w:themeShade="BF"/>
-      <w:sz w:val="28"/>
-      <w:szCs w:val="28"/>
+      <w:rFonts w:asciiTheme="majorHAnsi" w:eastAsiaTheme="majorEastAsia" w:hAnsiTheme="majorHAnsi" w:cstheme="majorBidi"/>
+      <w:sz w:val="32"/>
+      <w:szCs w:val="32"/>
     </w:rPr>
   </w:style>
   <w:style w:type="character" w:customStyle="1" w:styleId="Heading4Char">
@@ -3470,12 +7248,13 @@
     <w:link w:val="Heading4"/>
     <w:uiPriority w:val="9"/>
     <w:semiHidden/>
-    <w:rsid w:val="004D5A86"/>
+    <w:rsid w:val="00A0518D"/>
     <w:rPr>
-      <w:rFonts w:eastAsiaTheme="majorEastAsia" w:cstheme="majorBidi"/>
+      <w:rFonts w:asciiTheme="majorHAnsi" w:eastAsiaTheme="majorEastAsia" w:hAnsiTheme="majorHAnsi" w:cstheme="majorBidi"/>
       <w:i/>
       <w:iCs/>
-      <w:color w:val="0F4761" w:themeColor="accent1" w:themeShade="BF"/>
+      <w:sz w:val="30"/>
+      <w:szCs w:val="30"/>
     </w:rPr>
   </w:style>
   <w:style w:type="character" w:customStyle="1" w:styleId="Heading5Char">
@@ -3484,10 +7263,11 @@
     <w:link w:val="Heading5"/>
     <w:uiPriority w:val="9"/>
     <w:semiHidden/>
-    <w:rsid w:val="004D5A86"/>
+    <w:rsid w:val="00A0518D"/>
     <w:rPr>
-      <w:rFonts w:eastAsiaTheme="majorEastAsia" w:cstheme="majorBidi"/>
-      <w:color w:val="0F4761" w:themeColor="accent1" w:themeShade="BF"/>
+      <w:rFonts w:asciiTheme="majorHAnsi" w:eastAsiaTheme="majorEastAsia" w:hAnsiTheme="majorHAnsi" w:cstheme="majorBidi"/>
+      <w:sz w:val="28"/>
+      <w:szCs w:val="28"/>
     </w:rPr>
   </w:style>
   <w:style w:type="character" w:customStyle="1" w:styleId="Heading6Char">
@@ -3496,12 +7276,13 @@
     <w:link w:val="Heading6"/>
     <w:uiPriority w:val="9"/>
     <w:semiHidden/>
-    <w:rsid w:val="004D5A86"/>
+    <w:rsid w:val="00A0518D"/>
     <w:rPr>
-      <w:rFonts w:eastAsiaTheme="majorEastAsia" w:cstheme="majorBidi"/>
+      <w:rFonts w:asciiTheme="majorHAnsi" w:eastAsiaTheme="majorEastAsia" w:hAnsiTheme="majorHAnsi" w:cstheme="majorBidi"/>
       <w:i/>
       <w:iCs/>
-      <w:color w:val="595959" w:themeColor="text1" w:themeTint="A6"/>
+      <w:sz w:val="26"/>
+      <w:szCs w:val="26"/>
     </w:rPr>
   </w:style>
   <w:style w:type="character" w:customStyle="1" w:styleId="Heading7Char">
@@ -3510,10 +7291,11 @@
     <w:link w:val="Heading7"/>
     <w:uiPriority w:val="9"/>
     <w:semiHidden/>
-    <w:rsid w:val="004D5A86"/>
+    <w:rsid w:val="00A0518D"/>
     <w:rPr>
-      <w:rFonts w:eastAsiaTheme="majorEastAsia" w:cstheme="majorBidi"/>
-      <w:color w:val="595959" w:themeColor="text1" w:themeTint="A6"/>
+      <w:rFonts w:asciiTheme="majorHAnsi" w:eastAsiaTheme="majorEastAsia" w:hAnsiTheme="majorHAnsi" w:cstheme="majorBidi"/>
+      <w:sz w:val="24"/>
+      <w:szCs w:val="24"/>
     </w:rPr>
   </w:style>
   <w:style w:type="character" w:customStyle="1" w:styleId="Heading8Char">
@@ -3522,12 +7304,13 @@
     <w:link w:val="Heading8"/>
     <w:uiPriority w:val="9"/>
     <w:semiHidden/>
-    <w:rsid w:val="004D5A86"/>
+    <w:rsid w:val="00A0518D"/>
     <w:rPr>
-      <w:rFonts w:eastAsiaTheme="majorEastAsia" w:cstheme="majorBidi"/>
+      <w:rFonts w:asciiTheme="majorHAnsi" w:eastAsiaTheme="majorEastAsia" w:hAnsiTheme="majorHAnsi" w:cstheme="majorBidi"/>
       <w:i/>
       <w:iCs/>
-      <w:color w:val="272727" w:themeColor="text1" w:themeTint="D8"/>
+      <w:sz w:val="22"/>
+      <w:szCs w:val="22"/>
     </w:rPr>
   </w:style>
   <w:style w:type="character" w:customStyle="1" w:styleId="Heading9Char">
@@ -3536,10 +7319,12 @@
     <w:link w:val="Heading9"/>
     <w:uiPriority w:val="9"/>
     <w:semiHidden/>
-    <w:rsid w:val="004D5A86"/>
+    <w:rsid w:val="00A0518D"/>
     <w:rPr>
-      <w:rFonts w:eastAsiaTheme="majorEastAsia" w:cstheme="majorBidi"/>
-      <w:color w:val="272727" w:themeColor="text1" w:themeTint="D8"/>
+      <w:b/>
+      <w:bCs/>
+      <w:i/>
+      <w:iCs/>
     </w:rPr>
   </w:style>
   <w:style w:type="paragraph" w:styleId="Title">
@@ -3549,17 +7334,23 @@
     <w:link w:val="TitleChar"/>
     <w:uiPriority w:val="10"/>
     <w:qFormat/>
-    <w:rsid w:val="004D5A86"/>
+    <w:rsid w:val="00A0518D"/>
     <w:pPr>
-      <w:spacing w:after="80" w:line="240" w:lineRule="auto"/>
+      <w:pBdr>
+        <w:top w:val="single" w:sz="6" w:space="8" w:color="196B24" w:themeColor="accent3"/>
+        <w:bottom w:val="single" w:sz="6" w:space="8" w:color="196B24" w:themeColor="accent3"/>
+      </w:pBdr>
+      <w:spacing w:after="400" w:line="240" w:lineRule="auto"/>
       <w:contextualSpacing/>
+      <w:jc w:val="center"/>
     </w:pPr>
     <w:rPr>
       <w:rFonts w:asciiTheme="majorHAnsi" w:eastAsiaTheme="majorEastAsia" w:hAnsiTheme="majorHAnsi" w:cstheme="majorBidi"/>
-      <w:spacing w:val="-10"/>
-      <w:kern w:val="28"/>
-      <w:sz w:val="56"/>
-      <w:szCs w:val="56"/>
+      <w:caps/>
+      <w:color w:val="0E2841" w:themeColor="text2"/>
+      <w:spacing w:val="30"/>
+      <w:sz w:val="72"/>
+      <w:szCs w:val="72"/>
     </w:rPr>
   </w:style>
   <w:style w:type="character" w:customStyle="1" w:styleId="TitleChar">
@@ -3567,13 +7358,14 @@
     <w:basedOn w:val="DefaultParagraphFont"/>
     <w:link w:val="Title"/>
     <w:uiPriority w:val="10"/>
-    <w:rsid w:val="004D5A86"/>
+    <w:rsid w:val="00A0518D"/>
     <w:rPr>
       <w:rFonts w:asciiTheme="majorHAnsi" w:eastAsiaTheme="majorEastAsia" w:hAnsiTheme="majorHAnsi" w:cstheme="majorBidi"/>
-      <w:spacing w:val="-10"/>
-      <w:kern w:val="28"/>
-      <w:sz w:val="56"/>
-      <w:szCs w:val="56"/>
+      <w:caps/>
+      <w:color w:val="0E2841" w:themeColor="text2"/>
+      <w:spacing w:val="30"/>
+      <w:sz w:val="72"/>
+      <w:szCs w:val="72"/>
     </w:rPr>
   </w:style>
   <w:style w:type="paragraph" w:styleId="Subtitle">
@@ -3583,16 +7375,15 @@
     <w:link w:val="SubtitleChar"/>
     <w:uiPriority w:val="11"/>
     <w:qFormat/>
-    <w:rsid w:val="004D5A86"/>
+    <w:rsid w:val="00A0518D"/>
     <w:pPr>
       <w:numPr>
         <w:ilvl w:val="1"/>
       </w:numPr>
+      <w:jc w:val="center"/>
     </w:pPr>
     <w:rPr>
-      <w:rFonts w:eastAsiaTheme="majorEastAsia" w:cstheme="majorBidi"/>
-      <w:color w:val="595959" w:themeColor="text1" w:themeTint="A6"/>
-      <w:spacing w:val="15"/>
+      <w:color w:val="0E2841" w:themeColor="text2"/>
       <w:sz w:val="28"/>
       <w:szCs w:val="28"/>
     </w:rPr>
@@ -3602,11 +7393,9 @@
     <w:basedOn w:val="DefaultParagraphFont"/>
     <w:link w:val="Subtitle"/>
     <w:uiPriority w:val="11"/>
-    <w:rsid w:val="004D5A86"/>
+    <w:rsid w:val="00A0518D"/>
     <w:rPr>
-      <w:rFonts w:eastAsiaTheme="majorEastAsia" w:cstheme="majorBidi"/>
-      <w:color w:val="595959" w:themeColor="text1" w:themeTint="A6"/>
-      <w:spacing w:val="15"/>
+      <w:color w:val="0E2841" w:themeColor="text2"/>
       <w:sz w:val="28"/>
       <w:szCs w:val="28"/>
     </w:rPr>
@@ -3618,15 +7407,18 @@
     <w:link w:val="QuoteChar"/>
     <w:uiPriority w:val="29"/>
     <w:qFormat/>
-    <w:rsid w:val="004D5A86"/>
+    <w:rsid w:val="00A0518D"/>
     <w:pPr>
       <w:spacing w:before="160"/>
+      <w:ind w:left="720" w:right="720"/>
       <w:jc w:val="center"/>
     </w:pPr>
     <w:rPr>
       <w:i/>
       <w:iCs/>
-      <w:color w:val="404040" w:themeColor="text1" w:themeTint="BF"/>
+      <w:color w:val="124F1A" w:themeColor="accent3" w:themeShade="BF"/>
+      <w:sz w:val="24"/>
+      <w:szCs w:val="24"/>
     </w:rPr>
   </w:style>
   <w:style w:type="character" w:customStyle="1" w:styleId="QuoteChar">
@@ -3634,11 +7426,13 @@
     <w:basedOn w:val="DefaultParagraphFont"/>
     <w:link w:val="Quote"/>
     <w:uiPriority w:val="29"/>
-    <w:rsid w:val="004D5A86"/>
+    <w:rsid w:val="00A0518D"/>
     <w:rPr>
       <w:i/>
       <w:iCs/>
-      <w:color w:val="404040" w:themeColor="text1" w:themeTint="BF"/>
+      <w:color w:val="124F1A" w:themeColor="accent3" w:themeShade="BF"/>
+      <w:sz w:val="24"/>
+      <w:szCs w:val="24"/>
     </w:rPr>
   </w:style>
   <w:style w:type="paragraph" w:styleId="ListParagraph">
@@ -3657,11 +7451,13 @@
     <w:basedOn w:val="DefaultParagraphFont"/>
     <w:uiPriority w:val="21"/>
     <w:qFormat/>
-    <w:rsid w:val="004D5A86"/>
+    <w:rsid w:val="00A0518D"/>
     <w:rPr>
+      <w:b/>
+      <w:bCs/>
       <w:i/>
       <w:iCs/>
-      <w:color w:val="0F4761" w:themeColor="accent1" w:themeShade="BF"/>
+      <w:color w:val="auto"/>
     </w:rPr>
   </w:style>
   <w:style w:type="paragraph" w:styleId="IntenseQuote">
@@ -3671,20 +7467,18 @@
     <w:link w:val="IntenseQuoteChar"/>
     <w:uiPriority w:val="30"/>
     <w:qFormat/>
-    <w:rsid w:val="004D5A86"/>
+    <w:rsid w:val="00A0518D"/>
     <w:pPr>
-      <w:pBdr>
-        <w:top w:val="single" w:sz="4" w:space="10" w:color="0F4761" w:themeColor="accent1" w:themeShade="BF"/>
-        <w:bottom w:val="single" w:sz="4" w:space="10" w:color="0F4761" w:themeColor="accent1" w:themeShade="BF"/>
-      </w:pBdr>
-      <w:spacing w:before="360" w:after="360"/>
-      <w:ind w:left="864" w:right="864"/>
+      <w:spacing w:before="160" w:line="276" w:lineRule="auto"/>
+      <w:ind w:left="936" w:right="936"/>
       <w:jc w:val="center"/>
     </w:pPr>
     <w:rPr>
-      <w:i/>
-      <w:iCs/>
+      <w:rFonts w:asciiTheme="majorHAnsi" w:eastAsiaTheme="majorEastAsia" w:hAnsiTheme="majorHAnsi" w:cstheme="majorBidi"/>
+      <w:caps/>
       <w:color w:val="0F4761" w:themeColor="accent1" w:themeShade="BF"/>
+      <w:sz w:val="28"/>
+      <w:szCs w:val="28"/>
     </w:rPr>
   </w:style>
   <w:style w:type="character" w:customStyle="1" w:styleId="IntenseQuoteChar">
@@ -3692,11 +7486,13 @@
     <w:basedOn w:val="DefaultParagraphFont"/>
     <w:link w:val="IntenseQuote"/>
     <w:uiPriority w:val="30"/>
-    <w:rsid w:val="004D5A86"/>
+    <w:rsid w:val="00A0518D"/>
     <w:rPr>
-      <w:i/>
-      <w:iCs/>
+      <w:rFonts w:asciiTheme="majorHAnsi" w:eastAsiaTheme="majorEastAsia" w:hAnsiTheme="majorHAnsi" w:cstheme="majorBidi"/>
+      <w:caps/>
       <w:color w:val="0F4761" w:themeColor="accent1" w:themeShade="BF"/>
+      <w:sz w:val="28"/>
+      <w:szCs w:val="28"/>
     </w:rPr>
   </w:style>
   <w:style w:type="character" w:styleId="IntenseReference">
@@ -3704,14 +7500,121 @@
     <w:basedOn w:val="DefaultParagraphFont"/>
     <w:uiPriority w:val="32"/>
     <w:qFormat/>
-    <w:rsid w:val="004D5A86"/>
+    <w:rsid w:val="00A0518D"/>
     <w:rPr>
       <w:b/>
       <w:bCs/>
+      <w:caps w:val="0"/>
       <w:smallCaps/>
-      <w:color w:val="0F4761" w:themeColor="accent1" w:themeShade="BF"/>
-      <w:spacing w:val="5"/>
+      <w:color w:val="auto"/>
+      <w:spacing w:val="0"/>
+      <w:u w:val="single"/>
     </w:rPr>
+  </w:style>
+  <w:style w:type="paragraph" w:styleId="Caption">
+    <w:name w:val="caption"/>
+    <w:basedOn w:val="Normal"/>
+    <w:next w:val="Normal"/>
+    <w:uiPriority w:val="35"/>
+    <w:semiHidden/>
+    <w:unhideWhenUsed/>
+    <w:qFormat/>
+    <w:rsid w:val="00A0518D"/>
+    <w:pPr>
+      <w:spacing w:line="240" w:lineRule="auto"/>
+    </w:pPr>
+    <w:rPr>
+      <w:b/>
+      <w:bCs/>
+      <w:color w:val="404040" w:themeColor="text1" w:themeTint="BF"/>
+      <w:sz w:val="16"/>
+      <w:szCs w:val="16"/>
+    </w:rPr>
+  </w:style>
+  <w:style w:type="character" w:styleId="Strong">
+    <w:name w:val="Strong"/>
+    <w:basedOn w:val="DefaultParagraphFont"/>
+    <w:uiPriority w:val="22"/>
+    <w:qFormat/>
+    <w:rsid w:val="00A0518D"/>
+    <w:rPr>
+      <w:b/>
+      <w:bCs/>
+    </w:rPr>
+  </w:style>
+  <w:style w:type="character" w:styleId="Emphasis">
+    <w:name w:val="Emphasis"/>
+    <w:basedOn w:val="DefaultParagraphFont"/>
+    <w:uiPriority w:val="20"/>
+    <w:qFormat/>
+    <w:rsid w:val="00A0518D"/>
+    <w:rPr>
+      <w:i/>
+      <w:iCs/>
+      <w:color w:val="000000" w:themeColor="text1"/>
+    </w:rPr>
+  </w:style>
+  <w:style w:type="paragraph" w:styleId="NoSpacing">
+    <w:name w:val="No Spacing"/>
+    <w:uiPriority w:val="1"/>
+    <w:qFormat/>
+    <w:rsid w:val="00A0518D"/>
+    <w:pPr>
+      <w:spacing w:after="0" w:line="240" w:lineRule="auto"/>
+    </w:pPr>
+  </w:style>
+  <w:style w:type="character" w:styleId="SubtleEmphasis">
+    <w:name w:val="Subtle Emphasis"/>
+    <w:basedOn w:val="DefaultParagraphFont"/>
+    <w:uiPriority w:val="19"/>
+    <w:qFormat/>
+    <w:rsid w:val="00A0518D"/>
+    <w:rPr>
+      <w:i/>
+      <w:iCs/>
+      <w:color w:val="595959" w:themeColor="text1" w:themeTint="A6"/>
+    </w:rPr>
+  </w:style>
+  <w:style w:type="character" w:styleId="SubtleReference">
+    <w:name w:val="Subtle Reference"/>
+    <w:basedOn w:val="DefaultParagraphFont"/>
+    <w:uiPriority w:val="31"/>
+    <w:qFormat/>
+    <w:rsid w:val="00A0518D"/>
+    <w:rPr>
+      <w:caps w:val="0"/>
+      <w:smallCaps/>
+      <w:color w:val="404040" w:themeColor="text1" w:themeTint="BF"/>
+      <w:spacing w:val="0"/>
+      <w:u w:val="single" w:color="7F7F7F" w:themeColor="text1" w:themeTint="80"/>
+    </w:rPr>
+  </w:style>
+  <w:style w:type="character" w:styleId="BookTitle">
+    <w:name w:val="Book Title"/>
+    <w:basedOn w:val="DefaultParagraphFont"/>
+    <w:uiPriority w:val="33"/>
+    <w:qFormat/>
+    <w:rsid w:val="00A0518D"/>
+    <w:rPr>
+      <w:b/>
+      <w:bCs/>
+      <w:caps w:val="0"/>
+      <w:smallCaps/>
+      <w:spacing w:val="0"/>
+    </w:rPr>
+  </w:style>
+  <w:style w:type="paragraph" w:styleId="TOCHeading">
+    <w:name w:val="TOC Heading"/>
+    <w:basedOn w:val="Heading1"/>
+    <w:next w:val="Normal"/>
+    <w:uiPriority w:val="39"/>
+    <w:semiHidden/>
+    <w:unhideWhenUsed/>
+    <w:qFormat/>
+    <w:rsid w:val="00A0518D"/>
+    <w:pPr>
+      <w:outlineLvl w:val="9"/>
+    </w:pPr>
   </w:style>
 </w:styles>
 </file>
